--- a/docs/delivery/change-management-and-training.docx
+++ b/docs/delivery/change-management-and-training.docx
@@ -60,9 +60,214 @@
         </w:p>
       </w:sdtContent>
     </w:sdt>
+    <w:tbl>
+      <w:tblPr>
+        <w:tblStyle w:val="Table"/>
+        <w:tblW w:type="pct" w:w="5000"/>
+        <w:tblLook w:firstRow="1" w:lastRow="0" w:firstColumn="0" w:lastColumn="0" w:noHBand="0" w:noVBand="0" w:val="0020"/>
+        <w:jc w:val="start"/>
+      </w:tblPr>
+      <w:tblGrid>
+        <w:gridCol w:w="1584"/>
+        <w:gridCol w:w="1584"/>
+        <w:gridCol w:w="1584"/>
+        <w:gridCol w:w="1584"/>
+        <w:gridCol w:w="1584"/>
+      </w:tblGrid>
+      <w:tr>
+        <w:trPr>
+          <w:tblHeader w:val="true"/>
+          <w:tblHeader w:val="true"/>
+        </w:trPr>
+        <w:tc>
+          <w:tcPr>
+            <w:shd w:val="clear" w:color="auto" w:fill="213368"/>
+          </w:tcPr>
+          <w:p>
+            <w:pPr>
+              <w:pStyle w:val="Compact"/>
+              <w:spacing w:before="20" w:after="20"/>
+              <w:jc w:val="left"/>
+            </w:pPr>
+            <w:r>
+              <w:rPr>
+                <w:b/>
+                <w:color w:val="FFFFFF"/>
+                <w:sz w:val="17"/>
+              </w:rPr>
+              <w:t xml:space="preserve">Document</w:t>
+            </w:r>
+          </w:p>
+        </w:tc>
+        <w:tc>
+          <w:tcPr>
+            <w:shd w:val="clear" w:color="auto" w:fill="213368"/>
+          </w:tcPr>
+          <w:p>
+            <w:pPr>
+              <w:pStyle w:val="Compact"/>
+              <w:spacing w:before="20" w:after="20"/>
+              <w:jc w:val="left"/>
+            </w:pPr>
+            <w:r>
+              <w:rPr>
+                <w:b/>
+                <w:color w:val="FFFFFF"/>
+                <w:sz w:val="17"/>
+              </w:rPr>
+              <w:t xml:space="preserve">Version</w:t>
+            </w:r>
+          </w:p>
+        </w:tc>
+        <w:tc>
+          <w:tcPr>
+            <w:shd w:val="clear" w:color="auto" w:fill="213368"/>
+          </w:tcPr>
+          <w:p>
+            <w:pPr>
+              <w:pStyle w:val="Compact"/>
+              <w:spacing w:before="20" w:after="20"/>
+              <w:jc w:val="left"/>
+            </w:pPr>
+            <w:r>
+              <w:rPr>
+                <w:b/>
+                <w:color w:val="FFFFFF"/>
+                <w:sz w:val="17"/>
+              </w:rPr>
+              <w:t xml:space="preserve">Date</w:t>
+            </w:r>
+          </w:p>
+        </w:tc>
+        <w:tc>
+          <w:tcPr>
+            <w:shd w:val="clear" w:color="auto" w:fill="213368"/>
+          </w:tcPr>
+          <w:p>
+            <w:pPr>
+              <w:pStyle w:val="Compact"/>
+              <w:spacing w:before="20" w:after="20"/>
+              <w:jc w:val="left"/>
+            </w:pPr>
+            <w:r>
+              <w:rPr>
+                <w:b/>
+                <w:color w:val="FFFFFF"/>
+                <w:sz w:val="17"/>
+              </w:rPr>
+              <w:t xml:space="preserve">Owner</w:t>
+            </w:r>
+          </w:p>
+        </w:tc>
+        <w:tc>
+          <w:tcPr>
+            <w:shd w:val="clear" w:color="auto" w:fill="213368"/>
+          </w:tcPr>
+          <w:p>
+            <w:pPr>
+              <w:pStyle w:val="Compact"/>
+              <w:spacing w:before="20" w:after="20"/>
+              <w:jc w:val="left"/>
+            </w:pPr>
+            <w:r>
+              <w:rPr>
+                <w:b/>
+                <w:color w:val="FFFFFF"/>
+                <w:sz w:val="17"/>
+              </w:rPr>
+              <w:t xml:space="preserve">Status</w:t>
+            </w:r>
+          </w:p>
+        </w:tc>
+      </w:tr>
+      <w:tr>
+        <w:tc>
+          <w:tcPr/>
+          <w:p>
+            <w:pPr>
+              <w:pStyle w:val="Compact"/>
+              <w:spacing w:before="20" w:after="20"/>
+              <w:jc w:val="left"/>
+            </w:pPr>
+            <w:r>
+              <w:rPr>
+                <w:sz w:val="17"/>
+              </w:rPr>
+              <w:t xml:space="preserve">Change Management and Training Plan</w:t>
+            </w:r>
+          </w:p>
+        </w:tc>
+        <w:tc>
+          <w:tcPr>
+            <w:noWrap/>
+          </w:tcPr>
+          <w:p>
+            <w:pPr>
+              <w:pStyle w:val="Compact"/>
+              <w:spacing w:before="20" w:after="20"/>
+              <w:jc w:val="left"/>
+            </w:pPr>
+            <w:r>
+              <w:rPr>
+                <w:sz w:val="17"/>
+              </w:rPr>
+              <w:t xml:space="preserve">1.0</w:t>
+            </w:r>
+          </w:p>
+        </w:tc>
+        <w:tc>
+          <w:tcPr/>
+          <w:p>
+            <w:pPr>
+              <w:pStyle w:val="Compact"/>
+              <w:spacing w:before="20" w:after="20"/>
+              <w:jc w:val="left"/>
+            </w:pPr>
+            <w:r>
+              <w:rPr>
+                <w:sz w:val="17"/>
+              </w:rPr>
+              <w:t xml:space="preserve">07 October 2026</w:t>
+            </w:r>
+          </w:p>
+        </w:tc>
+        <w:tc>
+          <w:tcPr/>
+          <w:p>
+            <w:pPr>
+              <w:pStyle w:val="Compact"/>
+              <w:spacing w:before="20" w:after="20"/>
+              <w:jc w:val="left"/>
+            </w:pPr>
+            <w:r>
+              <w:rPr>
+                <w:sz w:val="17"/>
+              </w:rPr>
+              <w:t xml:space="preserve">iorta TechNXT — Business Analysis, with the TASCO Change Lead</w:t>
+            </w:r>
+          </w:p>
+        </w:tc>
+        <w:tc>
+          <w:tcPr/>
+          <w:p>
+            <w:pPr>
+              <w:pStyle w:val="Compact"/>
+              <w:spacing w:before="20" w:after="20"/>
+              <w:jc w:val="left"/>
+            </w:pPr>
+            <w:r>
+              <w:rPr>
+                <w:sz w:val="17"/>
+              </w:rPr>
+              <w:t xml:space="preserve">Issued for submission</w:t>
+            </w:r>
+          </w:p>
+        </w:tc>
+      </w:tr>
+    </w:tbl>
     <w:p>
       <w:pPr>
-        <w:pStyle w:val="FirstParagraph"/>
+        <w:pStyle w:val="BodyText"/>
       </w:pPr>
       <w:r>
         <w:t xml:space="preserve">This plan is about getting</w:t>
@@ -207,12 +412,14 @@
           <w:p>
             <w:pPr>
               <w:pStyle w:val="Compact"/>
+              <w:spacing w:before="20" w:after="20"/>
               <w:jc w:val="left"/>
             </w:pPr>
             <w:r>
               <w:rPr>
                 <w:b/>
                 <w:color w:val="FFFFFF"/>
+                <w:sz w:val="17"/>
               </w:rPr>
               <w:t xml:space="preserve">Stakeholder group</w:t>
             </w:r>
@@ -225,12 +432,14 @@
           <w:p>
             <w:pPr>
               <w:pStyle w:val="Compact"/>
+              <w:spacing w:before="20" w:after="20"/>
               <w:jc w:val="left"/>
             </w:pPr>
             <w:r>
               <w:rPr>
                 <w:b/>
                 <w:color w:val="FFFFFF"/>
+                <w:sz w:val="17"/>
               </w:rPr>
               <w:t xml:space="preserve">Today</w:t>
             </w:r>
@@ -243,12 +452,14 @@
           <w:p>
             <w:pPr>
               <w:pStyle w:val="Compact"/>
+              <w:spacing w:before="20" w:after="20"/>
               <w:jc w:val="left"/>
             </w:pPr>
             <w:r>
               <w:rPr>
                 <w:b/>
                 <w:color w:val="FFFFFF"/>
+                <w:sz w:val="17"/>
               </w:rPr>
               <w:t xml:space="preserve">Future (with platform)</w:t>
             </w:r>
@@ -261,12 +472,14 @@
           <w:p>
             <w:pPr>
               <w:pStyle w:val="Compact"/>
+              <w:spacing w:before="20" w:after="20"/>
               <w:jc w:val="left"/>
             </w:pPr>
             <w:r>
               <w:rPr>
                 <w:b/>
                 <w:color w:val="FFFFFF"/>
+                <w:sz w:val="17"/>
               </w:rPr>
               <w:t xml:space="preserve">Impact</w:t>
             </w:r>
@@ -279,12 +492,14 @@
           <w:p>
             <w:pPr>
               <w:pStyle w:val="Compact"/>
+              <w:spacing w:before="20" w:after="20"/>
               <w:jc w:val="left"/>
             </w:pPr>
             <w:r>
               <w:rPr>
                 <w:b/>
                 <w:color w:val="FFFFFF"/>
+                <w:sz w:val="17"/>
               </w:rPr>
               <w:t xml:space="preserve">Key concerns we expect</w:t>
             </w:r>
@@ -297,12 +512,14 @@
           <w:p>
             <w:pPr>
               <w:pStyle w:val="Compact"/>
+              <w:spacing w:before="20" w:after="20"/>
               <w:jc w:val="left"/>
             </w:pPr>
             <w:r>
               <w:rPr>
                 <w:b/>
                 <w:color w:val="FFFFFF"/>
+                <w:sz w:val="17"/>
               </w:rPr>
               <w:t xml:space="preserve">Roles in the platform</w:t>
             </w:r>
@@ -315,19 +532,27 @@
           <w:p>
             <w:pPr>
               <w:pStyle w:val="Compact"/>
+              <w:spacing w:before="20" w:after="20"/>
               <w:jc w:val="left"/>
             </w:pPr>
             <w:r>
               <w:rPr>
                 <w:bCs/>
                 <w:b/>
+                <w:sz w:val="17"/>
               </w:rPr>
               <w:t xml:space="preserve">Telesales agents</w:t>
             </w:r>
             <w:r>
+              <w:rPr>
+                <w:sz w:val="17"/>
+              </w:rPr>
               <w:t xml:space="preserve"> </w:t>
             </w:r>
             <w:r>
+              <w:rPr>
+                <w:sz w:val="17"/>
+              </w:rPr>
               <w:t xml:space="preserve">(VETC call centre / TASCO)</w:t>
             </w:r>
           </w:p>
@@ -337,9 +562,13 @@
           <w:p>
             <w:pPr>
               <w:pStyle w:val="Compact"/>
-              <w:jc w:val="left"/>
-            </w:pPr>
-            <w:r>
+              <w:spacing w:before="20" w:after="20"/>
+              <w:jc w:val="left"/>
+            </w:pPr>
+            <w:r>
+              <w:rPr>
+                <w:sz w:val="17"/>
+              </w:rPr>
               <w:t xml:space="preserve">Cold-call lists, little context, customers suspect scams, no visibility of expiry reliability</w:t>
             </w:r>
           </w:p>
@@ -349,24 +578,30 @@
           <w:p>
             <w:pPr>
               <w:pStyle w:val="Compact"/>
-              <w:jc w:val="left"/>
-            </w:pPr>
-            <w:r>
-              <w:t xml:space="preserve">Warm handoffs from the voice bot with verified plate, talking points and benefits. Inbox with claim/callback/won/lost. Regional data only. Send one-tap link instead of taking payment by phone.</w:t>
-            </w:r>
-          </w:p>
-        </w:tc>
-        <w:tc>
-          <w:tcPr/>
-          <w:p>
-            <w:pPr>
-              <w:pStyle w:val="Compact"/>
+              <w:spacing w:before="20" w:after="20"/>
+              <w:jc w:val="left"/>
+            </w:pPr>
+            <w:r>
+              <w:rPr>
+                <w:sz w:val="17"/>
+              </w:rPr>
+              <w:t xml:space="preserve">Warm handoffs from the voice bot with verified plate, talking points and benefits. Inbox with claim/callback/won/lost. Regional data only. Send the quote to the customer's VETC app: staff never take payment.</w:t>
+            </w:r>
+          </w:p>
+        </w:tc>
+        <w:tc>
+          <w:tcPr/>
+          <w:p>
+            <w:pPr>
+              <w:pStyle w:val="Compact"/>
+              <w:spacing w:before="20" w:after="20"/>
               <w:jc w:val="left"/>
             </w:pPr>
             <w:r>
               <w:rPr>
                 <w:bCs/>
                 <w:b/>
+                <w:sz w:val="17"/>
               </w:rPr>
               <w:t xml:space="preserve">H</w:t>
             </w:r>
@@ -377,9 +612,13 @@
           <w:p>
             <w:pPr>
               <w:pStyle w:val="Compact"/>
-              <w:jc w:val="left"/>
-            </w:pPr>
-            <w:r>
+              <w:spacing w:before="20" w:after="20"/>
+              <w:jc w:val="left"/>
+            </w:pPr>
+            <w:r>
+              <w:rPr>
+                <w:sz w:val="17"/>
+              </w:rPr>
               <w:t xml:space="preserve">"Will the bot replace me?" "More clicks?" "Will my commission be tracked?"</w:t>
             </w:r>
           </w:p>
@@ -389,11 +628,13 @@
           <w:p>
             <w:pPr>
               <w:pStyle w:val="Compact"/>
+              <w:spacing w:before="20" w:after="20"/>
               <w:jc w:val="left"/>
             </w:pPr>
             <w:r>
               <w:rPr>
                 <w:rStyle w:val="VerbatimChar"/>
+                <w:sz w:val="17"/>
               </w:rPr>
               <w:t xml:space="preserve">telesales_agent</w:t>
             </w:r>
@@ -406,12 +647,14 @@
           <w:p>
             <w:pPr>
               <w:pStyle w:val="Compact"/>
+              <w:spacing w:before="20" w:after="20"/>
               <w:jc w:val="left"/>
             </w:pPr>
             <w:r>
               <w:rPr>
                 <w:bCs/>
                 <w:b/>
+                <w:sz w:val="17"/>
               </w:rPr>
               <w:t xml:space="preserve">Telesales supervisors</w:t>
             </w:r>
@@ -422,9 +665,13 @@
           <w:p>
             <w:pPr>
               <w:pStyle w:val="Compact"/>
-              <w:jc w:val="left"/>
-            </w:pPr>
-            <w:r>
+              <w:spacing w:before="20" w:after="20"/>
+              <w:jc w:val="left"/>
+            </w:pPr>
+            <w:r>
+              <w:rPr>
+                <w:sz w:val="17"/>
+              </w:rPr>
               <w:t xml:space="preserve">Manual allocation, spreadsheets</w:t>
             </w:r>
           </w:p>
@@ -434,18 +681,26 @@
           <w:p>
             <w:pPr>
               <w:pStyle w:val="Compact"/>
-              <w:jc w:val="left"/>
-            </w:pPr>
-            <w:r>
+              <w:spacing w:before="20" w:after="20"/>
+              <w:jc w:val="left"/>
+            </w:pPr>
+            <w:r>
+              <w:rPr>
+                <w:sz w:val="17"/>
+              </w:rPr>
               <w:t xml:space="preserve">Queue oversight, assignment (</w:t>
             </w:r>
             <w:r>
               <w:rPr>
                 <w:rStyle w:val="VerbatimChar"/>
+                <w:sz w:val="17"/>
               </w:rPr>
               <w:t xml:space="preserve">handoff:assign</w:t>
             </w:r>
             <w:r>
+              <w:rPr>
+                <w:sz w:val="17"/>
+              </w:rPr>
               <w:t xml:space="preserve">), dashboards, SLA tracking</w:t>
             </w:r>
           </w:p>
@@ -455,12 +710,14 @@
           <w:p>
             <w:pPr>
               <w:pStyle w:val="Compact"/>
+              <w:spacing w:before="20" w:after="20"/>
               <w:jc w:val="left"/>
             </w:pPr>
             <w:r>
               <w:rPr>
                 <w:bCs/>
                 <w:b/>
+                <w:sz w:val="17"/>
               </w:rPr>
               <w:t xml:space="preserve">H</w:t>
             </w:r>
@@ -471,9 +728,13 @@
           <w:p>
             <w:pPr>
               <w:pStyle w:val="Compact"/>
-              <w:jc w:val="left"/>
-            </w:pPr>
-            <w:r>
+              <w:spacing w:before="20" w:after="20"/>
+              <w:jc w:val="left"/>
+            </w:pPr>
+            <w:r>
+              <w:rPr>
+                <w:sz w:val="17"/>
+              </w:rPr>
               <w:t xml:space="preserve">Loss of control, new KPIs</w:t>
             </w:r>
           </w:p>
@@ -483,11 +744,13 @@
           <w:p>
             <w:pPr>
               <w:pStyle w:val="Compact"/>
+              <w:spacing w:before="20" w:after="20"/>
               <w:jc w:val="left"/>
             </w:pPr>
             <w:r>
               <w:rPr>
                 <w:rStyle w:val="VerbatimChar"/>
+                <w:sz w:val="17"/>
               </w:rPr>
               <w:t xml:space="preserve">telesales_supervisor</w:t>
             </w:r>
@@ -500,12 +763,14 @@
           <w:p>
             <w:pPr>
               <w:pStyle w:val="Compact"/>
+              <w:spacing w:before="20" w:after="20"/>
               <w:jc w:val="left"/>
             </w:pPr>
             <w:r>
               <w:rPr>
                 <w:bCs/>
                 <w:b/>
+                <w:sz w:val="17"/>
               </w:rPr>
               <w:t xml:space="preserve">Campaign / marketing managers</w:t>
             </w:r>
@@ -516,9 +781,13 @@
           <w:p>
             <w:pPr>
               <w:pStyle w:val="Compact"/>
-              <w:jc w:val="left"/>
-            </w:pPr>
-            <w:r>
+              <w:spacing w:before="20" w:after="20"/>
+              <w:jc w:val="left"/>
+            </w:pPr>
+            <w:r>
+              <w:rPr>
+                <w:sz w:val="17"/>
+              </w:rPr>
               <w:t xml:space="preserve">Mass SMS, no frequency control</w:t>
             </w:r>
           </w:p>
@@ -528,9 +797,13 @@
           <w:p>
             <w:pPr>
               <w:pStyle w:val="Compact"/>
-              <w:jc w:val="left"/>
-            </w:pPr>
-            <w:r>
+              <w:spacing w:before="20" w:after="20"/>
+              <w:jc w:val="left"/>
+            </w:pPr>
+            <w:r>
+              <w:rPr>
+                <w:sz w:val="17"/>
+              </w:rPr>
               <w:t xml:space="preserve">Journeys with contact policy, triggers, voice campaigns, dashboards. Copy guard blocks discount wording.</w:t>
             </w:r>
           </w:p>
@@ -540,12 +813,14 @@
           <w:p>
             <w:pPr>
               <w:pStyle w:val="Compact"/>
+              <w:spacing w:before="20" w:after="20"/>
               <w:jc w:val="left"/>
             </w:pPr>
             <w:r>
               <w:rPr>
                 <w:bCs/>
                 <w:b/>
+                <w:sz w:val="17"/>
               </w:rPr>
               <w:t xml:space="preserve">H</w:t>
             </w:r>
@@ -556,9 +831,13 @@
           <w:p>
             <w:pPr>
               <w:pStyle w:val="Compact"/>
-              <w:jc w:val="left"/>
-            </w:pPr>
-            <w:r>
+              <w:spacing w:before="20" w:after="20"/>
+              <w:jc w:val="left"/>
+            </w:pPr>
+            <w:r>
+              <w:rPr>
+                <w:sz w:val="17"/>
+              </w:rPr>
               <w:t xml:space="preserve">"Rules restrict creativity", ZNS approval lead times</w:t>
             </w:r>
           </w:p>
@@ -568,11 +847,13 @@
           <w:p>
             <w:pPr>
               <w:pStyle w:val="Compact"/>
+              <w:spacing w:before="20" w:after="20"/>
               <w:jc w:val="left"/>
             </w:pPr>
             <w:r>
               <w:rPr>
                 <w:rStyle w:val="VerbatimChar"/>
+                <w:sz w:val="17"/>
               </w:rPr>
               <w:t xml:space="preserve">campaign_manager</w:t>
             </w:r>
@@ -585,12 +866,14 @@
           <w:p>
             <w:pPr>
               <w:pStyle w:val="Compact"/>
+              <w:spacing w:before="20" w:after="20"/>
               <w:jc w:val="left"/>
             </w:pPr>
             <w:r>
               <w:rPr>
                 <w:bCs/>
                 <w:b/>
+                <w:sz w:val="17"/>
               </w:rPr>
               <w:t xml:space="preserve">Product and pricing (rule authors)</w:t>
             </w:r>
@@ -601,9 +884,13 @@
           <w:p>
             <w:pPr>
               <w:pStyle w:val="Compact"/>
-              <w:jc w:val="left"/>
-            </w:pPr>
-            <w:r>
+              <w:spacing w:before="20" w:after="20"/>
+              <w:jc w:val="left"/>
+            </w:pPr>
+            <w:r>
+              <w:rPr>
+                <w:sz w:val="17"/>
+              </w:rPr>
               <w:t xml:space="preserve">Requests to IT for changes</w:t>
             </w:r>
           </w:p>
@@ -613,9 +900,13 @@
           <w:p>
             <w:pPr>
               <w:pStyle w:val="Compact"/>
-              <w:jc w:val="left"/>
-            </w:pPr>
-            <w:r>
+              <w:spacing w:before="20" w:after="20"/>
+              <w:jc w:val="left"/>
+            </w:pPr>
+            <w:r>
+              <w:rPr>
+                <w:sz w:val="17"/>
+              </w:rPr>
               <w:t xml:space="preserve">Draft, validate and simulate rule sets themselves</w:t>
             </w:r>
           </w:p>
@@ -625,12 +916,14 @@
           <w:p>
             <w:pPr>
               <w:pStyle w:val="Compact"/>
+              <w:spacing w:before="20" w:after="20"/>
               <w:jc w:val="left"/>
             </w:pPr>
             <w:r>
               <w:rPr>
                 <w:bCs/>
                 <w:b/>
+                <w:sz w:val="17"/>
               </w:rPr>
               <w:t xml:space="preserve">M</w:t>
             </w:r>
@@ -641,9 +934,13 @@
           <w:p>
             <w:pPr>
               <w:pStyle w:val="Compact"/>
-              <w:jc w:val="left"/>
-            </w:pPr>
-            <w:r>
+              <w:spacing w:before="20" w:after="20"/>
+              <w:jc w:val="left"/>
+            </w:pPr>
+            <w:r>
+              <w:rPr>
+                <w:sz w:val="17"/>
+              </w:rPr>
               <w:t xml:space="preserve">Fear of breaking production</w:t>
             </w:r>
           </w:p>
@@ -653,11 +950,13 @@
           <w:p>
             <w:pPr>
               <w:pStyle w:val="Compact"/>
+              <w:spacing w:before="20" w:after="20"/>
               <w:jc w:val="left"/>
             </w:pPr>
             <w:r>
               <w:rPr>
                 <w:rStyle w:val="VerbatimChar"/>
+                <w:sz w:val="17"/>
               </w:rPr>
               <w:t xml:space="preserve">rule_author</w:t>
             </w:r>
@@ -670,12 +969,14 @@
           <w:p>
             <w:pPr>
               <w:pStyle w:val="Compact"/>
+              <w:spacing w:before="20" w:after="20"/>
               <w:jc w:val="left"/>
             </w:pPr>
             <w:r>
               <w:rPr>
                 <w:bCs/>
                 <w:b/>
+                <w:sz w:val="17"/>
               </w:rPr>
               <w:t xml:space="preserve">Compliance / legal (approvers)</w:t>
             </w:r>
@@ -686,9 +987,13 @@
           <w:p>
             <w:pPr>
               <w:pStyle w:val="Compact"/>
-              <w:jc w:val="left"/>
-            </w:pPr>
-            <w:r>
+              <w:spacing w:before="20" w:after="20"/>
+              <w:jc w:val="left"/>
+            </w:pPr>
+            <w:r>
+              <w:rPr>
+                <w:sz w:val="17"/>
+              </w:rPr>
               <w:t xml:space="preserve">After-the-fact review</w:t>
             </w:r>
           </w:p>
@@ -698,24 +1003,30 @@
           <w:p>
             <w:pPr>
               <w:pStyle w:val="Compact"/>
-              <w:jc w:val="left"/>
-            </w:pPr>
-            <w:r>
-              <w:t xml:space="preserve">Pre-approval (maker-checker), audit search, DSAR, governance dashboard</w:t>
-            </w:r>
-          </w:p>
-        </w:tc>
-        <w:tc>
-          <w:tcPr/>
-          <w:p>
-            <w:pPr>
-              <w:pStyle w:val="Compact"/>
+              <w:spacing w:before="20" w:after="20"/>
+              <w:jc w:val="left"/>
+            </w:pPr>
+            <w:r>
+              <w:rPr>
+                <w:sz w:val="17"/>
+              </w:rPr>
+              <w:t xml:space="preserve">Pre-approval (maker-checker), audit search, DSAR, governance figures</w:t>
+            </w:r>
+          </w:p>
+        </w:tc>
+        <w:tc>
+          <w:tcPr/>
+          <w:p>
+            <w:pPr>
+              <w:pStyle w:val="Compact"/>
+              <w:spacing w:before="20" w:after="20"/>
               <w:jc w:val="left"/>
             </w:pPr>
             <w:r>
               <w:rPr>
                 <w:bCs/>
                 <w:b/>
+                <w:sz w:val="17"/>
               </w:rPr>
               <w:t xml:space="preserve">M</w:t>
             </w:r>
@@ -726,9 +1037,13 @@
           <w:p>
             <w:pPr>
               <w:pStyle w:val="Compact"/>
-              <w:jc w:val="left"/>
-            </w:pPr>
-            <w:r>
+              <w:spacing w:before="20" w:after="20"/>
+              <w:jc w:val="left"/>
+            </w:pPr>
+            <w:r>
+              <w:rPr>
+                <w:sz w:val="17"/>
+              </w:rPr>
               <w:t xml:space="preserve">Workload, accountability</w:t>
             </w:r>
           </w:p>
@@ -738,23 +1053,32 @@
           <w:p>
             <w:pPr>
               <w:pStyle w:val="Compact"/>
+              <w:spacing w:before="20" w:after="20"/>
               <w:jc w:val="left"/>
             </w:pPr>
             <w:r>
               <w:rPr>
                 <w:rStyle w:val="VerbatimChar"/>
+                <w:sz w:val="17"/>
               </w:rPr>
               <w:t xml:space="preserve">rule_approver</w:t>
             </w:r>
             <w:r>
+              <w:rPr>
+                <w:sz w:val="17"/>
+              </w:rPr>
               <w:t xml:space="preserve">,</w:t>
             </w:r>
             <w:r>
+              <w:rPr>
+                <w:sz w:val="17"/>
+              </w:rPr>
               <w:t xml:space="preserve"> </w:t>
             </w:r>
             <w:r>
               <w:rPr>
                 <w:rStyle w:val="VerbatimChar"/>
+                <w:sz w:val="17"/>
               </w:rPr>
               <w:t xml:space="preserve">compliance_officer</w:t>
             </w:r>
@@ -767,12 +1091,14 @@
           <w:p>
             <w:pPr>
               <w:pStyle w:val="Compact"/>
+              <w:spacing w:before="20" w:after="20"/>
               <w:jc w:val="left"/>
             </w:pPr>
             <w:r>
               <w:rPr>
                 <w:bCs/>
                 <w:b/>
+                <w:sz w:val="17"/>
               </w:rPr>
               <w:t xml:space="preserve">Data stewards</w:t>
             </w:r>
@@ -783,9 +1109,13 @@
           <w:p>
             <w:pPr>
               <w:pStyle w:val="Compact"/>
-              <w:jc w:val="left"/>
-            </w:pPr>
-            <w:r>
+              <w:spacing w:before="20" w:after="20"/>
+              <w:jc w:val="left"/>
+            </w:pPr>
+            <w:r>
+              <w:rPr>
+                <w:sz w:val="17"/>
+              </w:rPr>
               <w:t xml:space="preserve">No defined role</w:t>
             </w:r>
           </w:p>
@@ -795,9 +1125,13 @@
           <w:p>
             <w:pPr>
               <w:pStyle w:val="Compact"/>
-              <w:jc w:val="left"/>
-            </w:pPr>
-            <w:r>
+              <w:spacing w:before="20" w:after="20"/>
+              <w:jc w:val="left"/>
+            </w:pPr>
+            <w:r>
+              <w:rPr>
+                <w:sz w:val="17"/>
+              </w:rPr>
               <w:t xml:space="preserve">DQ queue, expiry corrections with evidence, ingestion, lineage</w:t>
             </w:r>
           </w:p>
@@ -807,19 +1141,27 @@
           <w:p>
             <w:pPr>
               <w:pStyle w:val="Compact"/>
+              <w:spacing w:before="20" w:after="20"/>
               <w:jc w:val="left"/>
             </w:pPr>
             <w:r>
               <w:rPr>
                 <w:bCs/>
                 <w:b/>
+                <w:sz w:val="17"/>
               </w:rPr>
               <w:t xml:space="preserve">H</w:t>
             </w:r>
             <w:r>
+              <w:rPr>
+                <w:sz w:val="17"/>
+              </w:rPr>
               <w:t xml:space="preserve"> </w:t>
             </w:r>
             <w:r>
+              <w:rPr>
+                <w:sz w:val="17"/>
+              </w:rPr>
               <w:t xml:space="preserve">(new role)</w:t>
             </w:r>
           </w:p>
@@ -829,9 +1171,13 @@
           <w:p>
             <w:pPr>
               <w:pStyle w:val="Compact"/>
-              <w:jc w:val="left"/>
-            </w:pPr>
-            <w:r>
+              <w:spacing w:before="20" w:after="20"/>
+              <w:jc w:val="left"/>
+            </w:pPr>
+            <w:r>
+              <w:rPr>
+                <w:sz w:val="17"/>
+              </w:rPr>
               <w:t xml:space="preserve">Volume of issues</w:t>
             </w:r>
           </w:p>
@@ -841,11 +1187,13 @@
           <w:p>
             <w:pPr>
               <w:pStyle w:val="Compact"/>
+              <w:spacing w:before="20" w:after="20"/>
               <w:jc w:val="left"/>
             </w:pPr>
             <w:r>
               <w:rPr>
                 <w:rStyle w:val="VerbatimChar"/>
+                <w:sz w:val="17"/>
               </w:rPr>
               <w:t xml:space="preserve">data_steward</w:t>
             </w:r>
@@ -858,12 +1206,14 @@
           <w:p>
             <w:pPr>
               <w:pStyle w:val="Compact"/>
+              <w:spacing w:before="20" w:after="20"/>
               <w:jc w:val="left"/>
             </w:pPr>
             <w:r>
               <w:rPr>
                 <w:bCs/>
                 <w:b/>
+                <w:sz w:val="17"/>
               </w:rPr>
               <w:t xml:space="preserve">Claims handlers</w:t>
             </w:r>
@@ -874,9 +1224,13 @@
           <w:p>
             <w:pPr>
               <w:pStyle w:val="Compact"/>
-              <w:jc w:val="left"/>
-            </w:pPr>
-            <w:r>
+              <w:spacing w:before="20" w:after="20"/>
+              <w:jc w:val="left"/>
+            </w:pPr>
+            <w:r>
+              <w:rPr>
+                <w:sz w:val="17"/>
+              </w:rPr>
               <w:t xml:space="preserve">Phone/paper FNOL</w:t>
             </w:r>
           </w:p>
@@ -886,9 +1240,13 @@
           <w:p>
             <w:pPr>
               <w:pStyle w:val="Compact"/>
-              <w:jc w:val="left"/>
-            </w:pPr>
-            <w:r>
+              <w:spacing w:before="20" w:after="20"/>
+              <w:jc w:val="left"/>
+            </w:pPr>
+            <w:r>
+              <w:rPr>
+                <w:sz w:val="17"/>
+              </w:rPr>
               <w:t xml:space="preserve">Digital FNOL queue with a 4-hour acknowledgement SLA</w:t>
             </w:r>
           </w:p>
@@ -898,12 +1256,14 @@
           <w:p>
             <w:pPr>
               <w:pStyle w:val="Compact"/>
+              <w:spacing w:before="20" w:after="20"/>
               <w:jc w:val="left"/>
             </w:pPr>
             <w:r>
               <w:rPr>
                 <w:bCs/>
                 <w:b/>
+                <w:sz w:val="17"/>
               </w:rPr>
               <w:t xml:space="preserve">M</w:t>
             </w:r>
@@ -914,9 +1274,13 @@
           <w:p>
             <w:pPr>
               <w:pStyle w:val="Compact"/>
-              <w:jc w:val="left"/>
-            </w:pPr>
-            <w:r>
+              <w:spacing w:before="20" w:after="20"/>
+              <w:jc w:val="left"/>
+            </w:pPr>
+            <w:r>
+              <w:rPr>
+                <w:sz w:val="17"/>
+              </w:rPr>
               <w:t xml:space="preserve">SLA pressure</w:t>
             </w:r>
           </w:p>
@@ -926,11 +1290,13 @@
           <w:p>
             <w:pPr>
               <w:pStyle w:val="Compact"/>
+              <w:spacing w:before="20" w:after="20"/>
               <w:jc w:val="left"/>
             </w:pPr>
             <w:r>
               <w:rPr>
                 <w:rStyle w:val="VerbatimChar"/>
+                <w:sz w:val="17"/>
               </w:rPr>
               <w:t xml:space="preserve">claims_handler</w:t>
             </w:r>
@@ -943,12 +1309,14 @@
           <w:p>
             <w:pPr>
               <w:pStyle w:val="Compact"/>
+              <w:spacing w:before="20" w:after="20"/>
               <w:jc w:val="left"/>
             </w:pPr>
             <w:r>
               <w:rPr>
                 <w:bCs/>
                 <w:b/>
+                <w:sz w:val="17"/>
               </w:rPr>
               <w:t xml:space="preserve">Partner managers</w:t>
             </w:r>
@@ -959,9 +1327,13 @@
           <w:p>
             <w:pPr>
               <w:pStyle w:val="Compact"/>
-              <w:jc w:val="left"/>
-            </w:pPr>
-            <w:r>
+              <w:spacing w:before="20" w:after="20"/>
+              <w:jc w:val="left"/>
+            </w:pPr>
+            <w:r>
+              <w:rPr>
+                <w:sz w:val="17"/>
+              </w:rPr>
               <w:t xml:space="preserve">Email/Excel commission</w:t>
             </w:r>
           </w:p>
@@ -971,9 +1343,13 @@
           <w:p>
             <w:pPr>
               <w:pStyle w:val="Compact"/>
-              <w:jc w:val="left"/>
-            </w:pPr>
-            <w:r>
+              <w:spacing w:before="20" w:after="20"/>
+              <w:jc w:val="left"/>
+            </w:pPr>
+            <w:r>
+              <w:rPr>
+                <w:sz w:val="17"/>
+              </w:rPr>
               <w:t xml:space="preserve">Partner onboarding, API keys, commission statements</w:t>
             </w:r>
           </w:p>
@@ -983,12 +1359,14 @@
           <w:p>
             <w:pPr>
               <w:pStyle w:val="Compact"/>
+              <w:spacing w:before="20" w:after="20"/>
               <w:jc w:val="left"/>
             </w:pPr>
             <w:r>
               <w:rPr>
                 <w:bCs/>
                 <w:b/>
+                <w:sz w:val="17"/>
               </w:rPr>
               <w:t xml:space="preserve">M</w:t>
             </w:r>
@@ -999,9 +1377,13 @@
           <w:p>
             <w:pPr>
               <w:pStyle w:val="Compact"/>
-              <w:jc w:val="left"/>
-            </w:pPr>
-            <w:r>
+              <w:spacing w:before="20" w:after="20"/>
+              <w:jc w:val="left"/>
+            </w:pPr>
+            <w:r>
+              <w:rPr>
+                <w:sz w:val="17"/>
+              </w:rPr>
               <w:t xml:space="preserve">Partner pushback</w:t>
             </w:r>
           </w:p>
@@ -1011,11 +1393,13 @@
           <w:p>
             <w:pPr>
               <w:pStyle w:val="Compact"/>
+              <w:spacing w:before="20" w:after="20"/>
               <w:jc w:val="left"/>
             </w:pPr>
             <w:r>
               <w:rPr>
                 <w:rStyle w:val="VerbatimChar"/>
+                <w:sz w:val="17"/>
               </w:rPr>
               <w:t xml:space="preserve">partner_manager</w:t>
             </w:r>
@@ -1028,19 +1412,27 @@
           <w:p>
             <w:pPr>
               <w:pStyle w:val="Compact"/>
+              <w:spacing w:before="20" w:after="20"/>
               <w:jc w:val="left"/>
             </w:pPr>
             <w:r>
               <w:rPr>
                 <w:bCs/>
                 <w:b/>
+                <w:sz w:val="17"/>
               </w:rPr>
               <w:t xml:space="preserve">Partners</w:t>
             </w:r>
             <w:r>
+              <w:rPr>
+                <w:sz w:val="17"/>
+              </w:rPr>
               <w:t xml:space="preserve"> </w:t>
             </w:r>
             <w:r>
+              <w:rPr>
+                <w:sz w:val="17"/>
+              </w:rPr>
               <w:t xml:space="preserve">(banks, showrooms, agents, fleets, inspection centres)</w:t>
             </w:r>
           </w:p>
@@ -1050,9 +1442,13 @@
           <w:p>
             <w:pPr>
               <w:pStyle w:val="Compact"/>
-              <w:jc w:val="left"/>
-            </w:pPr>
-            <w:r>
+              <w:spacing w:before="20" w:after="20"/>
+              <w:jc w:val="left"/>
+            </w:pPr>
+            <w:r>
+              <w:rPr>
+                <w:sz w:val="17"/>
+              </w:rPr>
               <w:t xml:space="preserve">Own systems, manual submission</w:t>
             </w:r>
           </w:p>
@@ -1062,9 +1458,13 @@
           <w:p>
             <w:pPr>
               <w:pStyle w:val="Compact"/>
-              <w:jc w:val="left"/>
-            </w:pPr>
-            <w:r>
+              <w:spacing w:before="20" w:after="20"/>
+              <w:jc w:val="left"/>
+            </w:pPr>
+            <w:r>
+              <w:rPr>
+                <w:sz w:val="17"/>
+              </w:rPr>
               <w:t xml:space="preserve">API integration, instant quote and issue, transparent statements</w:t>
             </w:r>
           </w:p>
@@ -1074,12 +1474,14 @@
           <w:p>
             <w:pPr>
               <w:pStyle w:val="Compact"/>
+              <w:spacing w:before="20" w:after="20"/>
               <w:jc w:val="left"/>
             </w:pPr>
             <w:r>
               <w:rPr>
                 <w:bCs/>
                 <w:b/>
+                <w:sz w:val="17"/>
               </w:rPr>
               <w:t xml:space="preserve">M</w:t>
             </w:r>
@@ -1090,9 +1492,13 @@
           <w:p>
             <w:pPr>
               <w:pStyle w:val="Compact"/>
-              <w:jc w:val="left"/>
-            </w:pPr>
-            <w:r>
+              <w:spacing w:before="20" w:after="20"/>
+              <w:jc w:val="left"/>
+            </w:pPr>
+            <w:r>
+              <w:rPr>
+                <w:sz w:val="17"/>
+              </w:rPr>
               <w:t xml:space="preserve">Channel conflict, IT effort</w:t>
             </w:r>
           </w:p>
@@ -1102,18 +1508,26 @@
           <w:p>
             <w:pPr>
               <w:pStyle w:val="Compact"/>
-              <w:jc w:val="left"/>
-            </w:pPr>
-            <w:r>
+              <w:spacing w:before="20" w:after="20"/>
+              <w:jc w:val="left"/>
+            </w:pPr>
+            <w:r>
+              <w:rPr>
+                <w:sz w:val="17"/>
+              </w:rPr>
               <w:t xml:space="preserve">API key (</w:t>
             </w:r>
             <w:r>
               <w:rPr>
                 <w:rStyle w:val="VerbatimChar"/>
+                <w:sz w:val="17"/>
               </w:rPr>
               <w:t xml:space="preserve">partner_api</w:t>
             </w:r>
             <w:r>
+              <w:rPr>
+                <w:sz w:val="17"/>
+              </w:rPr>
               <w:t xml:space="preserve">)</w:t>
             </w:r>
           </w:p>
@@ -1125,12 +1539,14 @@
           <w:p>
             <w:pPr>
               <w:pStyle w:val="Compact"/>
+              <w:spacing w:before="20" w:after="20"/>
               <w:jc w:val="left"/>
             </w:pPr>
             <w:r>
               <w:rPr>
                 <w:bCs/>
                 <w:b/>
+                <w:sz w:val="17"/>
               </w:rPr>
               <w:t xml:space="preserve">IT / support</w:t>
             </w:r>
@@ -1141,9 +1557,13 @@
           <w:p>
             <w:pPr>
               <w:pStyle w:val="Compact"/>
-              <w:jc w:val="left"/>
-            </w:pPr>
-            <w:r>
+              <w:spacing w:before="20" w:after="20"/>
+              <w:jc w:val="left"/>
+            </w:pPr>
+            <w:r>
+              <w:rPr>
+                <w:sz w:val="17"/>
+              </w:rPr>
               <w:t xml:space="preserve">n/a</w:t>
             </w:r>
           </w:p>
@@ -1153,9 +1573,13 @@
           <w:p>
             <w:pPr>
               <w:pStyle w:val="Compact"/>
-              <w:jc w:val="left"/>
-            </w:pPr>
-            <w:r>
+              <w:spacing w:before="20" w:after="20"/>
+              <w:jc w:val="left"/>
+            </w:pPr>
+            <w:r>
+              <w:rPr>
+                <w:sz w:val="17"/>
+              </w:rPr>
               <w:t xml:space="preserve">Operate the platform, jobs, integrations; MFA administration</w:t>
             </w:r>
           </w:p>
@@ -1165,12 +1589,14 @@
           <w:p>
             <w:pPr>
               <w:pStyle w:val="Compact"/>
+              <w:spacing w:before="20" w:after="20"/>
               <w:jc w:val="left"/>
             </w:pPr>
             <w:r>
               <w:rPr>
                 <w:bCs/>
                 <w:b/>
+                <w:sz w:val="17"/>
               </w:rPr>
               <w:t xml:space="preserve">M</w:t>
             </w:r>
@@ -1181,9 +1607,13 @@
           <w:p>
             <w:pPr>
               <w:pStyle w:val="Compact"/>
-              <w:jc w:val="left"/>
-            </w:pPr>
-            <w:r>
+              <w:spacing w:before="20" w:after="20"/>
+              <w:jc w:val="left"/>
+            </w:pPr>
+            <w:r>
+              <w:rPr>
+                <w:sz w:val="17"/>
+              </w:rPr>
               <w:t xml:space="preserve">New stack, on-call</w:t>
             </w:r>
           </w:p>
@@ -1193,23 +1623,32 @@
           <w:p>
             <w:pPr>
               <w:pStyle w:val="Compact"/>
+              <w:spacing w:before="20" w:after="20"/>
               <w:jc w:val="left"/>
             </w:pPr>
             <w:r>
               <w:rPr>
                 <w:rStyle w:val="VerbatimChar"/>
+                <w:sz w:val="17"/>
               </w:rPr>
               <w:t xml:space="preserve">admin</w:t>
             </w:r>
             <w:r>
+              <w:rPr>
+                <w:sz w:val="17"/>
+              </w:rPr>
               <w:t xml:space="preserve">,</w:t>
             </w:r>
             <w:r>
+              <w:rPr>
+                <w:sz w:val="17"/>
+              </w:rPr>
               <w:t xml:space="preserve"> </w:t>
             </w:r>
             <w:r>
               <w:rPr>
                 <w:rStyle w:val="VerbatimChar"/>
+                <w:sz w:val="17"/>
               </w:rPr>
               <w:t xml:space="preserve">support_engineer</w:t>
             </w:r>
@@ -1218,16 +1657,20 @@
       </w:tr>
       <w:tr>
         <w:tc>
-          <w:tcPr/>
-          <w:p>
-            <w:pPr>
-              <w:pStyle w:val="Compact"/>
+          <w:tcPr>
+            <w:noWrap/>
+          </w:tcPr>
+          <w:p>
+            <w:pPr>
+              <w:pStyle w:val="Compact"/>
+              <w:spacing w:before="20" w:after="20"/>
               <w:jc w:val="left"/>
             </w:pPr>
             <w:r>
               <w:rPr>
                 <w:bCs/>
                 <w:b/>
+                <w:sz w:val="17"/>
               </w:rPr>
               <w:t xml:space="preserve">Executives</w:t>
             </w:r>
@@ -1238,9 +1681,13 @@
           <w:p>
             <w:pPr>
               <w:pStyle w:val="Compact"/>
-              <w:jc w:val="left"/>
-            </w:pPr>
-            <w:r>
+              <w:spacing w:before="20" w:after="20"/>
+              <w:jc w:val="left"/>
+            </w:pPr>
+            <w:r>
+              <w:rPr>
+                <w:sz w:val="17"/>
+              </w:rPr>
               <w:t xml:space="preserve">Monthly manual reports</w:t>
             </w:r>
           </w:p>
@@ -1250,9 +1697,13 @@
           <w:p>
             <w:pPr>
               <w:pStyle w:val="Compact"/>
-              <w:jc w:val="left"/>
-            </w:pPr>
-            <w:r>
+              <w:spacing w:before="20" w:after="20"/>
+              <w:jc w:val="left"/>
+            </w:pPr>
+            <w:r>
+              <w:rPr>
+                <w:sz w:val="17"/>
+              </w:rPr>
               <w:t xml:space="preserve">Live dashboards</w:t>
             </w:r>
           </w:p>
@@ -1262,12 +1713,14 @@
           <w:p>
             <w:pPr>
               <w:pStyle w:val="Compact"/>
+              <w:spacing w:before="20" w:after="20"/>
               <w:jc w:val="left"/>
             </w:pPr>
             <w:r>
               <w:rPr>
                 <w:bCs/>
                 <w:b/>
+                <w:sz w:val="17"/>
               </w:rPr>
               <w:t xml:space="preserve">L</w:t>
             </w:r>
@@ -1278,9 +1731,13 @@
           <w:p>
             <w:pPr>
               <w:pStyle w:val="Compact"/>
-              <w:jc w:val="left"/>
-            </w:pPr>
-            <w:r>
+              <w:spacing w:before="20" w:after="20"/>
+              <w:jc w:val="left"/>
+            </w:pPr>
+            <w:r>
+              <w:rPr>
+                <w:sz w:val="17"/>
+              </w:rPr>
               <w:t xml:space="preserve">Data trust</w:t>
             </w:r>
           </w:p>
@@ -1290,11 +1747,13 @@
           <w:p>
             <w:pPr>
               <w:pStyle w:val="Compact"/>
+              <w:spacing w:before="20" w:after="20"/>
               <w:jc w:val="left"/>
             </w:pPr>
             <w:r>
               <w:rPr>
                 <w:rStyle w:val="VerbatimChar"/>
+                <w:sz w:val="17"/>
               </w:rPr>
               <w:t xml:space="preserve">executive</w:t>
             </w:r>
@@ -1307,12 +1766,14 @@
           <w:p>
             <w:pPr>
               <w:pStyle w:val="Compact"/>
+              <w:spacing w:before="20" w:after="20"/>
               <w:jc w:val="left"/>
             </w:pPr>
             <w:r>
               <w:rPr>
                 <w:bCs/>
                 <w:b/>
+                <w:sz w:val="17"/>
               </w:rPr>
               <w:t xml:space="preserve">Internal audit</w:t>
             </w:r>
@@ -1323,9 +1784,13 @@
           <w:p>
             <w:pPr>
               <w:pStyle w:val="Compact"/>
-              <w:jc w:val="left"/>
-            </w:pPr>
-            <w:r>
+              <w:spacing w:before="20" w:after="20"/>
+              <w:jc w:val="left"/>
+            </w:pPr>
+            <w:r>
+              <w:rPr>
+                <w:sz w:val="17"/>
+              </w:rPr>
               <w:t xml:space="preserve">Sample-based evidence</w:t>
             </w:r>
           </w:p>
@@ -1335,9 +1800,13 @@
           <w:p>
             <w:pPr>
               <w:pStyle w:val="Compact"/>
-              <w:jc w:val="left"/>
-            </w:pPr>
-            <w:r>
+              <w:spacing w:before="20" w:after="20"/>
+              <w:jc w:val="left"/>
+            </w:pPr>
+            <w:r>
+              <w:rPr>
+                <w:sz w:val="17"/>
+              </w:rPr>
               <w:t xml:space="preserve">Read-only audit trail with hash-chain verification</w:t>
             </w:r>
           </w:p>
@@ -1347,12 +1816,14 @@
           <w:p>
             <w:pPr>
               <w:pStyle w:val="Compact"/>
+              <w:spacing w:before="20" w:after="20"/>
               <w:jc w:val="left"/>
             </w:pPr>
             <w:r>
               <w:rPr>
                 <w:bCs/>
                 <w:b/>
+                <w:sz w:val="17"/>
               </w:rPr>
               <w:t xml:space="preserve">L</w:t>
             </w:r>
@@ -1363,19 +1834,22 @@
           <w:p>
             <w:pPr>
               <w:pStyle w:val="Compact"/>
-            </w:pPr>
-          </w:p>
-        </w:tc>
-        <w:tc>
-          <w:tcPr/>
-          <w:p>
-            <w:pPr>
-              <w:pStyle w:val="Compact"/>
+              <w:spacing w:before="20" w:after="20"/>
+            </w:pPr>
+          </w:p>
+        </w:tc>
+        <w:tc>
+          <w:tcPr/>
+          <w:p>
+            <w:pPr>
+              <w:pStyle w:val="Compact"/>
+              <w:spacing w:before="20" w:after="20"/>
               <w:jc w:val="left"/>
             </w:pPr>
             <w:r>
               <w:rPr>
                 <w:rStyle w:val="VerbatimChar"/>
+                <w:sz w:val="17"/>
               </w:rPr>
               <w:t xml:space="preserve">auditor</w:t>
             </w:r>
@@ -1388,19 +1862,27 @@
           <w:p>
             <w:pPr>
               <w:pStyle w:val="Compact"/>
+              <w:spacing w:before="20" w:after="20"/>
               <w:jc w:val="left"/>
             </w:pPr>
             <w:r>
               <w:rPr>
                 <w:bCs/>
                 <w:b/>
+                <w:sz w:val="17"/>
               </w:rPr>
               <w:t xml:space="preserve">Customers</w:t>
             </w:r>
             <w:r>
+              <w:rPr>
+                <w:sz w:val="17"/>
+              </w:rPr>
               <w:t xml:space="preserve"> </w:t>
             </w:r>
             <w:r>
+              <w:rPr>
+                <w:sz w:val="17"/>
+              </w:rPr>
               <w:t xml:space="preserve">(VETC drivers)</w:t>
             </w:r>
           </w:p>
@@ -1410,9 +1892,13 @@
           <w:p>
             <w:pPr>
               <w:pStyle w:val="Compact"/>
-              <w:jc w:val="left"/>
-            </w:pPr>
-            <w:r>
+              <w:spacing w:before="20" w:after="20"/>
+              <w:jc w:val="left"/>
+            </w:pPr>
+            <w:r>
+              <w:rPr>
+                <w:sz w:val="17"/>
+              </w:rPr>
               <w:t xml:space="preserve">Renew with whoever calls, no reminder, paper certificate</w:t>
             </w:r>
           </w:p>
@@ -1422,9 +1908,13 @@
           <w:p>
             <w:pPr>
               <w:pStyle w:val="Compact"/>
-              <w:jc w:val="left"/>
-            </w:pPr>
-            <w:r>
+              <w:spacing w:before="20" w:after="20"/>
+              <w:jc w:val="left"/>
+            </w:pPr>
+            <w:r>
+              <w:rPr>
+                <w:sz w:val="17"/>
+              </w:rPr>
               <w:t xml:space="preserve">Reminders in app/Zalo, ≤ 3-tap renewal with wallet, instant e-certificate with QR, benefits, consent centre, FNOL in app</w:t>
             </w:r>
           </w:p>
@@ -1434,12 +1924,14 @@
           <w:p>
             <w:pPr>
               <w:pStyle w:val="Compact"/>
+              <w:spacing w:before="20" w:after="20"/>
               <w:jc w:val="left"/>
             </w:pPr>
             <w:r>
               <w:rPr>
                 <w:bCs/>
                 <w:b/>
+                <w:sz w:val="17"/>
               </w:rPr>
               <w:t xml:space="preserve">M</w:t>
             </w:r>
@@ -1450,9 +1942,13 @@
           <w:p>
             <w:pPr>
               <w:pStyle w:val="Compact"/>
-              <w:jc w:val="left"/>
-            </w:pPr>
-            <w:r>
+              <w:spacing w:before="20" w:after="20"/>
+              <w:jc w:val="left"/>
+            </w:pPr>
+            <w:r>
+              <w:rPr>
+                <w:sz w:val="17"/>
+              </w:rPr>
               <w:t xml:space="preserve">Trust, privacy, "is this a scam?"</w:t>
             </w:r>
           </w:p>
@@ -1462,9 +1958,13 @@
           <w:p>
             <w:pPr>
               <w:pStyle w:val="Compact"/>
-              <w:jc w:val="left"/>
-            </w:pPr>
-            <w:r>
+              <w:spacing w:before="20" w:after="20"/>
+              <w:jc w:val="left"/>
+            </w:pPr>
+            <w:r>
+              <w:rPr>
+                <w:sz w:val="17"/>
+              </w:rPr>
               <w:t xml:space="preserve">Customer app</w:t>
             </w:r>
           </w:p>
@@ -1507,12 +2007,14 @@
           <w:p>
             <w:pPr>
               <w:pStyle w:val="Compact"/>
+              <w:spacing w:before="20" w:after="20"/>
               <w:jc w:val="left"/>
             </w:pPr>
             <w:r>
               <w:rPr>
                 <w:b/>
                 <w:color w:val="FFFFFF"/>
+                <w:sz w:val="17"/>
               </w:rPr>
               <w:t xml:space="preserve">Group</w:t>
             </w:r>
@@ -1525,12 +2027,14 @@
           <w:p>
             <w:pPr>
               <w:pStyle w:val="Compact"/>
+              <w:spacing w:before="20" w:after="20"/>
               <w:jc w:val="left"/>
             </w:pPr>
             <w:r>
               <w:rPr>
                 <w:b/>
                 <w:color w:val="FFFFFF"/>
+                <w:sz w:val="17"/>
               </w:rPr>
               <w:t xml:space="preserve">Awareness</w:t>
             </w:r>
@@ -1543,12 +2047,14 @@
           <w:p>
             <w:pPr>
               <w:pStyle w:val="Compact"/>
+              <w:spacing w:before="20" w:after="20"/>
               <w:jc w:val="left"/>
             </w:pPr>
             <w:r>
               <w:rPr>
                 <w:b/>
                 <w:color w:val="FFFFFF"/>
+                <w:sz w:val="17"/>
               </w:rPr>
               <w:t xml:space="preserve">Desire</w:t>
             </w:r>
@@ -1561,12 +2067,14 @@
           <w:p>
             <w:pPr>
               <w:pStyle w:val="Compact"/>
+              <w:spacing w:before="20" w:after="20"/>
               <w:jc w:val="left"/>
             </w:pPr>
             <w:r>
               <w:rPr>
                 <w:b/>
                 <w:color w:val="FFFFFF"/>
+                <w:sz w:val="17"/>
               </w:rPr>
               <w:t xml:space="preserve">Knowledge</w:t>
             </w:r>
@@ -1579,12 +2087,14 @@
           <w:p>
             <w:pPr>
               <w:pStyle w:val="Compact"/>
+              <w:spacing w:before="20" w:after="20"/>
               <w:jc w:val="left"/>
             </w:pPr>
             <w:r>
               <w:rPr>
                 <w:b/>
                 <w:color w:val="FFFFFF"/>
+                <w:sz w:val="17"/>
               </w:rPr>
               <w:t xml:space="preserve">Ability</w:t>
             </w:r>
@@ -1597,12 +2107,14 @@
           <w:p>
             <w:pPr>
               <w:pStyle w:val="Compact"/>
+              <w:spacing w:before="20" w:after="20"/>
               <w:jc w:val="left"/>
             </w:pPr>
             <w:r>
               <w:rPr>
                 <w:b/>
                 <w:color w:val="FFFFFF"/>
+                <w:sz w:val="17"/>
               </w:rPr>
               <w:t xml:space="preserve">Reinforcement</w:t>
             </w:r>
@@ -1615,9 +2127,13 @@
           <w:p>
             <w:pPr>
               <w:pStyle w:val="Compact"/>
-              <w:jc w:val="left"/>
-            </w:pPr>
-            <w:r>
+              <w:spacing w:before="20" w:after="20"/>
+              <w:jc w:val="left"/>
+            </w:pPr>
+            <w:r>
+              <w:rPr>
+                <w:sz w:val="17"/>
+              </w:rPr>
               <w:t xml:space="preserve">Telesales agents</w:t>
             </w:r>
           </w:p>
@@ -1627,9 +2143,13 @@
           <w:p>
             <w:pPr>
               <w:pStyle w:val="Compact"/>
-              <w:jc w:val="left"/>
-            </w:pPr>
-            <w:r>
+              <w:spacing w:before="20" w:after="20"/>
+              <w:jc w:val="left"/>
+            </w:pPr>
+            <w:r>
+              <w:rPr>
+                <w:sz w:val="17"/>
+              </w:rPr>
               <w:t xml:space="preserve">Low</w:t>
             </w:r>
           </w:p>
@@ -1639,9 +2159,13 @@
           <w:p>
             <w:pPr>
               <w:pStyle w:val="Compact"/>
-              <w:jc w:val="left"/>
-            </w:pPr>
-            <w:r>
+              <w:spacing w:before="20" w:after="20"/>
+              <w:jc w:val="left"/>
+            </w:pPr>
+            <w:r>
+              <w:rPr>
+                <w:sz w:val="17"/>
+              </w:rPr>
               <w:t xml:space="preserve">Low</w:t>
             </w:r>
           </w:p>
@@ -1651,9 +2175,13 @@
           <w:p>
             <w:pPr>
               <w:pStyle w:val="Compact"/>
-              <w:jc w:val="left"/>
-            </w:pPr>
-            <w:r>
+              <w:spacing w:before="20" w:after="20"/>
+              <w:jc w:val="left"/>
+            </w:pPr>
+            <w:r>
+              <w:rPr>
+                <w:sz w:val="17"/>
+              </w:rPr>
               <w:t xml:space="preserve">Low</w:t>
             </w:r>
           </w:p>
@@ -1663,9 +2191,13 @@
           <w:p>
             <w:pPr>
               <w:pStyle w:val="Compact"/>
-              <w:jc w:val="left"/>
-            </w:pPr>
-            <w:r>
+              <w:spacing w:before="20" w:after="20"/>
+              <w:jc w:val="left"/>
+            </w:pPr>
+            <w:r>
+              <w:rPr>
+                <w:sz w:val="17"/>
+              </w:rPr>
               <w:t xml:space="preserve">Low</w:t>
             </w:r>
           </w:p>
@@ -1675,9 +2207,13 @@
           <w:p>
             <w:pPr>
               <w:pStyle w:val="Compact"/>
-              <w:jc w:val="left"/>
-            </w:pPr>
-            <w:r>
+              <w:spacing w:before="20" w:after="20"/>
+              <w:jc w:val="left"/>
+            </w:pPr>
+            <w:r>
+              <w:rPr>
+                <w:sz w:val="17"/>
+              </w:rPr>
               <w:t xml:space="preserve">—</w:t>
             </w:r>
           </w:p>
@@ -1685,13 +2221,19 @@
       </w:tr>
       <w:tr>
         <w:tc>
-          <w:tcPr/>
-          <w:p>
-            <w:pPr>
-              <w:pStyle w:val="Compact"/>
-              <w:jc w:val="left"/>
-            </w:pPr>
-            <w:r>
+          <w:tcPr>
+            <w:noWrap/>
+          </w:tcPr>
+          <w:p>
+            <w:pPr>
+              <w:pStyle w:val="Compact"/>
+              <w:spacing w:before="20" w:after="20"/>
+              <w:jc w:val="left"/>
+            </w:pPr>
+            <w:r>
+              <w:rPr>
+                <w:sz w:val="17"/>
+              </w:rPr>
               <w:t xml:space="preserve">Supervisors</w:t>
             </w:r>
           </w:p>
@@ -1701,9 +2243,13 @@
           <w:p>
             <w:pPr>
               <w:pStyle w:val="Compact"/>
-              <w:jc w:val="left"/>
-            </w:pPr>
-            <w:r>
+              <w:spacing w:before="20" w:after="20"/>
+              <w:jc w:val="left"/>
+            </w:pPr>
+            <w:r>
+              <w:rPr>
+                <w:sz w:val="17"/>
+              </w:rPr>
               <w:t xml:space="preserve">Medium</w:t>
             </w:r>
           </w:p>
@@ -1713,9 +2259,13 @@
           <w:p>
             <w:pPr>
               <w:pStyle w:val="Compact"/>
-              <w:jc w:val="left"/>
-            </w:pPr>
-            <w:r>
+              <w:spacing w:before="20" w:after="20"/>
+              <w:jc w:val="left"/>
+            </w:pPr>
+            <w:r>
+              <w:rPr>
+                <w:sz w:val="17"/>
+              </w:rPr>
               <w:t xml:space="preserve">Medium</w:t>
             </w:r>
           </w:p>
@@ -1725,9 +2275,13 @@
           <w:p>
             <w:pPr>
               <w:pStyle w:val="Compact"/>
-              <w:jc w:val="left"/>
-            </w:pPr>
-            <w:r>
+              <w:spacing w:before="20" w:after="20"/>
+              <w:jc w:val="left"/>
+            </w:pPr>
+            <w:r>
+              <w:rPr>
+                <w:sz w:val="17"/>
+              </w:rPr>
               <w:t xml:space="preserve">Low</w:t>
             </w:r>
           </w:p>
@@ -1737,9 +2291,13 @@
           <w:p>
             <w:pPr>
               <w:pStyle w:val="Compact"/>
-              <w:jc w:val="left"/>
-            </w:pPr>
-            <w:r>
+              <w:spacing w:before="20" w:after="20"/>
+              <w:jc w:val="left"/>
+            </w:pPr>
+            <w:r>
+              <w:rPr>
+                <w:sz w:val="17"/>
+              </w:rPr>
               <w:t xml:space="preserve">Low</w:t>
             </w:r>
           </w:p>
@@ -1749,9 +2307,13 @@
           <w:p>
             <w:pPr>
               <w:pStyle w:val="Compact"/>
-              <w:jc w:val="left"/>
-            </w:pPr>
-            <w:r>
+              <w:spacing w:before="20" w:after="20"/>
+              <w:jc w:val="left"/>
+            </w:pPr>
+            <w:r>
+              <w:rPr>
+                <w:sz w:val="17"/>
+              </w:rPr>
               <w:t xml:space="preserve">—</w:t>
             </w:r>
           </w:p>
@@ -1763,9 +2325,13 @@
           <w:p>
             <w:pPr>
               <w:pStyle w:val="Compact"/>
-              <w:jc w:val="left"/>
-            </w:pPr>
-            <w:r>
+              <w:spacing w:before="20" w:after="20"/>
+              <w:jc w:val="left"/>
+            </w:pPr>
+            <w:r>
+              <w:rPr>
+                <w:sz w:val="17"/>
+              </w:rPr>
               <w:t xml:space="preserve">Campaign managers</w:t>
             </w:r>
           </w:p>
@@ -1775,9 +2341,13 @@
           <w:p>
             <w:pPr>
               <w:pStyle w:val="Compact"/>
-              <w:jc w:val="left"/>
-            </w:pPr>
-            <w:r>
+              <w:spacing w:before="20" w:after="20"/>
+              <w:jc w:val="left"/>
+            </w:pPr>
+            <w:r>
+              <w:rPr>
+                <w:sz w:val="17"/>
+              </w:rPr>
               <w:t xml:space="preserve">Medium</w:t>
             </w:r>
           </w:p>
@@ -1787,9 +2357,13 @@
           <w:p>
             <w:pPr>
               <w:pStyle w:val="Compact"/>
-              <w:jc w:val="left"/>
-            </w:pPr>
-            <w:r>
+              <w:spacing w:before="20" w:after="20"/>
+              <w:jc w:val="left"/>
+            </w:pPr>
+            <w:r>
+              <w:rPr>
+                <w:sz w:val="17"/>
+              </w:rPr>
               <w:t xml:space="preserve">High</w:t>
             </w:r>
           </w:p>
@@ -1799,9 +2373,13 @@
           <w:p>
             <w:pPr>
               <w:pStyle w:val="Compact"/>
-              <w:jc w:val="left"/>
-            </w:pPr>
-            <w:r>
+              <w:spacing w:before="20" w:after="20"/>
+              <w:jc w:val="left"/>
+            </w:pPr>
+            <w:r>
+              <w:rPr>
+                <w:sz w:val="17"/>
+              </w:rPr>
               <w:t xml:space="preserve">Low</w:t>
             </w:r>
           </w:p>
@@ -1811,9 +2389,13 @@
           <w:p>
             <w:pPr>
               <w:pStyle w:val="Compact"/>
-              <w:jc w:val="left"/>
-            </w:pPr>
-            <w:r>
+              <w:spacing w:before="20" w:after="20"/>
+              <w:jc w:val="left"/>
+            </w:pPr>
+            <w:r>
+              <w:rPr>
+                <w:sz w:val="17"/>
+              </w:rPr>
               <w:t xml:space="preserve">Low</w:t>
             </w:r>
           </w:p>
@@ -1823,9 +2405,13 @@
           <w:p>
             <w:pPr>
               <w:pStyle w:val="Compact"/>
-              <w:jc w:val="left"/>
-            </w:pPr>
-            <w:r>
+              <w:spacing w:before="20" w:after="20"/>
+              <w:jc w:val="left"/>
+            </w:pPr>
+            <w:r>
+              <w:rPr>
+                <w:sz w:val="17"/>
+              </w:rPr>
               <w:t xml:space="preserve">—</w:t>
             </w:r>
           </w:p>
@@ -1833,13 +2419,19 @@
       </w:tr>
       <w:tr>
         <w:tc>
-          <w:tcPr/>
-          <w:p>
-            <w:pPr>
-              <w:pStyle w:val="Compact"/>
-              <w:jc w:val="left"/>
-            </w:pPr>
-            <w:r>
+          <w:tcPr>
+            <w:noWrap/>
+          </w:tcPr>
+          <w:p>
+            <w:pPr>
+              <w:pStyle w:val="Compact"/>
+              <w:spacing w:before="20" w:after="20"/>
+              <w:jc w:val="left"/>
+            </w:pPr>
+            <w:r>
+              <w:rPr>
+                <w:sz w:val="17"/>
+              </w:rPr>
               <w:t xml:space="preserve">Compliance</w:t>
             </w:r>
           </w:p>
@@ -1849,9 +2441,13 @@
           <w:p>
             <w:pPr>
               <w:pStyle w:val="Compact"/>
-              <w:jc w:val="left"/>
-            </w:pPr>
-            <w:r>
+              <w:spacing w:before="20" w:after="20"/>
+              <w:jc w:val="left"/>
+            </w:pPr>
+            <w:r>
+              <w:rPr>
+                <w:sz w:val="17"/>
+              </w:rPr>
               <w:t xml:space="preserve">Medium</w:t>
             </w:r>
           </w:p>
@@ -1861,9 +2457,13 @@
           <w:p>
             <w:pPr>
               <w:pStyle w:val="Compact"/>
-              <w:jc w:val="left"/>
-            </w:pPr>
-            <w:r>
+              <w:spacing w:before="20" w:after="20"/>
+              <w:jc w:val="left"/>
+            </w:pPr>
+            <w:r>
+              <w:rPr>
+                <w:sz w:val="17"/>
+              </w:rPr>
               <w:t xml:space="preserve">Medium</w:t>
             </w:r>
           </w:p>
@@ -1873,9 +2473,13 @@
           <w:p>
             <w:pPr>
               <w:pStyle w:val="Compact"/>
-              <w:jc w:val="left"/>
-            </w:pPr>
-            <w:r>
+              <w:spacing w:before="20" w:after="20"/>
+              <w:jc w:val="left"/>
+            </w:pPr>
+            <w:r>
+              <w:rPr>
+                <w:sz w:val="17"/>
+              </w:rPr>
               <w:t xml:space="preserve">Low</w:t>
             </w:r>
           </w:p>
@@ -1885,9 +2489,13 @@
           <w:p>
             <w:pPr>
               <w:pStyle w:val="Compact"/>
-              <w:jc w:val="left"/>
-            </w:pPr>
-            <w:r>
+              <w:spacing w:before="20" w:after="20"/>
+              <w:jc w:val="left"/>
+            </w:pPr>
+            <w:r>
+              <w:rPr>
+                <w:sz w:val="17"/>
+              </w:rPr>
               <w:t xml:space="preserve">Low</w:t>
             </w:r>
           </w:p>
@@ -1897,9 +2505,13 @@
           <w:p>
             <w:pPr>
               <w:pStyle w:val="Compact"/>
-              <w:jc w:val="left"/>
-            </w:pPr>
-            <w:r>
+              <w:spacing w:before="20" w:after="20"/>
+              <w:jc w:val="left"/>
+            </w:pPr>
+            <w:r>
+              <w:rPr>
+                <w:sz w:val="17"/>
+              </w:rPr>
               <w:t xml:space="preserve">—</w:t>
             </w:r>
           </w:p>
@@ -1911,9 +2523,13 @@
           <w:p>
             <w:pPr>
               <w:pStyle w:val="Compact"/>
-              <w:jc w:val="left"/>
-            </w:pPr>
-            <w:r>
+              <w:spacing w:before="20" w:after="20"/>
+              <w:jc w:val="left"/>
+            </w:pPr>
+            <w:r>
+              <w:rPr>
+                <w:sz w:val="17"/>
+              </w:rPr>
               <w:t xml:space="preserve">Data stewards</w:t>
             </w:r>
           </w:p>
@@ -1923,9 +2539,13 @@
           <w:p>
             <w:pPr>
               <w:pStyle w:val="Compact"/>
-              <w:jc w:val="left"/>
-            </w:pPr>
-            <w:r>
+              <w:spacing w:before="20" w:after="20"/>
+              <w:jc w:val="left"/>
+            </w:pPr>
+            <w:r>
+              <w:rPr>
+                <w:sz w:val="17"/>
+              </w:rPr>
               <w:t xml:space="preserve">Low</w:t>
             </w:r>
           </w:p>
@@ -1935,9 +2555,13 @@
           <w:p>
             <w:pPr>
               <w:pStyle w:val="Compact"/>
-              <w:jc w:val="left"/>
-            </w:pPr>
-            <w:r>
+              <w:spacing w:before="20" w:after="20"/>
+              <w:jc w:val="left"/>
+            </w:pPr>
+            <w:r>
+              <w:rPr>
+                <w:sz w:val="17"/>
+              </w:rPr>
               <w:t xml:space="preserve">Medium</w:t>
             </w:r>
           </w:p>
@@ -1947,9 +2571,13 @@
           <w:p>
             <w:pPr>
               <w:pStyle w:val="Compact"/>
-              <w:jc w:val="left"/>
-            </w:pPr>
-            <w:r>
+              <w:spacing w:before="20" w:after="20"/>
+              <w:jc w:val="left"/>
+            </w:pPr>
+            <w:r>
+              <w:rPr>
+                <w:sz w:val="17"/>
+              </w:rPr>
               <w:t xml:space="preserve">Low</w:t>
             </w:r>
           </w:p>
@@ -1959,9 +2587,13 @@
           <w:p>
             <w:pPr>
               <w:pStyle w:val="Compact"/>
-              <w:jc w:val="left"/>
-            </w:pPr>
-            <w:r>
+              <w:spacing w:before="20" w:after="20"/>
+              <w:jc w:val="left"/>
+            </w:pPr>
+            <w:r>
+              <w:rPr>
+                <w:sz w:val="17"/>
+              </w:rPr>
               <w:t xml:space="preserve">Low</w:t>
             </w:r>
           </w:p>
@@ -1971,9 +2603,13 @@
           <w:p>
             <w:pPr>
               <w:pStyle w:val="Compact"/>
-              <w:jc w:val="left"/>
-            </w:pPr>
-            <w:r>
+              <w:spacing w:before="20" w:after="20"/>
+              <w:jc w:val="left"/>
+            </w:pPr>
+            <w:r>
+              <w:rPr>
+                <w:sz w:val="17"/>
+              </w:rPr>
               <w:t xml:space="preserve">—</w:t>
             </w:r>
           </w:p>
@@ -1990,6 +2626,17 @@
     <w:bookmarkEnd w:id="20"/>
     <w:bookmarkEnd w:id="21"/>
     <w:bookmarkStart w:id="22" w:name="X9f71f60284ee9c24a3a92624972bb6f4e57e193"/>
+    <w:p>
+      <w:pPr>
+        <w:sectPr>
+          <w:type w:val="nextPage"/>
+          <w:headerReference r:id="rId9" w:type="default"/>
+          <w:footerReference r:id="rId10" w:type="default"/>
+          <w:pgSz w:h="16838" w:w="11906"/>
+          <w:pgMar w:bottom="1020" w:left="1020" w:right="1020" w:top="1134"/>
+        </w:sectPr>
+      </w:pPr>
+    </w:p>
     <w:p>
       <w:pPr>
         <w:pStyle w:val="Heading2"/>
@@ -2026,12 +2673,14 @@
           <w:p>
             <w:pPr>
               <w:pStyle w:val="Compact"/>
+              <w:spacing w:before="20" w:after="20"/>
               <w:jc w:val="left"/>
             </w:pPr>
             <w:r>
               <w:rPr>
                 <w:b/>
                 <w:color w:val="FFFFFF"/>
+                <w:sz w:val="16"/>
               </w:rPr>
               <w:t xml:space="preserve">#</w:t>
             </w:r>
@@ -2044,12 +2693,14 @@
           <w:p>
             <w:pPr>
               <w:pStyle w:val="Compact"/>
+              <w:spacing w:before="20" w:after="20"/>
               <w:jc w:val="left"/>
             </w:pPr>
             <w:r>
               <w:rPr>
                 <w:b/>
                 <w:color w:val="FFFFFF"/>
+                <w:sz w:val="16"/>
               </w:rPr>
               <w:t xml:space="preserve">When</w:t>
             </w:r>
@@ -2062,12 +2713,14 @@
           <w:p>
             <w:pPr>
               <w:pStyle w:val="Compact"/>
+              <w:spacing w:before="20" w:after="20"/>
               <w:jc w:val="left"/>
             </w:pPr>
             <w:r>
               <w:rPr>
                 <w:b/>
                 <w:color w:val="FFFFFF"/>
+                <w:sz w:val="16"/>
               </w:rPr>
               <w:t xml:space="preserve">Audience</w:t>
             </w:r>
@@ -2080,12 +2733,14 @@
           <w:p>
             <w:pPr>
               <w:pStyle w:val="Compact"/>
+              <w:spacing w:before="20" w:after="20"/>
               <w:jc w:val="left"/>
             </w:pPr>
             <w:r>
               <w:rPr>
                 <w:b/>
                 <w:color w:val="FFFFFF"/>
+                <w:sz w:val="16"/>
               </w:rPr>
               <w:t xml:space="preserve">Message</w:t>
             </w:r>
@@ -2098,12 +2753,14 @@
           <w:p>
             <w:pPr>
               <w:pStyle w:val="Compact"/>
+              <w:spacing w:before="20" w:after="20"/>
               <w:jc w:val="left"/>
             </w:pPr>
             <w:r>
               <w:rPr>
                 <w:b/>
                 <w:color w:val="FFFFFF"/>
+                <w:sz w:val="16"/>
               </w:rPr>
               <w:t xml:space="preserve">Channel</w:t>
             </w:r>
@@ -2116,12 +2773,14 @@
           <w:p>
             <w:pPr>
               <w:pStyle w:val="Compact"/>
+              <w:spacing w:before="20" w:after="20"/>
               <w:jc w:val="left"/>
             </w:pPr>
             <w:r>
               <w:rPr>
                 <w:b/>
                 <w:color w:val="FFFFFF"/>
+                <w:sz w:val="16"/>
               </w:rPr>
               <w:t xml:space="preserve">Sender</w:t>
             </w:r>
@@ -2134,12 +2793,14 @@
           <w:p>
             <w:pPr>
               <w:pStyle w:val="Compact"/>
+              <w:spacing w:before="20" w:after="20"/>
               <w:jc w:val="left"/>
             </w:pPr>
             <w:r>
               <w:rPr>
                 <w:b/>
                 <w:color w:val="FFFFFF"/>
+                <w:sz w:val="16"/>
               </w:rPr>
               <w:t xml:space="preserve">Owner</w:t>
             </w:r>
@@ -2148,13 +2809,19 @@
       </w:tr>
       <w:tr>
         <w:tc>
-          <w:tcPr/>
-          <w:p>
-            <w:pPr>
-              <w:pStyle w:val="Compact"/>
-              <w:jc w:val="left"/>
-            </w:pPr>
-            <w:r>
+          <w:tcPr>
+            <w:noWrap/>
+          </w:tcPr>
+          <w:p>
+            <w:pPr>
+              <w:pStyle w:val="Compact"/>
+              <w:spacing w:before="20" w:after="20"/>
+              <w:jc w:val="left"/>
+            </w:pPr>
+            <w:r>
+              <w:rPr>
+                <w:sz w:val="16"/>
+              </w:rPr>
               <w:t xml:space="preserve">C1</w:t>
             </w:r>
           </w:p>
@@ -2164,9 +2831,13 @@
           <w:p>
             <w:pPr>
               <w:pStyle w:val="Compact"/>
-              <w:jc w:val="left"/>
-            </w:pPr>
-            <w:r>
+              <w:spacing w:before="20" w:after="20"/>
+              <w:jc w:val="left"/>
+            </w:pPr>
+            <w:r>
+              <w:rPr>
+                <w:sz w:val="16"/>
+              </w:rPr>
               <w:t xml:space="preserve">Kick-off (wk 0)</w:t>
             </w:r>
           </w:p>
@@ -2176,9 +2847,13 @@
           <w:p>
             <w:pPr>
               <w:pStyle w:val="Compact"/>
-              <w:jc w:val="left"/>
-            </w:pPr>
-            <w:r>
+              <w:spacing w:before="20" w:after="20"/>
+              <w:jc w:val="left"/>
+            </w:pPr>
+            <w:r>
+              <w:rPr>
+                <w:sz w:val="16"/>
+              </w:rPr>
               <w:t xml:space="preserve">All internal stakeholders</w:t>
             </w:r>
           </w:p>
@@ -2188,9 +2863,13 @@
           <w:p>
             <w:pPr>
               <w:pStyle w:val="Compact"/>
-              <w:jc w:val="left"/>
-            </w:pPr>
-            <w:r>
+              <w:spacing w:before="20" w:after="20"/>
+              <w:jc w:val="left"/>
+            </w:pPr>
+            <w:r>
+              <w:rPr>
+                <w:sz w:val="16"/>
+              </w:rPr>
               <w:t xml:space="preserve">Why: renewal problem, trust problem, regulated pricing. What changes and what does not.</w:t>
             </w:r>
           </w:p>
@@ -2200,9 +2879,13 @@
           <w:p>
             <w:pPr>
               <w:pStyle w:val="Compact"/>
-              <w:jc w:val="left"/>
-            </w:pPr>
-            <w:r>
+              <w:spacing w:before="20" w:after="20"/>
+              <w:jc w:val="left"/>
+            </w:pPr>
+            <w:r>
+              <w:rPr>
+                <w:sz w:val="16"/>
+              </w:rPr>
               <w:t xml:space="preserve">Town hall + email</w:t>
             </w:r>
           </w:p>
@@ -2212,9 +2895,13 @@
           <w:p>
             <w:pPr>
               <w:pStyle w:val="Compact"/>
-              <w:jc w:val="left"/>
-            </w:pPr>
-            <w:r>
+              <w:spacing w:before="20" w:after="20"/>
+              <w:jc w:val="left"/>
+            </w:pPr>
+            <w:r>
+              <w:rPr>
+                <w:sz w:val="16"/>
+              </w:rPr>
               <w:t xml:space="preserve">TASCO CEO + VETC CEO</w:t>
             </w:r>
           </w:p>
@@ -2224,9 +2911,13 @@
           <w:p>
             <w:pPr>
               <w:pStyle w:val="Compact"/>
-              <w:jc w:val="left"/>
-            </w:pPr>
-            <w:r>
+              <w:spacing w:before="20" w:after="20"/>
+              <w:jc w:val="left"/>
+            </w:pPr>
+            <w:r>
+              <w:rPr>
+                <w:sz w:val="16"/>
+              </w:rPr>
               <w:t xml:space="preserve">T-BUS</w:t>
             </w:r>
           </w:p>
@@ -2234,13 +2925,19 @@
       </w:tr>
       <w:tr>
         <w:tc>
-          <w:tcPr/>
-          <w:p>
-            <w:pPr>
-              <w:pStyle w:val="Compact"/>
-              <w:jc w:val="left"/>
-            </w:pPr>
-            <w:r>
+          <w:tcPr>
+            <w:noWrap/>
+          </w:tcPr>
+          <w:p>
+            <w:pPr>
+              <w:pStyle w:val="Compact"/>
+              <w:spacing w:before="20" w:after="20"/>
+              <w:jc w:val="left"/>
+            </w:pPr>
+            <w:r>
+              <w:rPr>
+                <w:sz w:val="16"/>
+              </w:rPr>
               <w:t xml:space="preserve">C2</w:t>
             </w:r>
           </w:p>
@@ -2250,9 +2947,13 @@
           <w:p>
             <w:pPr>
               <w:pStyle w:val="Compact"/>
-              <w:jc w:val="left"/>
-            </w:pPr>
-            <w:r>
+              <w:spacing w:before="20" w:after="20"/>
+              <w:jc w:val="left"/>
+            </w:pPr>
+            <w:r>
+              <w:rPr>
+                <w:sz w:val="16"/>
+              </w:rPr>
               <w:t xml:space="preserve">Discovery (wk 1–2)</w:t>
             </w:r>
           </w:p>
@@ -2262,9 +2963,13 @@
           <w:p>
             <w:pPr>
               <w:pStyle w:val="Compact"/>
-              <w:jc w:val="left"/>
-            </w:pPr>
-            <w:r>
+              <w:spacing w:before="20" w:after="20"/>
+              <w:jc w:val="left"/>
+            </w:pPr>
+            <w:r>
+              <w:rPr>
+                <w:sz w:val="16"/>
+              </w:rPr>
               <w:t xml:space="preserve">Telesales, supervisors</w:t>
             </w:r>
           </w:p>
@@ -2274,9 +2979,13 @@
           <w:p>
             <w:pPr>
               <w:pStyle w:val="Compact"/>
-              <w:jc w:val="left"/>
-            </w:pPr>
-            <w:r>
+              <w:spacing w:before="20" w:after="20"/>
+              <w:jc w:val="left"/>
+            </w:pPr>
+            <w:r>
+              <w:rPr>
+                <w:sz w:val="16"/>
+              </w:rPr>
               <w:t xml:space="preserve">"We are designing this with you" — invitation to interviews and usability tests</w:t>
             </w:r>
           </w:p>
@@ -2286,9 +2995,13 @@
           <w:p>
             <w:pPr>
               <w:pStyle w:val="Compact"/>
-              <w:jc w:val="left"/>
-            </w:pPr>
-            <w:r>
+              <w:spacing w:before="20" w:after="20"/>
+              <w:jc w:val="left"/>
+            </w:pPr>
+            <w:r>
+              <w:rPr>
+                <w:sz w:val="16"/>
+              </w:rPr>
               <w:t xml:space="preserve">Team briefings</w:t>
             </w:r>
           </w:p>
@@ -2298,9 +3011,13 @@
           <w:p>
             <w:pPr>
               <w:pStyle w:val="Compact"/>
-              <w:jc w:val="left"/>
-            </w:pPr>
-            <w:r>
+              <w:spacing w:before="20" w:after="20"/>
+              <w:jc w:val="left"/>
+            </w:pPr>
+            <w:r>
+              <w:rPr>
+                <w:sz w:val="16"/>
+              </w:rPr>
               <w:t xml:space="preserve">Call-centre manager</w:t>
             </w:r>
           </w:p>
@@ -2310,9 +3027,13 @@
           <w:p>
             <w:pPr>
               <w:pStyle w:val="Compact"/>
-              <w:jc w:val="left"/>
-            </w:pPr>
-            <w:r>
+              <w:spacing w:before="20" w:after="20"/>
+              <w:jc w:val="left"/>
+            </w:pPr>
+            <w:r>
+              <w:rPr>
+                <w:sz w:val="16"/>
+              </w:rPr>
               <w:t xml:space="preserve">V-CC</w:t>
             </w:r>
           </w:p>
@@ -2320,13 +3041,19 @@
       </w:tr>
       <w:tr>
         <w:tc>
-          <w:tcPr/>
-          <w:p>
-            <w:pPr>
-              <w:pStyle w:val="Compact"/>
-              <w:jc w:val="left"/>
-            </w:pPr>
-            <w:r>
+          <w:tcPr>
+            <w:noWrap/>
+          </w:tcPr>
+          <w:p>
+            <w:pPr>
+              <w:pStyle w:val="Compact"/>
+              <w:spacing w:before="20" w:after="20"/>
+              <w:jc w:val="left"/>
+            </w:pPr>
+            <w:r>
+              <w:rPr>
+                <w:sz w:val="16"/>
+              </w:rPr>
               <w:t xml:space="preserve">C3</w:t>
             </w:r>
           </w:p>
@@ -2336,9 +3063,13 @@
           <w:p>
             <w:pPr>
               <w:pStyle w:val="Compact"/>
-              <w:jc w:val="left"/>
-            </w:pPr>
-            <w:r>
+              <w:spacing w:before="20" w:after="20"/>
+              <w:jc w:val="left"/>
+            </w:pPr>
+            <w:r>
+              <w:rPr>
+                <w:sz w:val="16"/>
+              </w:rPr>
               <w:t xml:space="preserve">End of each sprint</w:t>
             </w:r>
           </w:p>
@@ -2348,9 +3079,13 @@
           <w:p>
             <w:pPr>
               <w:pStyle w:val="Compact"/>
-              <w:jc w:val="left"/>
-            </w:pPr>
-            <w:r>
+              <w:spacing w:before="20" w:after="20"/>
+              <w:jc w:val="left"/>
+            </w:pPr>
+            <w:r>
+              <w:rPr>
+                <w:sz w:val="16"/>
+              </w:rPr>
               <w:t xml:space="preserve">Champions, managers</w:t>
             </w:r>
           </w:p>
@@ -2360,9 +3095,13 @@
           <w:p>
             <w:pPr>
               <w:pStyle w:val="Compact"/>
-              <w:jc w:val="left"/>
-            </w:pPr>
-            <w:r>
+              <w:spacing w:before="20" w:after="20"/>
+              <w:jc w:val="left"/>
+            </w:pPr>
+            <w:r>
+              <w:rPr>
+                <w:sz w:val="16"/>
+              </w:rPr>
               <w:t xml:space="preserve">Demo recording and "what's new" one-pager</w:t>
             </w:r>
           </w:p>
@@ -2372,9 +3111,13 @@
           <w:p>
             <w:pPr>
               <w:pStyle w:val="Compact"/>
-              <w:jc w:val="left"/>
-            </w:pPr>
-            <w:r>
+              <w:spacing w:before="20" w:after="20"/>
+              <w:jc w:val="left"/>
+            </w:pPr>
+            <w:r>
+              <w:rPr>
+                <w:sz w:val="16"/>
+              </w:rPr>
               <w:t xml:space="preserve">Teams/Zalo group + intranet</w:t>
             </w:r>
           </w:p>
@@ -2384,9 +3127,13 @@
           <w:p>
             <w:pPr>
               <w:pStyle w:val="Compact"/>
-              <w:jc w:val="left"/>
-            </w:pPr>
-            <w:r>
+              <w:spacing w:before="20" w:after="20"/>
+              <w:jc w:val="left"/>
+            </w:pPr>
+            <w:r>
+              <w:rPr>
+                <w:sz w:val="16"/>
+              </w:rPr>
               <w:t xml:space="preserve">Product Owner</w:t>
             </w:r>
           </w:p>
@@ -2396,9 +3143,13 @@
           <w:p>
             <w:pPr>
               <w:pStyle w:val="Compact"/>
-              <w:jc w:val="left"/>
-            </w:pPr>
-            <w:r>
+              <w:spacing w:before="20" w:after="20"/>
+              <w:jc w:val="left"/>
+            </w:pPr>
+            <w:r>
+              <w:rPr>
+                <w:sz w:val="16"/>
+              </w:rPr>
               <w:t xml:space="preserve">T-PRD</w:t>
             </w:r>
           </w:p>
@@ -2406,13 +3157,19 @@
       </w:tr>
       <w:tr>
         <w:tc>
-          <w:tcPr/>
-          <w:p>
-            <w:pPr>
-              <w:pStyle w:val="Compact"/>
-              <w:jc w:val="left"/>
-            </w:pPr>
-            <w:r>
+          <w:tcPr>
+            <w:noWrap/>
+          </w:tcPr>
+          <w:p>
+            <w:pPr>
+              <w:pStyle w:val="Compact"/>
+              <w:spacing w:before="20" w:after="20"/>
+              <w:jc w:val="left"/>
+            </w:pPr>
+            <w:r>
+              <w:rPr>
+                <w:sz w:val="16"/>
+              </w:rPr>
               <w:t xml:space="preserve">C4</w:t>
             </w:r>
           </w:p>
@@ -2422,9 +3179,13 @@
           <w:p>
             <w:pPr>
               <w:pStyle w:val="Compact"/>
-              <w:jc w:val="left"/>
-            </w:pPr>
-            <w:r>
+              <w:spacing w:before="20" w:after="20"/>
+              <w:jc w:val="left"/>
+            </w:pPr>
+            <w:r>
+              <w:rPr>
+                <w:sz w:val="16"/>
+              </w:rPr>
               <w:t xml:space="preserve">G2 (build complete)</w:t>
             </w:r>
           </w:p>
@@ -2434,9 +3195,13 @@
           <w:p>
             <w:pPr>
               <w:pStyle w:val="Compact"/>
-              <w:jc w:val="left"/>
-            </w:pPr>
-            <w:r>
+              <w:spacing w:before="20" w:after="20"/>
+              <w:jc w:val="left"/>
+            </w:pPr>
+            <w:r>
+              <w:rPr>
+                <w:sz w:val="16"/>
+              </w:rPr>
               <w:t xml:space="preserve">All user groups</w:t>
             </w:r>
           </w:p>
@@ -2446,9 +3211,13 @@
           <w:p>
             <w:pPr>
               <w:pStyle w:val="Compact"/>
-              <w:jc w:val="left"/>
-            </w:pPr>
-            <w:r>
+              <w:spacing w:before="20" w:after="20"/>
+              <w:jc w:val="left"/>
+            </w:pPr>
+            <w:r>
+              <w:rPr>
+                <w:sz w:val="16"/>
+              </w:rPr>
               <w:t xml:space="preserve">Training schedule, sandbox access, "your role in the platform"</w:t>
             </w:r>
           </w:p>
@@ -2458,9 +3227,13 @@
           <w:p>
             <w:pPr>
               <w:pStyle w:val="Compact"/>
-              <w:jc w:val="left"/>
-            </w:pPr>
-            <w:r>
+              <w:spacing w:before="20" w:after="20"/>
+              <w:jc w:val="left"/>
+            </w:pPr>
+            <w:r>
+              <w:rPr>
+                <w:sz w:val="16"/>
+              </w:rPr>
               <w:t xml:space="preserve">Email + LMS enrolment</w:t>
             </w:r>
           </w:p>
@@ -2470,21 +3243,31 @@
           <w:p>
             <w:pPr>
               <w:pStyle w:val="Compact"/>
-              <w:jc w:val="left"/>
-            </w:pPr>
-            <w:r>
+              <w:spacing w:before="20" w:after="20"/>
+              <w:jc w:val="left"/>
+            </w:pPr>
+            <w:r>
+              <w:rPr>
+                <w:sz w:val="16"/>
+              </w:rPr>
               <w:t xml:space="preserve">Change Lead</w:t>
             </w:r>
           </w:p>
         </w:tc>
         <w:tc>
-          <w:tcPr/>
-          <w:p>
-            <w:pPr>
-              <w:pStyle w:val="Compact"/>
-              <w:jc w:val="left"/>
-            </w:pPr>
-            <w:r>
+          <w:tcPr>
+            <w:noWrap/>
+          </w:tcPr>
+          <w:p>
+            <w:pPr>
+              <w:pStyle w:val="Compact"/>
+              <w:spacing w:before="20" w:after="20"/>
+              <w:jc w:val="left"/>
+            </w:pPr>
+            <w:r>
+              <w:rPr>
+                <w:sz w:val="16"/>
+              </w:rPr>
               <w:t xml:space="preserve">WS9</w:t>
             </w:r>
           </w:p>
@@ -2492,13 +3275,19 @@
       </w:tr>
       <w:tr>
         <w:tc>
-          <w:tcPr/>
-          <w:p>
-            <w:pPr>
-              <w:pStyle w:val="Compact"/>
-              <w:jc w:val="left"/>
-            </w:pPr>
-            <w:r>
+          <w:tcPr>
+            <w:noWrap/>
+          </w:tcPr>
+          <w:p>
+            <w:pPr>
+              <w:pStyle w:val="Compact"/>
+              <w:spacing w:before="20" w:after="20"/>
+              <w:jc w:val="left"/>
+            </w:pPr>
+            <w:r>
+              <w:rPr>
+                <w:sz w:val="16"/>
+              </w:rPr>
               <w:t xml:space="preserve">C5</w:t>
             </w:r>
           </w:p>
@@ -2508,9 +3297,13 @@
           <w:p>
             <w:pPr>
               <w:pStyle w:val="Compact"/>
-              <w:jc w:val="left"/>
-            </w:pPr>
-            <w:r>
+              <w:spacing w:before="20" w:after="20"/>
+              <w:jc w:val="left"/>
+            </w:pPr>
+            <w:r>
+              <w:rPr>
+                <w:sz w:val="16"/>
+              </w:rPr>
               <w:t xml:space="preserve">G3 (−2 weeks)</w:t>
             </w:r>
           </w:p>
@@ -2520,9 +3313,13 @@
           <w:p>
             <w:pPr>
               <w:pStyle w:val="Compact"/>
-              <w:jc w:val="left"/>
-            </w:pPr>
-            <w:r>
+              <w:spacing w:before="20" w:after="20"/>
+              <w:jc w:val="left"/>
+            </w:pPr>
+            <w:r>
+              <w:rPr>
+                <w:sz w:val="16"/>
+              </w:rPr>
               <w:t xml:space="preserve">Telesales</w:t>
             </w:r>
           </w:p>
@@ -2532,9 +3329,13 @@
           <w:p>
             <w:pPr>
               <w:pStyle w:val="Compact"/>
-              <w:jc w:val="left"/>
-            </w:pPr>
-            <w:r>
+              <w:spacing w:before="20" w:after="20"/>
+              <w:jc w:val="left"/>
+            </w:pPr>
+            <w:r>
+              <w:rPr>
+                <w:sz w:val="16"/>
+              </w:rPr>
               <w:t xml:space="preserve">"Day in the life" video. The bot does the verification; you do the conversation. Commission continuity.</w:t>
             </w:r>
           </w:p>
@@ -2544,9 +3345,13 @@
           <w:p>
             <w:pPr>
               <w:pStyle w:val="Compact"/>
-              <w:jc w:val="left"/>
-            </w:pPr>
-            <w:r>
+              <w:spacing w:before="20" w:after="20"/>
+              <w:jc w:val="left"/>
+            </w:pPr>
+            <w:r>
+              <w:rPr>
+                <w:sz w:val="16"/>
+              </w:rPr>
               <w:t xml:space="preserve">Video + huddles</w:t>
             </w:r>
           </w:p>
@@ -2556,9 +3361,13 @@
           <w:p>
             <w:pPr>
               <w:pStyle w:val="Compact"/>
-              <w:jc w:val="left"/>
-            </w:pPr>
-            <w:r>
+              <w:spacing w:before="20" w:after="20"/>
+              <w:jc w:val="left"/>
+            </w:pPr>
+            <w:r>
+              <w:rPr>
+                <w:sz w:val="16"/>
+              </w:rPr>
               <w:t xml:space="preserve">Supervisor + champion</w:t>
             </w:r>
           </w:p>
@@ -2568,9 +3377,13 @@
           <w:p>
             <w:pPr>
               <w:pStyle w:val="Compact"/>
-              <w:jc w:val="left"/>
-            </w:pPr>
-            <w:r>
+              <w:spacing w:before="20" w:after="20"/>
+              <w:jc w:val="left"/>
+            </w:pPr>
+            <w:r>
+              <w:rPr>
+                <w:sz w:val="16"/>
+              </w:rPr>
               <w:t xml:space="preserve">V-CC</w:t>
             </w:r>
           </w:p>
@@ -2578,13 +3391,19 @@
       </w:tr>
       <w:tr>
         <w:tc>
-          <w:tcPr/>
-          <w:p>
-            <w:pPr>
-              <w:pStyle w:val="Compact"/>
-              <w:jc w:val="left"/>
-            </w:pPr>
-            <w:r>
+          <w:tcPr>
+            <w:noWrap/>
+          </w:tcPr>
+          <w:p>
+            <w:pPr>
+              <w:pStyle w:val="Compact"/>
+              <w:spacing w:before="20" w:after="20"/>
+              <w:jc w:val="left"/>
+            </w:pPr>
+            <w:r>
+              <w:rPr>
+                <w:sz w:val="16"/>
+              </w:rPr>
               <w:t xml:space="preserve">C6</w:t>
             </w:r>
           </w:p>
@@ -2594,9 +3413,13 @@
           <w:p>
             <w:pPr>
               <w:pStyle w:val="Compact"/>
-              <w:jc w:val="left"/>
-            </w:pPr>
-            <w:r>
+              <w:spacing w:before="20" w:after="20"/>
+              <w:jc w:val="left"/>
+            </w:pPr>
+            <w:r>
+              <w:rPr>
+                <w:sz w:val="16"/>
+              </w:rPr>
               <w:t xml:space="preserve">G3 (−1 week)</w:t>
             </w:r>
           </w:p>
@@ -2606,9 +3429,13 @@
           <w:p>
             <w:pPr>
               <w:pStyle w:val="Compact"/>
-              <w:jc w:val="left"/>
-            </w:pPr>
-            <w:r>
+              <w:spacing w:before="20" w:after="20"/>
+              <w:jc w:val="left"/>
+            </w:pPr>
+            <w:r>
+              <w:rPr>
+                <w:sz w:val="16"/>
+              </w:rPr>
               <w:t xml:space="preserve">Compliance, marketing</w:t>
             </w:r>
           </w:p>
@@ -2618,9 +3445,13 @@
           <w:p>
             <w:pPr>
               <w:pStyle w:val="Compact"/>
-              <w:jc w:val="left"/>
-            </w:pPr>
-            <w:r>
+              <w:spacing w:before="20" w:after="20"/>
+              <w:jc w:val="left"/>
+            </w:pPr>
+            <w:r>
+              <w:rPr>
+                <w:sz w:val="16"/>
+              </w:rPr>
               <w:t xml:space="preserve">Rules studio and copy guard: what is blocked and why</w:t>
             </w:r>
           </w:p>
@@ -2630,9 +3461,13 @@
           <w:p>
             <w:pPr>
               <w:pStyle w:val="Compact"/>
-              <w:jc w:val="left"/>
-            </w:pPr>
-            <w:r>
+              <w:spacing w:before="20" w:after="20"/>
+              <w:jc w:val="left"/>
+            </w:pPr>
+            <w:r>
+              <w:rPr>
+                <w:sz w:val="16"/>
+              </w:rPr>
               <w:t xml:space="preserve">Workshop</w:t>
             </w:r>
           </w:p>
@@ -2642,9 +3477,13 @@
           <w:p>
             <w:pPr>
               <w:pStyle w:val="Compact"/>
-              <w:jc w:val="left"/>
-            </w:pPr>
-            <w:r>
+              <w:spacing w:before="20" w:after="20"/>
+              <w:jc w:val="left"/>
+            </w:pPr>
+            <w:r>
+              <w:rPr>
+                <w:sz w:val="16"/>
+              </w:rPr>
               <w:t xml:space="preserve">Compliance Head</w:t>
             </w:r>
           </w:p>
@@ -2654,9 +3493,13 @@
           <w:p>
             <w:pPr>
               <w:pStyle w:val="Compact"/>
-              <w:jc w:val="left"/>
-            </w:pPr>
-            <w:r>
+              <w:spacing w:before="20" w:after="20"/>
+              <w:jc w:val="left"/>
+            </w:pPr>
+            <w:r>
+              <w:rPr>
+                <w:sz w:val="16"/>
+              </w:rPr>
               <w:t xml:space="preserve">T-CMP</w:t>
             </w:r>
           </w:p>
@@ -2664,13 +3507,19 @@
       </w:tr>
       <w:tr>
         <w:tc>
-          <w:tcPr/>
-          <w:p>
-            <w:pPr>
-              <w:pStyle w:val="Compact"/>
-              <w:jc w:val="left"/>
-            </w:pPr>
-            <w:r>
+          <w:tcPr>
+            <w:noWrap/>
+          </w:tcPr>
+          <w:p>
+            <w:pPr>
+              <w:pStyle w:val="Compact"/>
+              <w:spacing w:before="20" w:after="20"/>
+              <w:jc w:val="left"/>
+            </w:pPr>
+            <w:r>
+              <w:rPr>
+                <w:sz w:val="16"/>
+              </w:rPr>
               <w:t xml:space="preserve">C7</w:t>
             </w:r>
           </w:p>
@@ -2680,9 +3529,13 @@
           <w:p>
             <w:pPr>
               <w:pStyle w:val="Compact"/>
-              <w:jc w:val="left"/>
-            </w:pPr>
-            <w:r>
+              <w:spacing w:before="20" w:after="20"/>
+              <w:jc w:val="left"/>
+            </w:pPr>
+            <w:r>
+              <w:rPr>
+                <w:sz w:val="16"/>
+              </w:rPr>
               <w:t xml:space="preserve">Pilot launch</w:t>
             </w:r>
           </w:p>
@@ -2692,9 +3545,13 @@
           <w:p>
             <w:pPr>
               <w:pStyle w:val="Compact"/>
-              <w:jc w:val="left"/>
-            </w:pPr>
-            <w:r>
+              <w:spacing w:before="20" w:after="20"/>
+              <w:jc w:val="left"/>
+            </w:pPr>
+            <w:r>
+              <w:rPr>
+                <w:sz w:val="16"/>
+              </w:rPr>
               <w:t xml:space="preserve">Pilot users</w:t>
             </w:r>
           </w:p>
@@ -2704,9 +3561,13 @@
           <w:p>
             <w:pPr>
               <w:pStyle w:val="Compact"/>
-              <w:jc w:val="left"/>
-            </w:pPr>
-            <w:r>
+              <w:spacing w:before="20" w:after="20"/>
+              <w:jc w:val="left"/>
+            </w:pPr>
+            <w:r>
+              <w:rPr>
+                <w:sz w:val="16"/>
+              </w:rPr>
               <w:t xml:space="preserve">Go-live guide, war-room contacts, help drawer, FAQ</w:t>
             </w:r>
           </w:p>
@@ -2716,9 +3577,13 @@
           <w:p>
             <w:pPr>
               <w:pStyle w:val="Compact"/>
-              <w:jc w:val="left"/>
-            </w:pPr>
-            <w:r>
+              <w:spacing w:before="20" w:after="20"/>
+              <w:jc w:val="left"/>
+            </w:pPr>
+            <w:r>
+              <w:rPr>
+                <w:sz w:val="16"/>
+              </w:rPr>
               <w:t xml:space="preserve">Email + desk drops</w:t>
             </w:r>
           </w:p>
@@ -2728,9 +3593,13 @@
           <w:p>
             <w:pPr>
               <w:pStyle w:val="Compact"/>
-              <w:jc w:val="left"/>
-            </w:pPr>
-            <w:r>
+              <w:spacing w:before="20" w:after="20"/>
+              <w:jc w:val="left"/>
+            </w:pPr>
+            <w:r>
+              <w:rPr>
+                <w:sz w:val="16"/>
+              </w:rPr>
               <w:t xml:space="preserve">Product Owner</w:t>
             </w:r>
           </w:p>
@@ -2740,9 +3609,13 @@
           <w:p>
             <w:pPr>
               <w:pStyle w:val="Compact"/>
-              <w:jc w:val="left"/>
-            </w:pPr>
-            <w:r>
+              <w:spacing w:before="20" w:after="20"/>
+              <w:jc w:val="left"/>
+            </w:pPr>
+            <w:r>
+              <w:rPr>
+                <w:sz w:val="16"/>
+              </w:rPr>
               <w:t xml:space="preserve">T-PRD</w:t>
             </w:r>
           </w:p>
@@ -2750,13 +3623,19 @@
       </w:tr>
       <w:tr>
         <w:tc>
-          <w:tcPr/>
-          <w:p>
-            <w:pPr>
-              <w:pStyle w:val="Compact"/>
-              <w:jc w:val="left"/>
-            </w:pPr>
-            <w:r>
+          <w:tcPr>
+            <w:noWrap/>
+          </w:tcPr>
+          <w:p>
+            <w:pPr>
+              <w:pStyle w:val="Compact"/>
+              <w:spacing w:before="20" w:after="20"/>
+              <w:jc w:val="left"/>
+            </w:pPr>
+            <w:r>
+              <w:rPr>
+                <w:sz w:val="16"/>
+              </w:rPr>
               <w:t xml:space="preserve">C8</w:t>
             </w:r>
           </w:p>
@@ -2766,9 +3645,13 @@
           <w:p>
             <w:pPr>
               <w:pStyle w:val="Compact"/>
-              <w:jc w:val="left"/>
-            </w:pPr>
-            <w:r>
+              <w:spacing w:before="20" w:after="20"/>
+              <w:jc w:val="left"/>
+            </w:pPr>
+            <w:r>
+              <w:rPr>
+                <w:sz w:val="16"/>
+              </w:rPr>
               <w:t xml:space="preserve">Pilot launch</w:t>
             </w:r>
           </w:p>
@@ -2778,9 +3661,13 @@
           <w:p>
             <w:pPr>
               <w:pStyle w:val="Compact"/>
-              <w:jc w:val="left"/>
-            </w:pPr>
-            <w:r>
+              <w:spacing w:before="20" w:after="20"/>
+              <w:jc w:val="left"/>
+            </w:pPr>
+            <w:r>
+              <w:rPr>
+                <w:sz w:val="16"/>
+              </w:rPr>
               <w:t xml:space="preserve">Customers (pilot cohort)</w:t>
             </w:r>
           </w:p>
@@ -2790,9 +3677,13 @@
           <w:p>
             <w:pPr>
               <w:pStyle w:val="Compact"/>
-              <w:jc w:val="left"/>
-            </w:pPr>
-            <w:r>
+              <w:spacing w:before="20" w:after="20"/>
+              <w:jc w:val="left"/>
+            </w:pPr>
+            <w:r>
+              <w:rPr>
+                <w:sz w:val="16"/>
+              </w:rPr>
               <w:t xml:space="preserve">New: renew in the VETC app, e-certificate with QR, VETC never asks for OTP</w:t>
             </w:r>
           </w:p>
@@ -2802,9 +3693,13 @@
           <w:p>
             <w:pPr>
               <w:pStyle w:val="Compact"/>
-              <w:jc w:val="left"/>
-            </w:pPr>
-            <w:r>
+              <w:spacing w:before="20" w:after="20"/>
+              <w:jc w:val="left"/>
+            </w:pPr>
+            <w:r>
+              <w:rPr>
+                <w:sz w:val="16"/>
+              </w:rPr>
               <w:t xml:space="preserve">In-app banner, Zalo OA post</w:t>
             </w:r>
           </w:p>
@@ -2814,9 +3709,13 @@
           <w:p>
             <w:pPr>
               <w:pStyle w:val="Compact"/>
-              <w:jc w:val="left"/>
-            </w:pPr>
-            <w:r>
+              <w:spacing w:before="20" w:after="20"/>
+              <w:jc w:val="left"/>
+            </w:pPr>
+            <w:r>
+              <w:rPr>
+                <w:sz w:val="16"/>
+              </w:rPr>
               <w:t xml:space="preserve">VETC Marketing</w:t>
             </w:r>
           </w:p>
@@ -2826,9 +3725,13 @@
           <w:p>
             <w:pPr>
               <w:pStyle w:val="Compact"/>
-              <w:jc w:val="left"/>
-            </w:pPr>
-            <w:r>
+              <w:spacing w:before="20" w:after="20"/>
+              <w:jc w:val="left"/>
+            </w:pPr>
+            <w:r>
+              <w:rPr>
+                <w:sz w:val="16"/>
+              </w:rPr>
               <w:t xml:space="preserve">V-PRD</w:t>
             </w:r>
           </w:p>
@@ -2836,13 +3739,19 @@
       </w:tr>
       <w:tr>
         <w:tc>
-          <w:tcPr/>
-          <w:p>
-            <w:pPr>
-              <w:pStyle w:val="Compact"/>
-              <w:jc w:val="left"/>
-            </w:pPr>
-            <w:r>
+          <w:tcPr>
+            <w:noWrap/>
+          </w:tcPr>
+          <w:p>
+            <w:pPr>
+              <w:pStyle w:val="Compact"/>
+              <w:spacing w:before="20" w:after="20"/>
+              <w:jc w:val="left"/>
+            </w:pPr>
+            <w:r>
+              <w:rPr>
+                <w:sz w:val="16"/>
+              </w:rPr>
               <w:t xml:space="preserve">C9</w:t>
             </w:r>
           </w:p>
@@ -2852,9 +3761,13 @@
           <w:p>
             <w:pPr>
               <w:pStyle w:val="Compact"/>
-              <w:jc w:val="left"/>
-            </w:pPr>
-            <w:r>
+              <w:spacing w:before="20" w:after="20"/>
+              <w:jc w:val="left"/>
+            </w:pPr>
+            <w:r>
+              <w:rPr>
+                <w:sz w:val="16"/>
+              </w:rPr>
               <w:t xml:space="preserve">Weekly during pilot</w:t>
             </w:r>
           </w:p>
@@ -2864,9 +3777,13 @@
           <w:p>
             <w:pPr>
               <w:pStyle w:val="Compact"/>
-              <w:jc w:val="left"/>
-            </w:pPr>
-            <w:r>
+              <w:spacing w:before="20" w:after="20"/>
+              <w:jc w:val="left"/>
+            </w:pPr>
+            <w:r>
+              <w:rPr>
+                <w:sz w:val="16"/>
+              </w:rPr>
               <w:t xml:space="preserve">Pilot users, management</w:t>
             </w:r>
           </w:p>
@@ -2876,9 +3793,13 @@
           <w:p>
             <w:pPr>
               <w:pStyle w:val="Compact"/>
-              <w:jc w:val="left"/>
-            </w:pPr>
-            <w:r>
+              <w:spacing w:before="20" w:after="20"/>
+              <w:jc w:val="left"/>
+            </w:pPr>
+            <w:r>
+              <w:rPr>
+                <w:sz w:val="16"/>
+              </w:rPr>
               <w:t xml:space="preserve">Wins, tips, KPI snapshot, fixes shipped</w:t>
             </w:r>
           </w:p>
@@ -2888,9 +3809,13 @@
           <w:p>
             <w:pPr>
               <w:pStyle w:val="Compact"/>
-              <w:jc w:val="left"/>
-            </w:pPr>
-            <w:r>
+              <w:spacing w:before="20" w:after="20"/>
+              <w:jc w:val="left"/>
+            </w:pPr>
+            <w:r>
+              <w:rPr>
+                <w:sz w:val="16"/>
+              </w:rPr>
               <w:t xml:space="preserve">Newsletter</w:t>
             </w:r>
           </w:p>
@@ -2900,21 +3825,31 @@
           <w:p>
             <w:pPr>
               <w:pStyle w:val="Compact"/>
-              <w:jc w:val="left"/>
-            </w:pPr>
-            <w:r>
+              <w:spacing w:before="20" w:after="20"/>
+              <w:jc w:val="left"/>
+            </w:pPr>
+            <w:r>
+              <w:rPr>
+                <w:sz w:val="16"/>
+              </w:rPr>
               <w:t xml:space="preserve">Change Lead</w:t>
             </w:r>
           </w:p>
         </w:tc>
         <w:tc>
-          <w:tcPr/>
-          <w:p>
-            <w:pPr>
-              <w:pStyle w:val="Compact"/>
-              <w:jc w:val="left"/>
-            </w:pPr>
-            <w:r>
+          <w:tcPr>
+            <w:noWrap/>
+          </w:tcPr>
+          <w:p>
+            <w:pPr>
+              <w:pStyle w:val="Compact"/>
+              <w:spacing w:before="20" w:after="20"/>
+              <w:jc w:val="left"/>
+            </w:pPr>
+            <w:r>
+              <w:rPr>
+                <w:sz w:val="16"/>
+              </w:rPr>
               <w:t xml:space="preserve">WS9</w:t>
             </w:r>
           </w:p>
@@ -2922,13 +3857,19 @@
       </w:tr>
       <w:tr>
         <w:tc>
-          <w:tcPr/>
-          <w:p>
-            <w:pPr>
-              <w:pStyle w:val="Compact"/>
-              <w:jc w:val="left"/>
-            </w:pPr>
-            <w:r>
+          <w:tcPr>
+            <w:noWrap/>
+          </w:tcPr>
+          <w:p>
+            <w:pPr>
+              <w:pStyle w:val="Compact"/>
+              <w:spacing w:before="20" w:after="20"/>
+              <w:jc w:val="left"/>
+            </w:pPr>
+            <w:r>
+              <w:rPr>
+                <w:sz w:val="16"/>
+              </w:rPr>
               <w:t xml:space="preserve">C10</w:t>
             </w:r>
           </w:p>
@@ -2938,9 +3879,13 @@
           <w:p>
             <w:pPr>
               <w:pStyle w:val="Compact"/>
-              <w:jc w:val="left"/>
-            </w:pPr>
-            <w:r>
+              <w:spacing w:before="20" w:after="20"/>
+              <w:jc w:val="left"/>
+            </w:pPr>
+            <w:r>
+              <w:rPr>
+                <w:sz w:val="16"/>
+              </w:rPr>
               <w:t xml:space="preserve">Partner onboarding</w:t>
             </w:r>
           </w:p>
@@ -2950,9 +3895,13 @@
           <w:p>
             <w:pPr>
               <w:pStyle w:val="Compact"/>
-              <w:jc w:val="left"/>
-            </w:pPr>
-            <w:r>
+              <w:spacing w:before="20" w:after="20"/>
+              <w:jc w:val="left"/>
+            </w:pPr>
+            <w:r>
+              <w:rPr>
+                <w:sz w:val="16"/>
+              </w:rPr>
               <w:t xml:space="preserve">Partners</w:t>
             </w:r>
           </w:p>
@@ -2962,9 +3911,13 @@
           <w:p>
             <w:pPr>
               <w:pStyle w:val="Compact"/>
-              <w:jc w:val="left"/>
-            </w:pPr>
-            <w:r>
+              <w:spacing w:before="20" w:after="20"/>
+              <w:jc w:val="left"/>
+            </w:pPr>
+            <w:r>
+              <w:rPr>
+                <w:sz w:val="16"/>
+              </w:rPr>
               <w:t xml:space="preserve">Commercial model, API guide, sandbox key</w:t>
             </w:r>
           </w:p>
@@ -2974,9 +3927,13 @@
           <w:p>
             <w:pPr>
               <w:pStyle w:val="Compact"/>
-              <w:jc w:val="left"/>
-            </w:pPr>
-            <w:r>
+              <w:spacing w:before="20" w:after="20"/>
+              <w:jc w:val="left"/>
+            </w:pPr>
+            <w:r>
+              <w:rPr>
+                <w:sz w:val="16"/>
+              </w:rPr>
               <w:t xml:space="preserve">Partner pack + webinar</w:t>
             </w:r>
           </w:p>
@@ -2986,9 +3943,13 @@
           <w:p>
             <w:pPr>
               <w:pStyle w:val="Compact"/>
-              <w:jc w:val="left"/>
-            </w:pPr>
-            <w:r>
+              <w:spacing w:before="20" w:after="20"/>
+              <w:jc w:val="left"/>
+            </w:pPr>
+            <w:r>
+              <w:rPr>
+                <w:sz w:val="16"/>
+              </w:rPr>
               <w:t xml:space="preserve">Partner Manager</w:t>
             </w:r>
           </w:p>
@@ -2998,9 +3959,13 @@
           <w:p>
             <w:pPr>
               <w:pStyle w:val="Compact"/>
-              <w:jc w:val="left"/>
-            </w:pPr>
-            <w:r>
+              <w:spacing w:before="20" w:after="20"/>
+              <w:jc w:val="left"/>
+            </w:pPr>
+            <w:r>
+              <w:rPr>
+                <w:sz w:val="16"/>
+              </w:rPr>
               <w:t xml:space="preserve">T-PRD</w:t>
             </w:r>
           </w:p>
@@ -3008,13 +3973,19 @@
       </w:tr>
       <w:tr>
         <w:tc>
-          <w:tcPr/>
-          <w:p>
-            <w:pPr>
-              <w:pStyle w:val="Compact"/>
-              <w:jc w:val="left"/>
-            </w:pPr>
-            <w:r>
+          <w:tcPr>
+            <w:noWrap/>
+          </w:tcPr>
+          <w:p>
+            <w:pPr>
+              <w:pStyle w:val="Compact"/>
+              <w:spacing w:before="20" w:after="20"/>
+              <w:jc w:val="left"/>
+            </w:pPr>
+            <w:r>
+              <w:rPr>
+                <w:sz w:val="16"/>
+              </w:rPr>
               <w:t xml:space="preserve">C11</w:t>
             </w:r>
           </w:p>
@@ -3024,9 +3995,13 @@
           <w:p>
             <w:pPr>
               <w:pStyle w:val="Compact"/>
-              <w:jc w:val="left"/>
-            </w:pPr>
-            <w:r>
+              <w:spacing w:before="20" w:after="20"/>
+              <w:jc w:val="left"/>
+            </w:pPr>
+            <w:r>
+              <w:rPr>
+                <w:sz w:val="16"/>
+              </w:rPr>
               <w:t xml:space="preserve">Pilot end (G4)</w:t>
             </w:r>
           </w:p>
@@ -3036,9 +4011,13 @@
           <w:p>
             <w:pPr>
               <w:pStyle w:val="Compact"/>
-              <w:jc w:val="left"/>
-            </w:pPr>
-            <w:r>
+              <w:spacing w:before="20" w:after="20"/>
+              <w:jc w:val="left"/>
+            </w:pPr>
+            <w:r>
+              <w:rPr>
+                <w:sz w:val="16"/>
+              </w:rPr>
               <w:t xml:space="preserve">All</w:t>
             </w:r>
           </w:p>
@@ -3048,9 +4027,13 @@
           <w:p>
             <w:pPr>
               <w:pStyle w:val="Compact"/>
-              <w:jc w:val="left"/>
-            </w:pPr>
-            <w:r>
+              <w:spacing w:before="20" w:after="20"/>
+              <w:jc w:val="left"/>
+            </w:pPr>
+            <w:r>
+              <w:rPr>
+                <w:sz w:val="16"/>
+              </w:rPr>
               <w:t xml:space="preserve">Results and next waves</w:t>
             </w:r>
           </w:p>
@@ -3060,9 +4043,13 @@
           <w:p>
             <w:pPr>
               <w:pStyle w:val="Compact"/>
-              <w:jc w:val="left"/>
-            </w:pPr>
-            <w:r>
+              <w:spacing w:before="20" w:after="20"/>
+              <w:jc w:val="left"/>
+            </w:pPr>
+            <w:r>
+              <w:rPr>
+                <w:sz w:val="16"/>
+              </w:rPr>
               <w:t xml:space="preserve">Town hall</w:t>
             </w:r>
           </w:p>
@@ -3072,9 +4059,13 @@
           <w:p>
             <w:pPr>
               <w:pStyle w:val="Compact"/>
-              <w:jc w:val="left"/>
-            </w:pPr>
-            <w:r>
+              <w:spacing w:before="20" w:after="20"/>
+              <w:jc w:val="left"/>
+            </w:pPr>
+            <w:r>
+              <w:rPr>
+                <w:sz w:val="16"/>
+              </w:rPr>
               <w:t xml:space="preserve">T-BUS</w:t>
             </w:r>
           </w:p>
@@ -3084,9 +4075,13 @@
           <w:p>
             <w:pPr>
               <w:pStyle w:val="Compact"/>
-              <w:jc w:val="left"/>
-            </w:pPr>
-            <w:r>
+              <w:spacing w:before="20" w:after="20"/>
+              <w:jc w:val="left"/>
+            </w:pPr>
+            <w:r>
+              <w:rPr>
+                <w:sz w:val="16"/>
+              </w:rPr>
               <w:t xml:space="preserve">T-BUS</w:t>
             </w:r>
           </w:p>
@@ -3094,13 +4089,19 @@
       </w:tr>
       <w:tr>
         <w:tc>
-          <w:tcPr/>
-          <w:p>
-            <w:pPr>
-              <w:pStyle w:val="Compact"/>
-              <w:jc w:val="left"/>
-            </w:pPr>
-            <w:r>
+          <w:tcPr>
+            <w:noWrap/>
+          </w:tcPr>
+          <w:p>
+            <w:pPr>
+              <w:pStyle w:val="Compact"/>
+              <w:spacing w:before="20" w:after="20"/>
+              <w:jc w:val="left"/>
+            </w:pPr>
+            <w:r>
+              <w:rPr>
+                <w:sz w:val="16"/>
+              </w:rPr>
               <w:t xml:space="preserve">C12</w:t>
             </w:r>
           </w:p>
@@ -3110,9 +4111,13 @@
           <w:p>
             <w:pPr>
               <w:pStyle w:val="Compact"/>
-              <w:jc w:val="left"/>
-            </w:pPr>
-            <w:r>
+              <w:spacing w:before="20" w:after="20"/>
+              <w:jc w:val="left"/>
+            </w:pPr>
+            <w:r>
+              <w:rPr>
+                <w:sz w:val="16"/>
+              </w:rPr>
               <w:t xml:space="preserve">Each wave</w:t>
             </w:r>
           </w:p>
@@ -3122,9 +4127,13 @@
           <w:p>
             <w:pPr>
               <w:pStyle w:val="Compact"/>
-              <w:jc w:val="left"/>
-            </w:pPr>
-            <w:r>
+              <w:spacing w:before="20" w:after="20"/>
+              <w:jc w:val="left"/>
+            </w:pPr>
+            <w:r>
+              <w:rPr>
+                <w:sz w:val="16"/>
+              </w:rPr>
               <w:t xml:space="preserve">New users and regions</w:t>
             </w:r>
           </w:p>
@@ -3134,9 +4143,13 @@
           <w:p>
             <w:pPr>
               <w:pStyle w:val="Compact"/>
-              <w:jc w:val="left"/>
-            </w:pPr>
-            <w:r>
+              <w:spacing w:before="20" w:after="20"/>
+              <w:jc w:val="left"/>
+            </w:pPr>
+            <w:r>
+              <w:rPr>
+                <w:sz w:val="16"/>
+              </w:rPr>
               <w:t xml:space="preserve">Wave-specific onboarding</w:t>
             </w:r>
           </w:p>
@@ -3146,9 +4159,13 @@
           <w:p>
             <w:pPr>
               <w:pStyle w:val="Compact"/>
-              <w:jc w:val="left"/>
-            </w:pPr>
-            <w:r>
+              <w:spacing w:before="20" w:after="20"/>
+              <w:jc w:val="left"/>
+            </w:pPr>
+            <w:r>
+              <w:rPr>
+                <w:sz w:val="16"/>
+              </w:rPr>
               <w:t xml:space="preserve">As C4–C7</w:t>
             </w:r>
           </w:p>
@@ -3158,27 +4175,48 @@
           <w:p>
             <w:pPr>
               <w:pStyle w:val="Compact"/>
-              <w:jc w:val="left"/>
-            </w:pPr>
-            <w:r>
+              <w:spacing w:before="20" w:after="20"/>
+              <w:jc w:val="left"/>
+            </w:pPr>
+            <w:r>
+              <w:rPr>
+                <w:sz w:val="16"/>
+              </w:rPr>
               <w:t xml:space="preserve">Change Lead</w:t>
             </w:r>
           </w:p>
         </w:tc>
         <w:tc>
-          <w:tcPr/>
-          <w:p>
-            <w:pPr>
-              <w:pStyle w:val="Compact"/>
-              <w:jc w:val="left"/>
-            </w:pPr>
-            <w:r>
+          <w:tcPr>
+            <w:noWrap/>
+          </w:tcPr>
+          <w:p>
+            <w:pPr>
+              <w:pStyle w:val="Compact"/>
+              <w:spacing w:before="20" w:after="20"/>
+              <w:jc w:val="left"/>
+            </w:pPr>
+            <w:r>
+              <w:rPr>
+                <w:sz w:val="16"/>
+              </w:rPr>
               <w:t xml:space="preserve">WS9</w:t>
             </w:r>
           </w:p>
         </w:tc>
       </w:tr>
     </w:tbl>
+    <w:p>
+      <w:pPr>
+        <w:sectPr>
+          <w:type w:val="nextPage"/>
+          <w:headerReference r:id="rId9" w:type="default"/>
+          <w:footerReference r:id="rId10" w:type="default"/>
+          <w:pgSz w:h="11906" w:w="16838" w:orient="landscape"/>
+          <w:pgMar w:bottom="1020" w:left="1020" w:right="1020" w:top="1134"/>
+        </w:sectPr>
+      </w:pPr>
+    </w:p>
     <w:p>
       <w:pPr>
         <w:pStyle w:val="BodyText"/>
@@ -3279,12 +4317,14 @@
           <w:p>
             <w:pPr>
               <w:pStyle w:val="Compact"/>
+              <w:spacing w:before="20" w:after="20"/>
               <w:jc w:val="left"/>
             </w:pPr>
             <w:r>
               <w:rPr>
                 <w:b/>
                 <w:color w:val="FFFFFF"/>
+                <w:sz w:val="18"/>
               </w:rPr>
               <w:t xml:space="preserve">Item</w:t>
             </w:r>
@@ -3297,12 +4337,14 @@
           <w:p>
             <w:pPr>
               <w:pStyle w:val="Compact"/>
+              <w:spacing w:before="20" w:after="20"/>
               <w:jc w:val="left"/>
             </w:pPr>
             <w:r>
               <w:rPr>
                 <w:b/>
                 <w:color w:val="FFFFFF"/>
+                <w:sz w:val="18"/>
               </w:rPr>
               <w:t xml:space="preserve">Design</w:t>
             </w:r>
@@ -3311,13 +4353,19 @@
       </w:tr>
       <w:tr>
         <w:tc>
-          <w:tcPr/>
-          <w:p>
-            <w:pPr>
-              <w:pStyle w:val="Compact"/>
-              <w:jc w:val="left"/>
-            </w:pPr>
-            <w:r>
+          <w:tcPr>
+            <w:noWrap/>
+          </w:tcPr>
+          <w:p>
+            <w:pPr>
+              <w:pStyle w:val="Compact"/>
+              <w:spacing w:before="20" w:after="20"/>
+              <w:jc w:val="left"/>
+            </w:pPr>
+            <w:r>
+              <w:rPr>
+                <w:sz w:val="18"/>
+              </w:rPr>
               <w:t xml:space="preserve">Size</w:t>
             </w:r>
           </w:p>
@@ -3327,9 +4375,13 @@
           <w:p>
             <w:pPr>
               <w:pStyle w:val="Compact"/>
-              <w:jc w:val="left"/>
-            </w:pPr>
-            <w:r>
+              <w:spacing w:before="20" w:after="20"/>
+              <w:jc w:val="left"/>
+            </w:pPr>
+            <w:r>
+              <w:rPr>
+                <w:sz w:val="18"/>
+              </w:rPr>
               <w:t xml:space="preserve">1 champion per 10 users: about 2–3 per telesales squad, 1 in marketing, 1 in compliance, 1 in data, 1 in claims</w:t>
             </w:r>
           </w:p>
@@ -3337,13 +4389,19 @@
       </w:tr>
       <w:tr>
         <w:tc>
-          <w:tcPr/>
-          <w:p>
-            <w:pPr>
-              <w:pStyle w:val="Compact"/>
-              <w:jc w:val="left"/>
-            </w:pPr>
-            <w:r>
+          <w:tcPr>
+            <w:noWrap/>
+          </w:tcPr>
+          <w:p>
+            <w:pPr>
+              <w:pStyle w:val="Compact"/>
+              <w:spacing w:before="20" w:after="20"/>
+              <w:jc w:val="left"/>
+            </w:pPr>
+            <w:r>
+              <w:rPr>
+                <w:sz w:val="18"/>
+              </w:rPr>
               <w:t xml:space="preserve">Selection</w:t>
             </w:r>
           </w:p>
@@ -3353,9 +4411,13 @@
           <w:p>
             <w:pPr>
               <w:pStyle w:val="Compact"/>
-              <w:jc w:val="left"/>
-            </w:pPr>
-            <w:r>
+              <w:spacing w:before="20" w:after="20"/>
+              <w:jc w:val="left"/>
+            </w:pPr>
+            <w:r>
+              <w:rPr>
+                <w:sz w:val="18"/>
+              </w:rPr>
               <w:t xml:space="preserve">Respected practitioners nominated by managers, volunteers preferred</w:t>
             </w:r>
           </w:p>
@@ -3363,13 +4425,19 @@
       </w:tr>
       <w:tr>
         <w:tc>
-          <w:tcPr/>
-          <w:p>
-            <w:pPr>
-              <w:pStyle w:val="Compact"/>
-              <w:jc w:val="left"/>
-            </w:pPr>
-            <w:r>
+          <w:tcPr>
+            <w:noWrap/>
+          </w:tcPr>
+          <w:p>
+            <w:pPr>
+              <w:pStyle w:val="Compact"/>
+              <w:spacing w:before="20" w:after="20"/>
+              <w:jc w:val="left"/>
+            </w:pPr>
+            <w:r>
+              <w:rPr>
+                <w:sz w:val="18"/>
+              </w:rPr>
               <w:t xml:space="preserve">Time</w:t>
             </w:r>
           </w:p>
@@ -3379,9 +4447,13 @@
           <w:p>
             <w:pPr>
               <w:pStyle w:val="Compact"/>
-              <w:jc w:val="left"/>
-            </w:pPr>
-            <w:r>
+              <w:spacing w:before="20" w:after="20"/>
+              <w:jc w:val="left"/>
+            </w:pPr>
+            <w:r>
+              <w:rPr>
+                <w:sz w:val="18"/>
+              </w:rPr>
               <w:t xml:space="preserve">10 % of their time during pilot, 5 % in BAU</w:t>
             </w:r>
           </w:p>
@@ -3389,13 +4461,19 @@
       </w:tr>
       <w:tr>
         <w:tc>
-          <w:tcPr/>
-          <w:p>
-            <w:pPr>
-              <w:pStyle w:val="Compact"/>
-              <w:jc w:val="left"/>
-            </w:pPr>
-            <w:r>
+          <w:tcPr>
+            <w:noWrap/>
+          </w:tcPr>
+          <w:p>
+            <w:pPr>
+              <w:pStyle w:val="Compact"/>
+              <w:spacing w:before="20" w:after="20"/>
+              <w:jc w:val="left"/>
+            </w:pPr>
+            <w:r>
+              <w:rPr>
+                <w:sz w:val="18"/>
+              </w:rPr>
               <w:t xml:space="preserve">Role</w:t>
             </w:r>
           </w:p>
@@ -3405,9 +4483,13 @@
           <w:p>
             <w:pPr>
               <w:pStyle w:val="Compact"/>
-              <w:jc w:val="left"/>
-            </w:pPr>
-            <w:r>
+              <w:spacing w:before="20" w:after="20"/>
+              <w:jc w:val="left"/>
+            </w:pPr>
+            <w:r>
+              <w:rPr>
+                <w:sz w:val="18"/>
+              </w:rPr>
               <w:t xml:space="preserve">Early access (sandbox from Sprint 2), test in usability sessions, first-line "how do I…?" help, collect feedback, co-deliver training</w:t>
             </w:r>
           </w:p>
@@ -3415,13 +4497,19 @@
       </w:tr>
       <w:tr>
         <w:tc>
-          <w:tcPr/>
-          <w:p>
-            <w:pPr>
-              <w:pStyle w:val="Compact"/>
-              <w:jc w:val="left"/>
-            </w:pPr>
-            <w:r>
+          <w:tcPr>
+            <w:noWrap/>
+          </w:tcPr>
+          <w:p>
+            <w:pPr>
+              <w:pStyle w:val="Compact"/>
+              <w:spacing w:before="20" w:after="20"/>
+              <w:jc w:val="left"/>
+            </w:pPr>
+            <w:r>
+              <w:rPr>
+                <w:sz w:val="18"/>
+              </w:rPr>
               <w:t xml:space="preserve">Enablement</w:t>
             </w:r>
           </w:p>
@@ -3431,9 +4519,13 @@
           <w:p>
             <w:pPr>
               <w:pStyle w:val="Compact"/>
-              <w:jc w:val="left"/>
-            </w:pPr>
-            <w:r>
+              <w:spacing w:before="20" w:after="20"/>
+              <w:jc w:val="left"/>
+            </w:pPr>
+            <w:r>
+              <w:rPr>
+                <w:sz w:val="18"/>
+              </w:rPr>
               <w:t xml:space="preserve">Champion bootcamp (1 day), direct channel to the product team, release previews</w:t>
             </w:r>
           </w:p>
@@ -3441,13 +4533,19 @@
       </w:tr>
       <w:tr>
         <w:tc>
-          <w:tcPr/>
-          <w:p>
-            <w:pPr>
-              <w:pStyle w:val="Compact"/>
-              <w:jc w:val="left"/>
-            </w:pPr>
-            <w:r>
+          <w:tcPr>
+            <w:noWrap/>
+          </w:tcPr>
+          <w:p>
+            <w:pPr>
+              <w:pStyle w:val="Compact"/>
+              <w:spacing w:before="20" w:after="20"/>
+              <w:jc w:val="left"/>
+            </w:pPr>
+            <w:r>
+              <w:rPr>
+                <w:sz w:val="18"/>
+              </w:rPr>
               <w:t xml:space="preserve">Recognition</w:t>
             </w:r>
           </w:p>
@@ -3457,9 +4555,13 @@
           <w:p>
             <w:pPr>
               <w:pStyle w:val="Compact"/>
-              <w:jc w:val="left"/>
-            </w:pPr>
-            <w:r>
+              <w:spacing w:before="20" w:after="20"/>
+              <w:jc w:val="left"/>
+            </w:pPr>
+            <w:r>
+              <w:rPr>
+                <w:sz w:val="18"/>
+              </w:rPr>
               <w:t xml:space="preserve">Certificate, visibility at town halls, input to performance reviews</w:t>
             </w:r>
           </w:p>
@@ -3467,13 +4569,19 @@
       </w:tr>
       <w:tr>
         <w:tc>
-          <w:tcPr/>
-          <w:p>
-            <w:pPr>
-              <w:pStyle w:val="Compact"/>
-              <w:jc w:val="left"/>
-            </w:pPr>
-            <w:r>
+          <w:tcPr>
+            <w:noWrap/>
+          </w:tcPr>
+          <w:p>
+            <w:pPr>
+              <w:pStyle w:val="Compact"/>
+              <w:spacing w:before="20" w:after="20"/>
+              <w:jc w:val="left"/>
+            </w:pPr>
+            <w:r>
+              <w:rPr>
+                <w:sz w:val="18"/>
+              </w:rPr>
               <w:t xml:space="preserve">Rituals</w:t>
             </w:r>
           </w:p>
@@ -3483,9 +4591,13 @@
           <w:p>
             <w:pPr>
               <w:pStyle w:val="Compact"/>
-              <w:jc w:val="left"/>
-            </w:pPr>
-            <w:r>
+              <w:spacing w:before="20" w:after="20"/>
+              <w:jc w:val="left"/>
+            </w:pPr>
+            <w:r>
+              <w:rPr>
+                <w:sz w:val="18"/>
+              </w:rPr>
               <w:t xml:space="preserve">Fortnightly champion forum. Feedback is logged in the backlog with a "champion" label.</w:t>
             </w:r>
           </w:p>
@@ -3692,12 +4804,14 @@
           <w:p>
             <w:pPr>
               <w:pStyle w:val="Compact"/>
+              <w:spacing w:before="20" w:after="20"/>
               <w:jc w:val="left"/>
             </w:pPr>
             <w:r>
               <w:rPr>
                 <w:b/>
                 <w:color w:val="FFFFFF"/>
+                <w:sz w:val="17"/>
               </w:rPr>
               <w:t xml:space="preserve">Role</w:t>
             </w:r>
@@ -3710,12 +4824,14 @@
           <w:p>
             <w:pPr>
               <w:pStyle w:val="Compact"/>
+              <w:spacing w:before="20" w:after="20"/>
               <w:jc w:val="left"/>
             </w:pPr>
             <w:r>
               <w:rPr>
                 <w:b/>
                 <w:color w:val="FFFFFF"/>
+                <w:sz w:val="17"/>
               </w:rPr>
               <w:t xml:space="preserve">LMS modules (self-paced)</w:t>
             </w:r>
@@ -3728,12 +4844,14 @@
           <w:p>
             <w:pPr>
               <w:pStyle w:val="Compact"/>
+              <w:spacing w:before="20" w:after="20"/>
               <w:jc w:val="left"/>
             </w:pPr>
             <w:r>
               <w:rPr>
                 <w:b/>
                 <w:color w:val="FFFFFF"/>
+                <w:sz w:val="17"/>
               </w:rPr>
               <w:t xml:space="preserve">Instructor-led lab</w:t>
             </w:r>
@@ -3746,12 +4864,14 @@
           <w:p>
             <w:pPr>
               <w:pStyle w:val="Compact"/>
+              <w:spacing w:before="20" w:after="20"/>
               <w:jc w:val="left"/>
             </w:pPr>
             <w:r>
               <w:rPr>
                 <w:b/>
                 <w:color w:val="FFFFFF"/>
+                <w:sz w:val="17"/>
               </w:rPr>
               <w:t xml:space="preserve">Total</w:t>
             </w:r>
@@ -3764,12 +4884,14 @@
           <w:p>
             <w:pPr>
               <w:pStyle w:val="Compact"/>
+              <w:spacing w:before="20" w:after="20"/>
               <w:jc w:val="left"/>
             </w:pPr>
             <w:r>
               <w:rPr>
                 <w:b/>
                 <w:color w:val="FFFFFF"/>
+                <w:sz w:val="17"/>
               </w:rPr>
               <w:t xml:space="preserve">Reference manual</w:t>
             </w:r>
@@ -3782,9 +4904,13 @@
           <w:p>
             <w:pPr>
               <w:pStyle w:val="Compact"/>
-              <w:jc w:val="left"/>
-            </w:pPr>
-            <w:r>
+              <w:spacing w:before="20" w:after="20"/>
+              <w:jc w:val="left"/>
+            </w:pPr>
+            <w:r>
+              <w:rPr>
+                <w:sz w:val="17"/>
+              </w:rPr>
               <w:t xml:space="preserve">All staff (core)</w:t>
             </w:r>
           </w:p>
@@ -3794,21 +4920,29 @@
           <w:p>
             <w:pPr>
               <w:pStyle w:val="Compact"/>
-              <w:jc w:val="left"/>
-            </w:pPr>
-            <w:r>
-              <w:t xml:space="preserve">M0 Platform tour, sign-in and MFA, navigation, help, language/theme (15 min); M1 Privacy and PII masking basics (15 min); M2 Regulated pricing and no-discount rule (10 min)</w:t>
-            </w:r>
-          </w:p>
-        </w:tc>
-        <w:tc>
-          <w:tcPr/>
-          <w:p>
-            <w:pPr>
-              <w:pStyle w:val="Compact"/>
-              <w:jc w:val="left"/>
-            </w:pPr>
-            <w:r>
+              <w:spacing w:before="20" w:after="20"/>
+              <w:jc w:val="left"/>
+            </w:pPr>
+            <w:r>
+              <w:rPr>
+                <w:sz w:val="17"/>
+              </w:rPr>
+              <w:t xml:space="preserve">M0 Platform tour, sign-in and MFA self-enrolment, password change, navigation, help, language/theme (15 min); M1 Privacy and PII masking basics (15 min); M2 Regulated pricing and no-discount rule (10 min)</w:t>
+            </w:r>
+          </w:p>
+        </w:tc>
+        <w:tc>
+          <w:tcPr/>
+          <w:p>
+            <w:pPr>
+              <w:pStyle w:val="Compact"/>
+              <w:spacing w:before="20" w:after="20"/>
+              <w:jc w:val="left"/>
+            </w:pPr>
+            <w:r>
+              <w:rPr>
+                <w:sz w:val="17"/>
+              </w:rPr>
               <w:t xml:space="preserve">—</w:t>
             </w:r>
           </w:p>
@@ -3818,9 +4952,13 @@
           <w:p>
             <w:pPr>
               <w:pStyle w:val="Compact"/>
-              <w:jc w:val="left"/>
-            </w:pPr>
-            <w:r>
+              <w:spacing w:before="20" w:after="20"/>
+              <w:jc w:val="left"/>
+            </w:pPr>
+            <w:r>
+              <w:rPr>
+                <w:sz w:val="17"/>
+              </w:rPr>
               <w:t xml:space="preserve">40 min</w:t>
             </w:r>
           </w:p>
@@ -3830,13 +4968,14 @@
           <w:p>
             <w:pPr>
               <w:pStyle w:val="Compact"/>
-              <w:jc w:val="left"/>
-            </w:pPr>
-            <w:r>
-              <w:rPr>
-                <w:rStyle w:val="VerbatimChar"/>
-              </w:rPr>
-              <w:t xml:space="preserve">user-manual.md</w:t>
+              <w:spacing w:before="20" w:after="20"/>
+              <w:jc w:val="left"/>
+            </w:pPr>
+            <w:r>
+              <w:rPr>
+                <w:sz w:val="17"/>
+              </w:rPr>
+              <w:t xml:space="preserve">user-manual.pdf</w:t>
             </w:r>
           </w:p>
         </w:tc>
@@ -3847,9 +4986,13 @@
           <w:p>
             <w:pPr>
               <w:pStyle w:val="Compact"/>
-              <w:jc w:val="left"/>
-            </w:pPr>
-            <w:r>
+              <w:spacing w:before="20" w:after="20"/>
+              <w:jc w:val="left"/>
+            </w:pPr>
+            <w:r>
+              <w:rPr>
+                <w:sz w:val="17"/>
+              </w:rPr>
               <w:t xml:space="preserve">Telesales agent</w:t>
             </w:r>
           </w:p>
@@ -3859,21 +5002,29 @@
           <w:p>
             <w:pPr>
               <w:pStyle w:val="Compact"/>
-              <w:jc w:val="left"/>
-            </w:pPr>
-            <w:r>
-              <w:t xml:space="preserve">T1 Reading a handoff and talking points (15); T2 Customer 360 and explainable score (15); T3 Quote, send link, issue (20); T4 Trust script and objection handling (20); T5 Outcomes: won/lost/callback (10)</w:t>
-            </w:r>
-          </w:p>
-        </w:tc>
-        <w:tc>
-          <w:tcPr/>
-          <w:p>
-            <w:pPr>
-              <w:pStyle w:val="Compact"/>
-              <w:jc w:val="left"/>
-            </w:pPr>
-            <w:r>
+              <w:spacing w:before="20" w:after="20"/>
+              <w:jc w:val="left"/>
+            </w:pPr>
+            <w:r>
+              <w:rPr>
+                <w:sz w:val="17"/>
+              </w:rPr>
+              <w:t xml:space="preserve">T1 Reading a handoff and talking points (15); T2 Customer 360 and explainable score (15); T3 Quote, inspection for physical damage, send to the customer's app (20); T4 Trust script and objection handling (20); T5 Outcomes: won/lost/callback (10)</w:t>
+            </w:r>
+          </w:p>
+        </w:tc>
+        <w:tc>
+          <w:tcPr/>
+          <w:p>
+            <w:pPr>
+              <w:pStyle w:val="Compact"/>
+              <w:spacing w:before="20" w:after="20"/>
+              <w:jc w:val="left"/>
+            </w:pPr>
+            <w:r>
+              <w:rPr>
+                <w:sz w:val="17"/>
+              </w:rPr>
               <w:t xml:space="preserve">3 h lab, role-play with voice bot transcripts</w:t>
             </w:r>
           </w:p>
@@ -3883,9 +5034,13 @@
           <w:p>
             <w:pPr>
               <w:pStyle w:val="Compact"/>
-              <w:jc w:val="left"/>
-            </w:pPr>
-            <w:r>
+              <w:spacing w:before="20" w:after="20"/>
+              <w:jc w:val="left"/>
+            </w:pPr>
+            <w:r>
+              <w:rPr>
+                <w:sz w:val="17"/>
+              </w:rPr>
               <w:t xml:space="preserve">4.5 h</w:t>
             </w:r>
           </w:p>
@@ -3895,13 +5050,14 @@
           <w:p>
             <w:pPr>
               <w:pStyle w:val="Compact"/>
-              <w:jc w:val="left"/>
-            </w:pPr>
-            <w:r>
-              <w:rPr>
-                <w:rStyle w:val="VerbatimChar"/>
-              </w:rPr>
-              <w:t xml:space="preserve">manual-telesales-agent.md</w:t>
+              <w:spacing w:before="20" w:after="20"/>
+              <w:jc w:val="left"/>
+            </w:pPr>
+            <w:r>
+              <w:rPr>
+                <w:sz w:val="17"/>
+              </w:rPr>
+              <w:t xml:space="preserve">manual-telesales-agent.pdf</w:t>
             </w:r>
           </w:p>
         </w:tc>
@@ -3912,9 +5068,13 @@
           <w:p>
             <w:pPr>
               <w:pStyle w:val="Compact"/>
-              <w:jc w:val="left"/>
-            </w:pPr>
-            <w:r>
+              <w:spacing w:before="20" w:after="20"/>
+              <w:jc w:val="left"/>
+            </w:pPr>
+            <w:r>
+              <w:rPr>
+                <w:sz w:val="17"/>
+              </w:rPr>
               <w:t xml:space="preserve">Telesales supervisor</w:t>
             </w:r>
           </w:p>
@@ -3924,9 +5084,13 @@
           <w:p>
             <w:pPr>
               <w:pStyle w:val="Compact"/>
-              <w:jc w:val="left"/>
-            </w:pPr>
-            <w:r>
+              <w:spacing w:before="20" w:after="20"/>
+              <w:jc w:val="left"/>
+            </w:pPr>
+            <w:r>
+              <w:rPr>
+                <w:sz w:val="17"/>
+              </w:rPr>
               <w:t xml:space="preserve">Agent modules + S1 Queue management and assignment (15); S2 KPIs and coaching (15)</w:t>
             </w:r>
           </w:p>
@@ -3936,9 +5100,13 @@
           <w:p>
             <w:pPr>
               <w:pStyle w:val="Compact"/>
-              <w:jc w:val="left"/>
-            </w:pPr>
-            <w:r>
+              <w:spacing w:before="20" w:after="20"/>
+              <w:jc w:val="left"/>
+            </w:pPr>
+            <w:r>
+              <w:rPr>
+                <w:sz w:val="17"/>
+              </w:rPr>
               <w:t xml:space="preserve">2 h</w:t>
             </w:r>
           </w:p>
@@ -3948,9 +5116,13 @@
           <w:p>
             <w:pPr>
               <w:pStyle w:val="Compact"/>
-              <w:jc w:val="left"/>
-            </w:pPr>
-            <w:r>
+              <w:spacing w:before="20" w:after="20"/>
+              <w:jc w:val="left"/>
+            </w:pPr>
+            <w:r>
+              <w:rPr>
+                <w:sz w:val="17"/>
+              </w:rPr>
               <w:t xml:space="preserve">4 h</w:t>
             </w:r>
           </w:p>
@@ -3960,13 +5132,14 @@
           <w:p>
             <w:pPr>
               <w:pStyle w:val="Compact"/>
-              <w:jc w:val="left"/>
-            </w:pPr>
-            <w:r>
-              <w:rPr>
-                <w:rStyle w:val="VerbatimChar"/>
-              </w:rPr>
-              <w:t xml:space="preserve">manual-telesales-supervisor.md</w:t>
+              <w:spacing w:before="20" w:after="20"/>
+              <w:jc w:val="left"/>
+            </w:pPr>
+            <w:r>
+              <w:rPr>
+                <w:sz w:val="17"/>
+              </w:rPr>
+              <w:t xml:space="preserve">manual-telesales-supervisor.pdf</w:t>
             </w:r>
           </w:p>
         </w:tc>
@@ -3977,9 +5150,13 @@
           <w:p>
             <w:pPr>
               <w:pStyle w:val="Compact"/>
-              <w:jc w:val="left"/>
-            </w:pPr>
-            <w:r>
+              <w:spacing w:before="20" w:after="20"/>
+              <w:jc w:val="left"/>
+            </w:pPr>
+            <w:r>
+              <w:rPr>
+                <w:sz w:val="17"/>
+              </w:rPr>
               <w:t xml:space="preserve">Campaign manager</w:t>
             </w:r>
           </w:p>
@@ -3989,9 +5166,13 @@
           <w:p>
             <w:pPr>
               <w:pStyle w:val="Compact"/>
-              <w:jc w:val="left"/>
-            </w:pPr>
-            <w:r>
+              <w:spacing w:before="20" w:after="20"/>
+              <w:jc w:val="left"/>
+            </w:pPr>
+            <w:r>
+              <w:rPr>
+                <w:sz w:val="17"/>
+              </w:rPr>
               <w:t xml:space="preserve">CM1 Leads and tiers (15); CM2 Journeys and contact policy (20); CM3 Triggers and ecosystem events (15); CM4 Voice campaigns (15); CM5 Dashboards (15)</w:t>
             </w:r>
           </w:p>
@@ -4001,9 +5182,13 @@
           <w:p>
             <w:pPr>
               <w:pStyle w:val="Compact"/>
-              <w:jc w:val="left"/>
-            </w:pPr>
-            <w:r>
+              <w:spacing w:before="20" w:after="20"/>
+              <w:jc w:val="left"/>
+            </w:pPr>
+            <w:r>
+              <w:rPr>
+                <w:sz w:val="17"/>
+              </w:rPr>
               <w:t xml:space="preserve">3 h</w:t>
             </w:r>
           </w:p>
@@ -4013,9 +5198,13 @@
           <w:p>
             <w:pPr>
               <w:pStyle w:val="Compact"/>
-              <w:jc w:val="left"/>
-            </w:pPr>
-            <w:r>
+              <w:spacing w:before="20" w:after="20"/>
+              <w:jc w:val="left"/>
+            </w:pPr>
+            <w:r>
+              <w:rPr>
+                <w:sz w:val="17"/>
+              </w:rPr>
               <w:t xml:space="preserve">4.5 h</w:t>
             </w:r>
           </w:p>
@@ -4025,13 +5214,14 @@
           <w:p>
             <w:pPr>
               <w:pStyle w:val="Compact"/>
-              <w:jc w:val="left"/>
-            </w:pPr>
-            <w:r>
-              <w:rPr>
-                <w:rStyle w:val="VerbatimChar"/>
-              </w:rPr>
-              <w:t xml:space="preserve">manual-campaign-manager.md</w:t>
+              <w:spacing w:before="20" w:after="20"/>
+              <w:jc w:val="left"/>
+            </w:pPr>
+            <w:r>
+              <w:rPr>
+                <w:sz w:val="17"/>
+              </w:rPr>
+              <w:t xml:space="preserve">manual-campaign-manager.pdf</w:t>
             </w:r>
           </w:p>
         </w:tc>
@@ -4042,9 +5232,13 @@
           <w:p>
             <w:pPr>
               <w:pStyle w:val="Compact"/>
-              <w:jc w:val="left"/>
-            </w:pPr>
-            <w:r>
+              <w:spacing w:before="20" w:after="20"/>
+              <w:jc w:val="left"/>
+            </w:pPr>
+            <w:r>
+              <w:rPr>
+                <w:sz w:val="17"/>
+              </w:rPr>
               <w:t xml:space="preserve">Rule author</w:t>
             </w:r>
           </w:p>
@@ -4054,9 +5248,13 @@
           <w:p>
             <w:pPr>
               <w:pStyle w:val="Compact"/>
-              <w:jc w:val="left"/>
-            </w:pPr>
-            <w:r>
+              <w:spacing w:before="20" w:after="20"/>
+              <w:jc w:val="left"/>
+            </w:pPr>
+            <w:r>
+              <w:rPr>
+                <w:sz w:val="17"/>
+              </w:rPr>
               <w:t xml:space="preserve">R1 Rule kinds and JSON Logic basics (20); R2 Drafting and validation (20); R3 Simulation (15); R4 Rollback (10)</w:t>
             </w:r>
           </w:p>
@@ -4066,9 +5264,13 @@
           <w:p>
             <w:pPr>
               <w:pStyle w:val="Compact"/>
-              <w:jc w:val="left"/>
-            </w:pPr>
-            <w:r>
+              <w:spacing w:before="20" w:after="20"/>
+              <w:jc w:val="left"/>
+            </w:pPr>
+            <w:r>
+              <w:rPr>
+                <w:sz w:val="17"/>
+              </w:rPr>
               <w:t xml:space="preserve">3 h</w:t>
             </w:r>
           </w:p>
@@ -4078,9 +5280,13 @@
           <w:p>
             <w:pPr>
               <w:pStyle w:val="Compact"/>
-              <w:jc w:val="left"/>
-            </w:pPr>
-            <w:r>
+              <w:spacing w:before="20" w:after="20"/>
+              <w:jc w:val="left"/>
+            </w:pPr>
+            <w:r>
+              <w:rPr>
+                <w:sz w:val="17"/>
+              </w:rPr>
               <w:t xml:space="preserve">4 h</w:t>
             </w:r>
           </w:p>
@@ -4090,13 +5296,14 @@
           <w:p>
             <w:pPr>
               <w:pStyle w:val="Compact"/>
-              <w:jc w:val="left"/>
-            </w:pPr>
-            <w:r>
-              <w:rPr>
-                <w:rStyle w:val="VerbatimChar"/>
-              </w:rPr>
-              <w:t xml:space="preserve">manual-rule-author-and-approver.md</w:t>
+              <w:spacing w:before="20" w:after="20"/>
+              <w:jc w:val="left"/>
+            </w:pPr>
+            <w:r>
+              <w:rPr>
+                <w:sz w:val="17"/>
+              </w:rPr>
+              <w:t xml:space="preserve">manual-rule-author-and-approver.pdf</w:t>
             </w:r>
           </w:p>
         </w:tc>
@@ -4107,9 +5314,13 @@
           <w:p>
             <w:pPr>
               <w:pStyle w:val="Compact"/>
-              <w:jc w:val="left"/>
-            </w:pPr>
-            <w:r>
+              <w:spacing w:before="20" w:after="20"/>
+              <w:jc w:val="left"/>
+            </w:pPr>
+            <w:r>
+              <w:rPr>
+                <w:sz w:val="17"/>
+              </w:rPr>
               <w:t xml:space="preserve">Rule approver / compliance</w:t>
             </w:r>
           </w:p>
@@ -4119,21 +5330,29 @@
           <w:p>
             <w:pPr>
               <w:pStyle w:val="Compact"/>
-              <w:jc w:val="left"/>
-            </w:pPr>
-            <w:r>
-              <w:t xml:space="preserve">R1, R3 + C1 Reviewing a change (15); C2 Audit search and chain verification (15); C3 DSAR (15); C4 Governance dashboard (10)</w:t>
-            </w:r>
-          </w:p>
-        </w:tc>
-        <w:tc>
-          <w:tcPr/>
-          <w:p>
-            <w:pPr>
-              <w:pStyle w:val="Compact"/>
-              <w:jc w:val="left"/>
-            </w:pPr>
-            <w:r>
+              <w:spacing w:before="20" w:after="20"/>
+              <w:jc w:val="left"/>
+            </w:pPr>
+            <w:r>
+              <w:rPr>
+                <w:sz w:val="17"/>
+              </w:rPr>
+              <w:t xml:space="preserve">R1, R3 + C1 Reviewing a change, including restricted kinds (15); C2 Audit search and chain verification (15); C3 DSAR (15); C4 Governance figures (10)</w:t>
+            </w:r>
+          </w:p>
+        </w:tc>
+        <w:tc>
+          <w:tcPr/>
+          <w:p>
+            <w:pPr>
+              <w:pStyle w:val="Compact"/>
+              <w:spacing w:before="20" w:after="20"/>
+              <w:jc w:val="left"/>
+            </w:pPr>
+            <w:r>
+              <w:rPr>
+                <w:sz w:val="17"/>
+              </w:rPr>
               <w:t xml:space="preserve">2 h</w:t>
             </w:r>
           </w:p>
@@ -4143,9 +5362,13 @@
           <w:p>
             <w:pPr>
               <w:pStyle w:val="Compact"/>
-              <w:jc w:val="left"/>
-            </w:pPr>
-            <w:r>
+              <w:spacing w:before="20" w:after="20"/>
+              <w:jc w:val="left"/>
+            </w:pPr>
+            <w:r>
+              <w:rPr>
+                <w:sz w:val="17"/>
+              </w:rPr>
               <w:t xml:space="preserve">3.5 h</w:t>
             </w:r>
           </w:p>
@@ -4155,25 +5378,14 @@
           <w:p>
             <w:pPr>
               <w:pStyle w:val="Compact"/>
-              <w:jc w:val="left"/>
-            </w:pPr>
-            <w:r>
-              <w:rPr>
-                <w:rStyle w:val="VerbatimChar"/>
-              </w:rPr>
-              <w:t xml:space="preserve">manual-rule-author-and-approver.md</w:t>
-            </w:r>
-            <w:r>
-              <w:t xml:space="preserve">,</w:t>
-            </w:r>
-            <w:r>
-              <w:t xml:space="preserve"> </w:t>
-            </w:r>
-            <w:r>
-              <w:rPr>
-                <w:rStyle w:val="VerbatimChar"/>
-              </w:rPr>
-              <w:t xml:space="preserve">manual-compliance-officer.md</w:t>
+              <w:spacing w:before="20" w:after="20"/>
+              <w:jc w:val="left"/>
+            </w:pPr>
+            <w:r>
+              <w:rPr>
+                <w:sz w:val="17"/>
+              </w:rPr>
+              <w:t xml:space="preserve">manual-rule-author-and-approver.pdf, manual-compliance-officer.pdf</w:t>
             </w:r>
           </w:p>
         </w:tc>
@@ -4184,9 +5396,13 @@
           <w:p>
             <w:pPr>
               <w:pStyle w:val="Compact"/>
-              <w:jc w:val="left"/>
-            </w:pPr>
-            <w:r>
+              <w:spacing w:before="20" w:after="20"/>
+              <w:jc w:val="left"/>
+            </w:pPr>
+            <w:r>
+              <w:rPr>
+                <w:sz w:val="17"/>
+              </w:rPr>
               <w:t xml:space="preserve">Data steward</w:t>
             </w:r>
           </w:p>
@@ -4196,9 +5412,13 @@
           <w:p>
             <w:pPr>
               <w:pStyle w:val="Compact"/>
-              <w:jc w:val="left"/>
-            </w:pPr>
-            <w:r>
+              <w:spacing w:before="20" w:after="20"/>
+              <w:jc w:val="left"/>
+            </w:pPr>
+            <w:r>
+              <w:rPr>
+                <w:sz w:val="17"/>
+              </w:rPr>
               <w:t xml:space="preserve">D1 DQ issues (15); D2 Expiry correction with evidence (15); D3 Ingestion and lineage (20)</w:t>
             </w:r>
           </w:p>
@@ -4208,9 +5428,13 @@
           <w:p>
             <w:pPr>
               <w:pStyle w:val="Compact"/>
-              <w:jc w:val="left"/>
-            </w:pPr>
-            <w:r>
+              <w:spacing w:before="20" w:after="20"/>
+              <w:jc w:val="left"/>
+            </w:pPr>
+            <w:r>
+              <w:rPr>
+                <w:sz w:val="17"/>
+              </w:rPr>
               <w:t xml:space="preserve">2 h</w:t>
             </w:r>
           </w:p>
@@ -4220,9 +5444,13 @@
           <w:p>
             <w:pPr>
               <w:pStyle w:val="Compact"/>
-              <w:jc w:val="left"/>
-            </w:pPr>
-            <w:r>
+              <w:spacing w:before="20" w:after="20"/>
+              <w:jc w:val="left"/>
+            </w:pPr>
+            <w:r>
+              <w:rPr>
+                <w:sz w:val="17"/>
+              </w:rPr>
               <w:t xml:space="preserve">3 h</w:t>
             </w:r>
           </w:p>
@@ -4232,13 +5460,14 @@
           <w:p>
             <w:pPr>
               <w:pStyle w:val="Compact"/>
-              <w:jc w:val="left"/>
-            </w:pPr>
-            <w:r>
-              <w:rPr>
-                <w:rStyle w:val="VerbatimChar"/>
-              </w:rPr>
-              <w:t xml:space="preserve">manual-data-steward.md</w:t>
+              <w:spacing w:before="20" w:after="20"/>
+              <w:jc w:val="left"/>
+            </w:pPr>
+            <w:r>
+              <w:rPr>
+                <w:sz w:val="17"/>
+              </w:rPr>
+              <w:t xml:space="preserve">manual-data-steward.pdf</w:t>
             </w:r>
           </w:p>
         </w:tc>
@@ -4249,9 +5478,13 @@
           <w:p>
             <w:pPr>
               <w:pStyle w:val="Compact"/>
-              <w:jc w:val="left"/>
-            </w:pPr>
-            <w:r>
+              <w:spacing w:before="20" w:after="20"/>
+              <w:jc w:val="left"/>
+            </w:pPr>
+            <w:r>
+              <w:rPr>
+                <w:sz w:val="17"/>
+              </w:rPr>
               <w:t xml:space="preserve">Claims handler</w:t>
             </w:r>
           </w:p>
@@ -4261,9 +5494,13 @@
           <w:p>
             <w:pPr>
               <w:pStyle w:val="Compact"/>
-              <w:jc w:val="left"/>
-            </w:pPr>
-            <w:r>
+              <w:spacing w:before="20" w:after="20"/>
+              <w:jc w:val="left"/>
+            </w:pPr>
+            <w:r>
+              <w:rPr>
+                <w:sz w:val="17"/>
+              </w:rPr>
               <w:t xml:space="preserve">CL1 FNOL queue and SLA (15); CL2 Status transitions (10)</w:t>
             </w:r>
           </w:p>
@@ -4273,9 +5510,13 @@
           <w:p>
             <w:pPr>
               <w:pStyle w:val="Compact"/>
-              <w:jc w:val="left"/>
-            </w:pPr>
-            <w:r>
+              <w:spacing w:before="20" w:after="20"/>
+              <w:jc w:val="left"/>
+            </w:pPr>
+            <w:r>
+              <w:rPr>
+                <w:sz w:val="17"/>
+              </w:rPr>
               <w:t xml:space="preserve">1 h</w:t>
             </w:r>
           </w:p>
@@ -4285,9 +5526,13 @@
           <w:p>
             <w:pPr>
               <w:pStyle w:val="Compact"/>
-              <w:jc w:val="left"/>
-            </w:pPr>
-            <w:r>
+              <w:spacing w:before="20" w:after="20"/>
+              <w:jc w:val="left"/>
+            </w:pPr>
+            <w:r>
+              <w:rPr>
+                <w:sz w:val="17"/>
+              </w:rPr>
               <w:t xml:space="preserve">1.5 h</w:t>
             </w:r>
           </w:p>
@@ -4297,13 +5542,14 @@
           <w:p>
             <w:pPr>
               <w:pStyle w:val="Compact"/>
-              <w:jc w:val="left"/>
-            </w:pPr>
-            <w:r>
-              <w:rPr>
-                <w:rStyle w:val="VerbatimChar"/>
-              </w:rPr>
-              <w:t xml:space="preserve">manual-claims-handler.md</w:t>
+              <w:spacing w:before="20" w:after="20"/>
+              <w:jc w:val="left"/>
+            </w:pPr>
+            <w:r>
+              <w:rPr>
+                <w:sz w:val="17"/>
+              </w:rPr>
+              <w:t xml:space="preserve">manual-claims-handler.pdf</w:t>
             </w:r>
           </w:p>
         </w:tc>
@@ -4314,9 +5560,13 @@
           <w:p>
             <w:pPr>
               <w:pStyle w:val="Compact"/>
-              <w:jc w:val="left"/>
-            </w:pPr>
-            <w:r>
+              <w:spacing w:before="20" w:after="20"/>
+              <w:jc w:val="left"/>
+            </w:pPr>
+            <w:r>
+              <w:rPr>
+                <w:sz w:val="17"/>
+              </w:rPr>
               <w:t xml:space="preserve">Partner manager</w:t>
             </w:r>
           </w:p>
@@ -4326,9 +5576,13 @@
           <w:p>
             <w:pPr>
               <w:pStyle w:val="Compact"/>
-              <w:jc w:val="left"/>
-            </w:pPr>
-            <w:r>
+              <w:spacing w:before="20" w:after="20"/>
+              <w:jc w:val="left"/>
+            </w:pPr>
+            <w:r>
+              <w:rPr>
+                <w:sz w:val="17"/>
+              </w:rPr>
               <w:t xml:space="preserve">P1 Onboarding and keys (15); P2 Statements (10); P3 Supporting partner developers (15)</w:t>
             </w:r>
           </w:p>
@@ -4338,9 +5592,13 @@
           <w:p>
             <w:pPr>
               <w:pStyle w:val="Compact"/>
-              <w:jc w:val="left"/>
-            </w:pPr>
-            <w:r>
+              <w:spacing w:before="20" w:after="20"/>
+              <w:jc w:val="left"/>
+            </w:pPr>
+            <w:r>
+              <w:rPr>
+                <w:sz w:val="17"/>
+              </w:rPr>
               <w:t xml:space="preserve">1.5 h</w:t>
             </w:r>
           </w:p>
@@ -4350,9 +5608,13 @@
           <w:p>
             <w:pPr>
               <w:pStyle w:val="Compact"/>
-              <w:jc w:val="left"/>
-            </w:pPr>
-            <w:r>
+              <w:spacing w:before="20" w:after="20"/>
+              <w:jc w:val="left"/>
+            </w:pPr>
+            <w:r>
+              <w:rPr>
+                <w:sz w:val="17"/>
+              </w:rPr>
               <w:t xml:space="preserve">2.25 h</w:t>
             </w:r>
           </w:p>
@@ -4362,25 +5624,14 @@
           <w:p>
             <w:pPr>
               <w:pStyle w:val="Compact"/>
-              <w:jc w:val="left"/>
-            </w:pPr>
-            <w:r>
-              <w:rPr>
-                <w:rStyle w:val="VerbatimChar"/>
-              </w:rPr>
-              <w:t xml:space="preserve">manual-partner-manager.md</w:t>
-            </w:r>
-            <w:r>
-              <w:t xml:space="preserve">,</w:t>
-            </w:r>
-            <w:r>
-              <w:t xml:space="preserve"> </w:t>
-            </w:r>
-            <w:r>
-              <w:rPr>
-                <w:rStyle w:val="VerbatimChar"/>
-              </w:rPr>
-              <w:t xml:space="preserve">partner-api-guide.md</w:t>
+              <w:spacing w:before="20" w:after="20"/>
+              <w:jc w:val="left"/>
+            </w:pPr>
+            <w:r>
+              <w:rPr>
+                <w:sz w:val="17"/>
+              </w:rPr>
+              <w:t xml:space="preserve">manual-partner-manager.pdf, partner-api-guide.pdf</w:t>
             </w:r>
           </w:p>
         </w:tc>
@@ -4391,9 +5642,13 @@
           <w:p>
             <w:pPr>
               <w:pStyle w:val="Compact"/>
-              <w:jc w:val="left"/>
-            </w:pPr>
-            <w:r>
+              <w:spacing w:before="20" w:after="20"/>
+              <w:jc w:val="left"/>
+            </w:pPr>
+            <w:r>
+              <w:rPr>
+                <w:sz w:val="17"/>
+              </w:rPr>
               <w:t xml:space="preserve">Admin / support</w:t>
             </w:r>
           </w:p>
@@ -4403,21 +5658,29 @@
           <w:p>
             <w:pPr>
               <w:pStyle w:val="Compact"/>
-              <w:jc w:val="left"/>
-            </w:pPr>
-            <w:r>
-              <w:t xml:space="preserve">A1 Users and roles (15); A2 Operations status and jobs (20); A3 Health and incidents (20)</w:t>
-            </w:r>
-          </w:p>
-        </w:tc>
-        <w:tc>
-          <w:tcPr/>
-          <w:p>
-            <w:pPr>
-              <w:pStyle w:val="Compact"/>
-              <w:jc w:val="left"/>
-            </w:pPr>
-            <w:r>
+              <w:spacing w:before="20" w:after="20"/>
+              <w:jc w:val="left"/>
+            </w:pPr>
+            <w:r>
+              <w:rPr>
+                <w:sz w:val="17"/>
+              </w:rPr>
+              <w:t xml:space="preserve">A1 Users, roles, separation of duties, unlock and MFA reset (15); A2 Operations status and jobs (20); A3 Health and incidents (20)</w:t>
+            </w:r>
+          </w:p>
+        </w:tc>
+        <w:tc>
+          <w:tcPr/>
+          <w:p>
+            <w:pPr>
+              <w:pStyle w:val="Compact"/>
+              <w:spacing w:before="20" w:after="20"/>
+              <w:jc w:val="left"/>
+            </w:pPr>
+            <w:r>
+              <w:rPr>
+                <w:sz w:val="17"/>
+              </w:rPr>
               <w:t xml:space="preserve">3 h incl. runbook drills</w:t>
             </w:r>
           </w:p>
@@ -4427,9 +5690,13 @@
           <w:p>
             <w:pPr>
               <w:pStyle w:val="Compact"/>
-              <w:jc w:val="left"/>
-            </w:pPr>
-            <w:r>
+              <w:spacing w:before="20" w:after="20"/>
+              <w:jc w:val="left"/>
+            </w:pPr>
+            <w:r>
+              <w:rPr>
+                <w:sz w:val="17"/>
+              </w:rPr>
               <w:t xml:space="preserve">4 h</w:t>
             </w:r>
           </w:p>
@@ -4439,26 +5706,33 @@
           <w:p>
             <w:pPr>
               <w:pStyle w:val="Compact"/>
-              <w:jc w:val="left"/>
-            </w:pPr>
-            <w:r>
-              <w:rPr>
-                <w:rStyle w:val="VerbatimChar"/>
-              </w:rPr>
-              <w:t xml:space="preserve">manual-administrator-and-support.md</w:t>
+              <w:spacing w:before="20" w:after="20"/>
+              <w:jc w:val="left"/>
+            </w:pPr>
+            <w:r>
+              <w:rPr>
+                <w:sz w:val="17"/>
+              </w:rPr>
+              <w:t xml:space="preserve">manual-administrator-and-support.pdf</w:t>
             </w:r>
           </w:p>
         </w:tc>
       </w:tr>
       <w:tr>
         <w:tc>
-          <w:tcPr/>
-          <w:p>
-            <w:pPr>
-              <w:pStyle w:val="Compact"/>
-              <w:jc w:val="left"/>
-            </w:pPr>
-            <w:r>
+          <w:tcPr>
+            <w:noWrap/>
+          </w:tcPr>
+          <w:p>
+            <w:pPr>
+              <w:pStyle w:val="Compact"/>
+              <w:spacing w:before="20" w:after="20"/>
+              <w:jc w:val="left"/>
+            </w:pPr>
+            <w:r>
+              <w:rPr>
+                <w:sz w:val="17"/>
+              </w:rPr>
               <w:t xml:space="preserve">Executive</w:t>
             </w:r>
           </w:p>
@@ -4468,9 +5742,13 @@
           <w:p>
             <w:pPr>
               <w:pStyle w:val="Compact"/>
-              <w:jc w:val="left"/>
-            </w:pPr>
-            <w:r>
+              <w:spacing w:before="20" w:after="20"/>
+              <w:jc w:val="left"/>
+            </w:pPr>
+            <w:r>
+              <w:rPr>
+                <w:sz w:val="17"/>
+              </w:rPr>
               <w:t xml:space="preserve">E1 Reading the dashboard (10)</w:t>
             </w:r>
           </w:p>
@@ -4480,9 +5758,13 @@
           <w:p>
             <w:pPr>
               <w:pStyle w:val="Compact"/>
-              <w:jc w:val="left"/>
-            </w:pPr>
-            <w:r>
+              <w:spacing w:before="20" w:after="20"/>
+              <w:jc w:val="left"/>
+            </w:pPr>
+            <w:r>
+              <w:rPr>
+                <w:sz w:val="17"/>
+              </w:rPr>
               <w:t xml:space="preserve">30 min briefing</w:t>
             </w:r>
           </w:p>
@@ -4492,9 +5774,13 @@
           <w:p>
             <w:pPr>
               <w:pStyle w:val="Compact"/>
-              <w:jc w:val="left"/>
-            </w:pPr>
-            <w:r>
+              <w:spacing w:before="20" w:after="20"/>
+              <w:jc w:val="left"/>
+            </w:pPr>
+            <w:r>
+              <w:rPr>
+                <w:sz w:val="17"/>
+              </w:rPr>
               <w:t xml:space="preserve">40 min</w:t>
             </w:r>
           </w:p>
@@ -4504,13 +5790,14 @@
           <w:p>
             <w:pPr>
               <w:pStyle w:val="Compact"/>
-              <w:jc w:val="left"/>
-            </w:pPr>
-            <w:r>
-              <w:rPr>
-                <w:rStyle w:val="VerbatimChar"/>
-              </w:rPr>
-              <w:t xml:space="preserve">manual-executive.md</w:t>
+              <w:spacing w:before="20" w:after="20"/>
+              <w:jc w:val="left"/>
+            </w:pPr>
+            <w:r>
+              <w:rPr>
+                <w:sz w:val="17"/>
+              </w:rPr>
+              <w:t xml:space="preserve">manual-executive.pdf</w:t>
             </w:r>
           </w:p>
         </w:tc>
@@ -4521,9 +5808,13 @@
           <w:p>
             <w:pPr>
               <w:pStyle w:val="Compact"/>
-              <w:jc w:val="left"/>
-            </w:pPr>
-            <w:r>
+              <w:spacing w:before="20" w:after="20"/>
+              <w:jc w:val="left"/>
+            </w:pPr>
+            <w:r>
+              <w:rPr>
+                <w:sz w:val="17"/>
+              </w:rPr>
               <w:t xml:space="preserve">Partner developers</w:t>
             </w:r>
           </w:p>
@@ -4533,9 +5824,13 @@
           <w:p>
             <w:pPr>
               <w:pStyle w:val="Compact"/>
-              <w:jc w:val="left"/>
-            </w:pPr>
-            <w:r>
+              <w:spacing w:before="20" w:after="20"/>
+              <w:jc w:val="left"/>
+            </w:pPr>
+            <w:r>
+              <w:rPr>
+                <w:sz w:val="17"/>
+              </w:rPr>
               <w:t xml:space="preserve">API guide + sandbox key</w:t>
             </w:r>
           </w:p>
@@ -4545,9 +5840,13 @@
           <w:p>
             <w:pPr>
               <w:pStyle w:val="Compact"/>
-              <w:jc w:val="left"/>
-            </w:pPr>
-            <w:r>
+              <w:spacing w:before="20" w:after="20"/>
+              <w:jc w:val="left"/>
+            </w:pPr>
+            <w:r>
+              <w:rPr>
+                <w:sz w:val="17"/>
+              </w:rPr>
               <w:t xml:space="preserve">1 h webinar</w:t>
             </w:r>
           </w:p>
@@ -4557,9 +5856,13 @@
           <w:p>
             <w:pPr>
               <w:pStyle w:val="Compact"/>
-              <w:jc w:val="left"/>
-            </w:pPr>
-            <w:r>
+              <w:spacing w:before="20" w:after="20"/>
+              <w:jc w:val="left"/>
+            </w:pPr>
+            <w:r>
+              <w:rPr>
+                <w:sz w:val="17"/>
+              </w:rPr>
               <w:t xml:space="preserve">2 h</w:t>
             </w:r>
           </w:p>
@@ -4569,13 +5872,14 @@
           <w:p>
             <w:pPr>
               <w:pStyle w:val="Compact"/>
-              <w:jc w:val="left"/>
-            </w:pPr>
-            <w:r>
-              <w:rPr>
-                <w:rStyle w:val="VerbatimChar"/>
-              </w:rPr>
-              <w:t xml:space="preserve">partner-api-guide.md</w:t>
+              <w:spacing w:before="20" w:after="20"/>
+              <w:jc w:val="left"/>
+            </w:pPr>
+            <w:r>
+              <w:rPr>
+                <w:sz w:val="17"/>
+              </w:rPr>
+              <w:t xml:space="preserve">partner-api-guide.pdf</w:t>
             </w:r>
           </w:p>
         </w:tc>
@@ -4614,12 +5918,14 @@
           <w:p>
             <w:pPr>
               <w:pStyle w:val="Compact"/>
+              <w:spacing w:before="20" w:after="20"/>
               <w:jc w:val="left"/>
             </w:pPr>
             <w:r>
               <w:rPr>
                 <w:b/>
                 <w:color w:val="FFFFFF"/>
+                <w:sz w:val="18"/>
               </w:rPr>
               <w:t xml:space="preserve">When</w:t>
             </w:r>
@@ -4632,12 +5938,14 @@
           <w:p>
             <w:pPr>
               <w:pStyle w:val="Compact"/>
+              <w:spacing w:before="20" w:after="20"/>
               <w:jc w:val="left"/>
             </w:pPr>
             <w:r>
               <w:rPr>
                 <w:b/>
                 <w:color w:val="FFFFFF"/>
+                <w:sz w:val="18"/>
               </w:rPr>
               <w:t xml:space="preserve">Activity</w:t>
             </w:r>
@@ -4650,9 +5958,13 @@
           <w:p>
             <w:pPr>
               <w:pStyle w:val="Compact"/>
-              <w:jc w:val="left"/>
-            </w:pPr>
-            <w:r>
+              <w:spacing w:before="20" w:after="20"/>
+              <w:jc w:val="left"/>
+            </w:pPr>
+            <w:r>
+              <w:rPr>
+                <w:sz w:val="18"/>
+              </w:rPr>
               <w:t xml:space="preserve">Sprint 2–3</w:t>
             </w:r>
           </w:p>
@@ -4662,9 +5974,13 @@
           <w:p>
             <w:pPr>
               <w:pStyle w:val="Compact"/>
-              <w:jc w:val="left"/>
-            </w:pPr>
-            <w:r>
+              <w:spacing w:before="20" w:after="20"/>
+              <w:jc w:val="left"/>
+            </w:pPr>
+            <w:r>
+              <w:rPr>
+                <w:sz w:val="18"/>
+              </w:rPr>
               <w:t xml:space="preserve">Champion bootcamp, sandbox access for champions</w:t>
             </w:r>
           </w:p>
@@ -4676,9 +5992,13 @@
           <w:p>
             <w:pPr>
               <w:pStyle w:val="Compact"/>
-              <w:jc w:val="left"/>
-            </w:pPr>
-            <w:r>
+              <w:spacing w:before="20" w:after="20"/>
+              <w:jc w:val="left"/>
+            </w:pPr>
+            <w:r>
+              <w:rPr>
+                <w:sz w:val="18"/>
+              </w:rPr>
               <w:t xml:space="preserve">Sprint 4</w:t>
             </w:r>
           </w:p>
@@ -4688,9 +6008,13 @@
           <w:p>
             <w:pPr>
               <w:pStyle w:val="Compact"/>
-              <w:jc w:val="left"/>
-            </w:pPr>
-            <w:r>
+              <w:spacing w:before="20" w:after="20"/>
+              <w:jc w:val="left"/>
+            </w:pPr>
+            <w:r>
+              <w:rPr>
+                <w:sz w:val="18"/>
+              </w:rPr>
               <w:t xml:space="preserve">Train-the-trainer (champions + supervisors)</w:t>
             </w:r>
           </w:p>
@@ -4702,9 +6026,13 @@
           <w:p>
             <w:pPr>
               <w:pStyle w:val="Compact"/>
-              <w:jc w:val="left"/>
-            </w:pPr>
-            <w:r>
+              <w:spacing w:before="20" w:after="20"/>
+              <w:jc w:val="left"/>
+            </w:pPr>
+            <w:r>
+              <w:rPr>
+                <w:sz w:val="18"/>
+              </w:rPr>
               <w:t xml:space="preserve">UAT (T2–T3)</w:t>
             </w:r>
           </w:p>
@@ -4714,9 +6042,13 @@
           <w:p>
             <w:pPr>
               <w:pStyle w:val="Compact"/>
-              <w:jc w:val="left"/>
-            </w:pPr>
-            <w:r>
+              <w:spacing w:before="20" w:after="20"/>
+              <w:jc w:val="left"/>
+            </w:pPr>
+            <w:r>
+              <w:rPr>
+                <w:sz w:val="18"/>
+              </w:rPr>
               <w:t xml:space="preserve">Pilot users trained (role curricula). UAT doubles as practice.</w:t>
             </w:r>
           </w:p>
@@ -4728,9 +6060,13 @@
           <w:p>
             <w:pPr>
               <w:pStyle w:val="Compact"/>
-              <w:jc w:val="left"/>
-            </w:pPr>
-            <w:r>
+              <w:spacing w:before="20" w:after="20"/>
+              <w:jc w:val="left"/>
+            </w:pPr>
+            <w:r>
+              <w:rPr>
+                <w:sz w:val="18"/>
+              </w:rPr>
               <w:t xml:space="preserve">Pilot weeks 1–2</w:t>
             </w:r>
           </w:p>
@@ -4740,9 +6076,13 @@
           <w:p>
             <w:pPr>
               <w:pStyle w:val="Compact"/>
-              <w:jc w:val="left"/>
-            </w:pPr>
-            <w:r>
+              <w:spacing w:before="20" w:after="20"/>
+              <w:jc w:val="left"/>
+            </w:pPr>
+            <w:r>
+              <w:rPr>
+                <w:sz w:val="18"/>
+              </w:rPr>
               <w:t xml:space="preserve">Floor-walkers (champions + iorta BA) in each telesales room, daily 15-minute tips huddle</w:t>
             </w:r>
           </w:p>
@@ -4754,9 +6094,13 @@
           <w:p>
             <w:pPr>
               <w:pStyle w:val="Compact"/>
-              <w:jc w:val="left"/>
-            </w:pPr>
-            <w:r>
+              <w:spacing w:before="20" w:after="20"/>
+              <w:jc w:val="left"/>
+            </w:pPr>
+            <w:r>
+              <w:rPr>
+                <w:sz w:val="18"/>
+              </w:rPr>
               <w:t xml:space="preserve">Each scale-out wave</w:t>
             </w:r>
           </w:p>
@@ -4766,9 +6110,13 @@
           <w:p>
             <w:pPr>
               <w:pStyle w:val="Compact"/>
-              <w:jc w:val="left"/>
-            </w:pPr>
-            <w:r>
+              <w:spacing w:before="20" w:after="20"/>
+              <w:jc w:val="left"/>
+            </w:pPr>
+            <w:r>
+              <w:rPr>
+                <w:sz w:val="18"/>
+              </w:rPr>
               <w:t xml:space="preserve">Same pattern for new users, delivered by champions</w:t>
             </w:r>
           </w:p>
@@ -4776,13 +6124,19 @@
       </w:tr>
       <w:tr>
         <w:tc>
-          <w:tcPr/>
-          <w:p>
-            <w:pPr>
-              <w:pStyle w:val="Compact"/>
-              <w:jc w:val="left"/>
-            </w:pPr>
-            <w:r>
+          <w:tcPr>
+            <w:noWrap/>
+          </w:tcPr>
+          <w:p>
+            <w:pPr>
+              <w:pStyle w:val="Compact"/>
+              <w:spacing w:before="20" w:after="20"/>
+              <w:jc w:val="left"/>
+            </w:pPr>
+            <w:r>
+              <w:rPr>
+                <w:sz w:val="18"/>
+              </w:rPr>
               <w:t xml:space="preserve">BAU</w:t>
             </w:r>
           </w:p>
@@ -4792,9 +6146,13 @@
           <w:p>
             <w:pPr>
               <w:pStyle w:val="Compact"/>
-              <w:jc w:val="left"/>
-            </w:pPr>
-            <w:r>
+              <w:spacing w:before="20" w:after="20"/>
+              <w:jc w:val="left"/>
+            </w:pPr>
+            <w:r>
+              <w:rPr>
+                <w:sz w:val="18"/>
+              </w:rPr>
               <w:t xml:space="preserve">New-joiner path in the LMS. Refresher on each major release ("what's new" micro-module).</w:t>
             </w:r>
           </w:p>
@@ -4840,7 +6198,23 @@
         <w:t xml:space="preserve">SEED_RECORDS</w:t>
       </w:r>
       <w:r>
-        <w:t xml:space="preserve">) and the seeded users below. The demo password is</w:t>
+        <w:t xml:space="preserve">) and the seeded users below. Trainees sign in with the username and password from the</w:t>
+      </w:r>
+      <w:r>
+        <w:t xml:space="preserve"> </w:t>
+      </w:r>
+      <w:r>
+        <w:rPr>
+          <w:bCs/>
+          <w:b/>
+        </w:rPr>
+        <w:t xml:space="preserve">access workbook</w:t>
+      </w:r>
+      <w:r>
+        <w:t xml:space="preserve"> </w:t>
+      </w:r>
+      <w:r>
+        <w:t xml:space="preserve">for their environment. The sign-in page has no role shortcut buttons. A local demo on a developer machine uses the default password</w:t>
       </w:r>
       <w:r>
         <w:t xml:space="preserve"> </w:t>
@@ -4852,7 +6226,7 @@
         <w:t xml:space="preserve">Tasco@Demo2026!</w:t>
       </w:r>
       <w:r>
-        <w:t xml:space="preserve">. It is</w:t>
+        <w:t xml:space="preserve">. The hosted UAT uses a separate password that is distributed only in the access workbook. Demo accounts exist</w:t>
       </w:r>
       <w:r>
         <w:t xml:space="preserve"> </w:t>
@@ -4862,7 +6236,7 @@
           <w:bCs/>
           <w:b/>
         </w:rPr>
-        <w:t xml:space="preserve">sandbox only, never used in production</w:t>
+        <w:t xml:space="preserve">only in demo environments, never in production</w:t>
       </w:r>
       <w:r>
         <w:t xml:space="preserve">.</w:t>
@@ -4893,12 +6267,14 @@
           <w:p>
             <w:pPr>
               <w:pStyle w:val="Compact"/>
+              <w:spacing w:before="20" w:after="20"/>
               <w:jc w:val="left"/>
             </w:pPr>
             <w:r>
               <w:rPr>
                 <w:b/>
                 <w:color w:val="FFFFFF"/>
+                <w:sz w:val="18"/>
               </w:rPr>
               <w:t xml:space="preserve">Username</w:t>
             </w:r>
@@ -4911,12 +6287,14 @@
           <w:p>
             <w:pPr>
               <w:pStyle w:val="Compact"/>
+              <w:spacing w:before="20" w:after="20"/>
               <w:jc w:val="left"/>
             </w:pPr>
             <w:r>
               <w:rPr>
                 <w:b/>
                 <w:color w:val="FFFFFF"/>
+                <w:sz w:val="18"/>
               </w:rPr>
               <w:t xml:space="preserve">Role</w:t>
             </w:r>
@@ -4929,12 +6307,14 @@
           <w:p>
             <w:pPr>
               <w:pStyle w:val="Compact"/>
+              <w:spacing w:before="20" w:after="20"/>
               <w:jc w:val="left"/>
             </w:pPr>
             <w:r>
               <w:rPr>
                 <w:b/>
                 <w:color w:val="FFFFFF"/>
+                <w:sz w:val="18"/>
               </w:rPr>
               <w:t xml:space="preserve">MFA</w:t>
             </w:r>
@@ -4947,12 +6327,14 @@
           <w:p>
             <w:pPr>
               <w:pStyle w:val="Compact"/>
+              <w:spacing w:before="20" w:after="20"/>
               <w:jc w:val="left"/>
             </w:pPr>
             <w:r>
               <w:rPr>
                 <w:b/>
                 <w:color w:val="FFFFFF"/>
+                <w:sz w:val="18"/>
               </w:rPr>
               <w:t xml:space="preserve">Practice tasks</w:t>
             </w:r>
@@ -4965,26 +6347,38 @@
           <w:p>
             <w:pPr>
               <w:pStyle w:val="Compact"/>
+              <w:spacing w:before="20" w:after="20"/>
               <w:jc w:val="left"/>
             </w:pPr>
             <w:r>
               <w:rPr>
                 <w:rStyle w:val="VerbatimChar"/>
+                <w:sz w:val="18"/>
               </w:rPr>
               <w:t xml:space="preserve">agent.hn</w:t>
             </w:r>
             <w:r>
+              <w:rPr>
+                <w:sz w:val="18"/>
+              </w:rPr>
               <w:t xml:space="preserve"> </w:t>
             </w:r>
             <w:r>
+              <w:rPr>
+                <w:sz w:val="18"/>
+              </w:rPr>
               <w:t xml:space="preserve">/</w:t>
             </w:r>
             <w:r>
+              <w:rPr>
+                <w:sz w:val="18"/>
+              </w:rPr>
               <w:t xml:space="preserve"> </w:t>
             </w:r>
             <w:r>
               <w:rPr>
                 <w:rStyle w:val="VerbatimChar"/>
+                <w:sz w:val="18"/>
               </w:rPr>
               <w:t xml:space="preserve">agent.hcm</w:t>
             </w:r>
@@ -4995,9 +6389,13 @@
           <w:p>
             <w:pPr>
               <w:pStyle w:val="Compact"/>
-              <w:jc w:val="left"/>
-            </w:pPr>
-            <w:r>
+              <w:spacing w:before="20" w:after="20"/>
+              <w:jc w:val="left"/>
+            </w:pPr>
+            <w:r>
+              <w:rPr>
+                <w:sz w:val="18"/>
+              </w:rPr>
               <w:t xml:space="preserve">Telesales agent (Hà Nội / TP.HCM)</w:t>
             </w:r>
           </w:p>
@@ -5007,9 +6405,13 @@
           <w:p>
             <w:pPr>
               <w:pStyle w:val="Compact"/>
-              <w:jc w:val="left"/>
-            </w:pPr>
-            <w:r>
+              <w:spacing w:before="20" w:after="20"/>
+              <w:jc w:val="left"/>
+            </w:pPr>
+            <w:r>
+              <w:rPr>
+                <w:sz w:val="18"/>
+              </w:rPr>
               <w:t xml:space="preserve">No</w:t>
             </w:r>
           </w:p>
@@ -5019,25 +6421,33 @@
           <w:p>
             <w:pPr>
               <w:pStyle w:val="Compact"/>
-              <w:jc w:val="left"/>
-            </w:pPr>
-            <w:r>
-              <w:t xml:space="preserve">Claim a handoff, open Customer 360, quote TNDS + PA, send link / issue, record outcome</w:t>
+              <w:spacing w:before="20" w:after="20"/>
+              <w:jc w:val="left"/>
+            </w:pPr>
+            <w:r>
+              <w:rPr>
+                <w:sz w:val="18"/>
+              </w:rPr>
+              <w:t xml:space="preserve">Claim a handoff, open Customer 360, quote TNDS + PA, send the quote to the customer's VETC app, record the outcome</w:t>
             </w:r>
           </w:p>
         </w:tc>
       </w:tr>
       <w:tr>
         <w:tc>
-          <w:tcPr/>
-          <w:p>
-            <w:pPr>
-              <w:pStyle w:val="Compact"/>
+          <w:tcPr>
+            <w:noWrap/>
+          </w:tcPr>
+          <w:p>
+            <w:pPr>
+              <w:pStyle w:val="Compact"/>
+              <w:spacing w:before="20" w:after="20"/>
               <w:jc w:val="left"/>
             </w:pPr>
             <w:r>
               <w:rPr>
                 <w:rStyle w:val="VerbatimChar"/>
+                <w:sz w:val="18"/>
               </w:rPr>
               <w:t xml:space="preserve">supervisor</w:t>
             </w:r>
@@ -5048,9 +6458,13 @@
           <w:p>
             <w:pPr>
               <w:pStyle w:val="Compact"/>
-              <w:jc w:val="left"/>
-            </w:pPr>
-            <w:r>
+              <w:spacing w:before="20" w:after="20"/>
+              <w:jc w:val="left"/>
+            </w:pPr>
+            <w:r>
+              <w:rPr>
+                <w:sz w:val="18"/>
+              </w:rPr>
               <w:t xml:space="preserve">Telesales supervisor</w:t>
             </w:r>
           </w:p>
@@ -5060,9 +6474,13 @@
           <w:p>
             <w:pPr>
               <w:pStyle w:val="Compact"/>
-              <w:jc w:val="left"/>
-            </w:pPr>
-            <w:r>
+              <w:spacing w:before="20" w:after="20"/>
+              <w:jc w:val="left"/>
+            </w:pPr>
+            <w:r>
+              <w:rPr>
+                <w:sz w:val="18"/>
+              </w:rPr>
               <w:t xml:space="preserve">No</w:t>
             </w:r>
           </w:p>
@@ -5072,25 +6490,33 @@
           <w:p>
             <w:pPr>
               <w:pStyle w:val="Compact"/>
-              <w:jc w:val="left"/>
-            </w:pPr>
-            <w:r>
-              <w:t xml:space="preserve">Reassign a handoff, review queue KPIs</w:t>
+              <w:spacing w:before="20" w:after="20"/>
+              <w:jc w:val="left"/>
+            </w:pPr>
+            <w:r>
+              <w:rPr>
+                <w:sz w:val="18"/>
+              </w:rPr>
+              <w:t xml:space="preserve">Review the queue by status, coach on a sample handoff</w:t>
             </w:r>
           </w:p>
         </w:tc>
       </w:tr>
       <w:tr>
         <w:tc>
-          <w:tcPr/>
-          <w:p>
-            <w:pPr>
-              <w:pStyle w:val="Compact"/>
+          <w:tcPr>
+            <w:noWrap/>
+          </w:tcPr>
+          <w:p>
+            <w:pPr>
+              <w:pStyle w:val="Compact"/>
+              <w:spacing w:before="20" w:after="20"/>
               <w:jc w:val="left"/>
             </w:pPr>
             <w:r>
               <w:rPr>
                 <w:rStyle w:val="VerbatimChar"/>
+                <w:sz w:val="18"/>
               </w:rPr>
               <w:t xml:space="preserve">campaign</w:t>
             </w:r>
@@ -5101,9 +6527,13 @@
           <w:p>
             <w:pPr>
               <w:pStyle w:val="Compact"/>
-              <w:jc w:val="left"/>
-            </w:pPr>
-            <w:r>
+              <w:spacing w:before="20" w:after="20"/>
+              <w:jc w:val="left"/>
+            </w:pPr>
+            <w:r>
+              <w:rPr>
+                <w:sz w:val="18"/>
+              </w:rPr>
               <w:t xml:space="preserve">Campaign manager</w:t>
             </w:r>
           </w:p>
@@ -5113,9 +6543,13 @@
           <w:p>
             <w:pPr>
               <w:pStyle w:val="Compact"/>
-              <w:jc w:val="left"/>
-            </w:pPr>
-            <w:r>
+              <w:spacing w:before="20" w:after="20"/>
+              <w:jc w:val="left"/>
+            </w:pPr>
+            <w:r>
+              <w:rPr>
+                <w:sz w:val="18"/>
+              </w:rPr>
               <w:t xml:space="preserve">No</w:t>
             </w:r>
           </w:p>
@@ -5125,25 +6559,33 @@
           <w:p>
             <w:pPr>
               <w:pStyle w:val="Compact"/>
-              <w:jc w:val="left"/>
-            </w:pPr>
-            <w:r>
-              <w:t xml:space="preserve">Filter hot leads, run due journeys, inject an ecosystem event, run a voice campaign</w:t>
+              <w:spacing w:before="20" w:after="20"/>
+              <w:jc w:val="left"/>
+            </w:pPr>
+            <w:r>
+              <w:rPr>
+                <w:sz w:val="18"/>
+              </w:rPr>
+              <w:t xml:space="preserve">Filter hot leads, run due journeys, simulate an ecosystem event, run a voice campaign</w:t>
             </w:r>
           </w:p>
         </w:tc>
       </w:tr>
       <w:tr>
         <w:tc>
-          <w:tcPr/>
-          <w:p>
-            <w:pPr>
-              <w:pStyle w:val="Compact"/>
+          <w:tcPr>
+            <w:noWrap/>
+          </w:tcPr>
+          <w:p>
+            <w:pPr>
+              <w:pStyle w:val="Compact"/>
+              <w:spacing w:before="20" w:after="20"/>
               <w:jc w:val="left"/>
             </w:pPr>
             <w:r>
               <w:rPr>
                 <w:rStyle w:val="VerbatimChar"/>
+                <w:sz w:val="18"/>
               </w:rPr>
               <w:t xml:space="preserve">author</w:t>
             </w:r>
@@ -5154,9 +6596,13 @@
           <w:p>
             <w:pPr>
               <w:pStyle w:val="Compact"/>
-              <w:jc w:val="left"/>
-            </w:pPr>
-            <w:r>
+              <w:spacing w:before="20" w:after="20"/>
+              <w:jc w:val="left"/>
+            </w:pPr>
+            <w:r>
+              <w:rPr>
+                <w:sz w:val="18"/>
+              </w:rPr>
               <w:t xml:space="preserve">Rule author</w:t>
             </w:r>
           </w:p>
@@ -5166,9 +6612,13 @@
           <w:p>
             <w:pPr>
               <w:pStyle w:val="Compact"/>
-              <w:jc w:val="left"/>
-            </w:pPr>
-            <w:r>
+              <w:spacing w:before="20" w:after="20"/>
+              <w:jc w:val="left"/>
+            </w:pPr>
+            <w:r>
+              <w:rPr>
+                <w:sz w:val="18"/>
+              </w:rPr>
               <w:t xml:space="preserve">No</w:t>
             </w:r>
           </w:p>
@@ -5178,9 +6628,13 @@
           <w:p>
             <w:pPr>
               <w:pStyle w:val="Compact"/>
-              <w:jc w:val="left"/>
-            </w:pPr>
-            <w:r>
+              <w:spacing w:before="20" w:after="20"/>
+              <w:jc w:val="left"/>
+            </w:pPr>
+            <w:r>
+              <w:rPr>
+                <w:sz w:val="18"/>
+              </w:rPr>
               <w:t xml:space="preserve">Draft a scoring change, simulate, submit</w:t>
             </w:r>
           </w:p>
@@ -5188,15 +6642,19 @@
       </w:tr>
       <w:tr>
         <w:tc>
-          <w:tcPr/>
-          <w:p>
-            <w:pPr>
-              <w:pStyle w:val="Compact"/>
+          <w:tcPr>
+            <w:noWrap/>
+          </w:tcPr>
+          <w:p>
+            <w:pPr>
+              <w:pStyle w:val="Compact"/>
+              <w:spacing w:before="20" w:after="20"/>
               <w:jc w:val="left"/>
             </w:pPr>
             <w:r>
               <w:rPr>
                 <w:rStyle w:val="VerbatimChar"/>
+                <w:sz w:val="18"/>
               </w:rPr>
               <w:t xml:space="preserve">approver</w:t>
             </w:r>
@@ -5207,9 +6665,13 @@
           <w:p>
             <w:pPr>
               <w:pStyle w:val="Compact"/>
-              <w:jc w:val="left"/>
-            </w:pPr>
-            <w:r>
+              <w:spacing w:before="20" w:after="20"/>
+              <w:jc w:val="left"/>
+            </w:pPr>
+            <w:r>
+              <w:rPr>
+                <w:sz w:val="18"/>
+              </w:rPr>
               <w:t xml:space="preserve">Rule approver</w:t>
             </w:r>
           </w:p>
@@ -5219,12 +6681,14 @@
           <w:p>
             <w:pPr>
               <w:pStyle w:val="Compact"/>
+              <w:spacing w:before="20" w:after="20"/>
               <w:jc w:val="left"/>
             </w:pPr>
             <w:r>
               <w:rPr>
                 <w:bCs/>
                 <w:b/>
+                <w:sz w:val="18"/>
               </w:rPr>
               <w:t xml:space="preserve">Yes</w:t>
             </w:r>
@@ -5235,9 +6699,13 @@
           <w:p>
             <w:pPr>
               <w:pStyle w:val="Compact"/>
-              <w:jc w:val="left"/>
-            </w:pPr>
-            <w:r>
+              <w:spacing w:before="20" w:after="20"/>
+              <w:jc w:val="left"/>
+            </w:pPr>
+            <w:r>
+              <w:rPr>
+                <w:sz w:val="18"/>
+              </w:rPr>
               <w:t xml:space="preserve">Approve or reject the author's draft</w:t>
             </w:r>
           </w:p>
@@ -5245,15 +6713,19 @@
       </w:tr>
       <w:tr>
         <w:tc>
-          <w:tcPr/>
-          <w:p>
-            <w:pPr>
-              <w:pStyle w:val="Compact"/>
+          <w:tcPr>
+            <w:noWrap/>
+          </w:tcPr>
+          <w:p>
+            <w:pPr>
+              <w:pStyle w:val="Compact"/>
+              <w:spacing w:before="20" w:after="20"/>
               <w:jc w:val="left"/>
             </w:pPr>
             <w:r>
               <w:rPr>
                 <w:rStyle w:val="VerbatimChar"/>
+                <w:sz w:val="18"/>
               </w:rPr>
               <w:t xml:space="preserve">compliance</w:t>
             </w:r>
@@ -5264,9 +6736,13 @@
           <w:p>
             <w:pPr>
               <w:pStyle w:val="Compact"/>
-              <w:jc w:val="left"/>
-            </w:pPr>
-            <w:r>
+              <w:spacing w:before="20" w:after="20"/>
+              <w:jc w:val="left"/>
+            </w:pPr>
+            <w:r>
+              <w:rPr>
+                <w:sz w:val="18"/>
+              </w:rPr>
               <w:t xml:space="preserve">Compliance officer</w:t>
             </w:r>
           </w:p>
@@ -5276,12 +6752,14 @@
           <w:p>
             <w:pPr>
               <w:pStyle w:val="Compact"/>
+              <w:spacing w:before="20" w:after="20"/>
               <w:jc w:val="left"/>
             </w:pPr>
             <w:r>
               <w:rPr>
                 <w:bCs/>
                 <w:b/>
+                <w:sz w:val="18"/>
               </w:rPr>
               <w:t xml:space="preserve">Yes</w:t>
             </w:r>
@@ -5292,25 +6770,33 @@
           <w:p>
             <w:pPr>
               <w:pStyle w:val="Compact"/>
-              <w:jc w:val="left"/>
-            </w:pPr>
-            <w:r>
-              <w:t xml:space="preserve">Audit search, verify chain, DSAR export</w:t>
+              <w:spacing w:before="20" w:after="20"/>
+              <w:jc w:val="left"/>
+            </w:pPr>
+            <w:r>
+              <w:rPr>
+                <w:sz w:val="18"/>
+              </w:rPr>
+              <w:t xml:space="preserve">Audit search, check the hash chain, approve a restricted rule kind</w:t>
             </w:r>
           </w:p>
         </w:tc>
       </w:tr>
       <w:tr>
         <w:tc>
-          <w:tcPr/>
-          <w:p>
-            <w:pPr>
-              <w:pStyle w:val="Compact"/>
+          <w:tcPr>
+            <w:noWrap/>
+          </w:tcPr>
+          <w:p>
+            <w:pPr>
+              <w:pStyle w:val="Compact"/>
+              <w:spacing w:before="20" w:after="20"/>
               <w:jc w:val="left"/>
             </w:pPr>
             <w:r>
               <w:rPr>
                 <w:rStyle w:val="VerbatimChar"/>
+                <w:sz w:val="18"/>
               </w:rPr>
               <w:t xml:space="preserve">steward</w:t>
             </w:r>
@@ -5321,9 +6807,13 @@
           <w:p>
             <w:pPr>
               <w:pStyle w:val="Compact"/>
-              <w:jc w:val="left"/>
-            </w:pPr>
-            <w:r>
+              <w:spacing w:before="20" w:after="20"/>
+              <w:jc w:val="left"/>
+            </w:pPr>
+            <w:r>
+              <w:rPr>
+                <w:sz w:val="18"/>
+              </w:rPr>
               <w:t xml:space="preserve">Data steward</w:t>
             </w:r>
           </w:p>
@@ -5333,12 +6823,14 @@
           <w:p>
             <w:pPr>
               <w:pStyle w:val="Compact"/>
+              <w:spacing w:before="20" w:after="20"/>
               <w:jc w:val="left"/>
             </w:pPr>
             <w:r>
               <w:rPr>
                 <w:bCs/>
                 <w:b/>
+                <w:sz w:val="18"/>
               </w:rPr>
               <w:t xml:space="preserve">Yes</w:t>
             </w:r>
@@ -5349,9 +6841,13 @@
           <w:p>
             <w:pPr>
               <w:pStyle w:val="Compact"/>
-              <w:jc w:val="left"/>
-            </w:pPr>
-            <w:r>
+              <w:spacing w:before="20" w:after="20"/>
+              <w:jc w:val="left"/>
+            </w:pPr>
+            <w:r>
+              <w:rPr>
+                <w:sz w:val="18"/>
+              </w:rPr>
               <w:t xml:space="preserve">Resolve DQ issues, correct an expiry with evidence</w:t>
             </w:r>
           </w:p>
@@ -5359,15 +6855,19 @@
       </w:tr>
       <w:tr>
         <w:tc>
-          <w:tcPr/>
-          <w:p>
-            <w:pPr>
-              <w:pStyle w:val="Compact"/>
+          <w:tcPr>
+            <w:noWrap/>
+          </w:tcPr>
+          <w:p>
+            <w:pPr>
+              <w:pStyle w:val="Compact"/>
+              <w:spacing w:before="20" w:after="20"/>
               <w:jc w:val="left"/>
             </w:pPr>
             <w:r>
               <w:rPr>
                 <w:rStyle w:val="VerbatimChar"/>
+                <w:sz w:val="18"/>
               </w:rPr>
               <w:t xml:space="preserve">claims</w:t>
             </w:r>
@@ -5378,9 +6878,13 @@
           <w:p>
             <w:pPr>
               <w:pStyle w:val="Compact"/>
-              <w:jc w:val="left"/>
-            </w:pPr>
-            <w:r>
+              <w:spacing w:before="20" w:after="20"/>
+              <w:jc w:val="left"/>
+            </w:pPr>
+            <w:r>
+              <w:rPr>
+                <w:sz w:val="18"/>
+              </w:rPr>
               <w:t xml:space="preserve">Claims handler</w:t>
             </w:r>
           </w:p>
@@ -5390,9 +6894,13 @@
           <w:p>
             <w:pPr>
               <w:pStyle w:val="Compact"/>
-              <w:jc w:val="left"/>
-            </w:pPr>
-            <w:r>
+              <w:spacing w:before="20" w:after="20"/>
+              <w:jc w:val="left"/>
+            </w:pPr>
+            <w:r>
+              <w:rPr>
+                <w:sz w:val="18"/>
+              </w:rPr>
               <w:t xml:space="preserve">No</w:t>
             </w:r>
           </w:p>
@@ -5402,9 +6910,13 @@
           <w:p>
             <w:pPr>
               <w:pStyle w:val="Compact"/>
-              <w:jc w:val="left"/>
-            </w:pPr>
-            <w:r>
+              <w:spacing w:before="20" w:after="20"/>
+              <w:jc w:val="left"/>
+            </w:pPr>
+            <w:r>
+              <w:rPr>
+                <w:sz w:val="18"/>
+              </w:rPr>
               <w:t xml:space="preserve">Move a claim from submitted to acknowledged</w:t>
             </w:r>
           </w:p>
@@ -5412,15 +6924,19 @@
       </w:tr>
       <w:tr>
         <w:tc>
-          <w:tcPr/>
-          <w:p>
-            <w:pPr>
-              <w:pStyle w:val="Compact"/>
+          <w:tcPr>
+            <w:noWrap/>
+          </w:tcPr>
+          <w:p>
+            <w:pPr>
+              <w:pStyle w:val="Compact"/>
+              <w:spacing w:before="20" w:after="20"/>
               <w:jc w:val="left"/>
             </w:pPr>
             <w:r>
               <w:rPr>
                 <w:rStyle w:val="VerbatimChar"/>
+                <w:sz w:val="18"/>
               </w:rPr>
               <w:t xml:space="preserve">partners</w:t>
             </w:r>
@@ -5431,9 +6947,13 @@
           <w:p>
             <w:pPr>
               <w:pStyle w:val="Compact"/>
-              <w:jc w:val="left"/>
-            </w:pPr>
-            <w:r>
+              <w:spacing w:before="20" w:after="20"/>
+              <w:jc w:val="left"/>
+            </w:pPr>
+            <w:r>
+              <w:rPr>
+                <w:sz w:val="18"/>
+              </w:rPr>
               <w:t xml:space="preserve">Partner manager</w:t>
             </w:r>
           </w:p>
@@ -5443,9 +6963,13 @@
           <w:p>
             <w:pPr>
               <w:pStyle w:val="Compact"/>
-              <w:jc w:val="left"/>
-            </w:pPr>
-            <w:r>
+              <w:spacing w:before="20" w:after="20"/>
+              <w:jc w:val="left"/>
+            </w:pPr>
+            <w:r>
+              <w:rPr>
+                <w:sz w:val="18"/>
+              </w:rPr>
               <w:t xml:space="preserve">No</w:t>
             </w:r>
           </w:p>
@@ -5455,25 +6979,33 @@
           <w:p>
             <w:pPr>
               <w:pStyle w:val="Compact"/>
-              <w:jc w:val="left"/>
-            </w:pPr>
-            <w:r>
-              <w:t xml:space="preserve">Onboard a partner, issue a key, view statement</w:t>
+              <w:spacing w:before="20" w:after="20"/>
+              <w:jc w:val="left"/>
+            </w:pPr>
+            <w:r>
+              <w:rPr>
+                <w:sz w:val="18"/>
+              </w:rPr>
+              <w:t xml:space="preserve">Onboard a partner, issue a key, view the statement</w:t>
             </w:r>
           </w:p>
         </w:tc>
       </w:tr>
       <w:tr>
         <w:tc>
-          <w:tcPr/>
-          <w:p>
-            <w:pPr>
-              <w:pStyle w:val="Compact"/>
+          <w:tcPr>
+            <w:noWrap/>
+          </w:tcPr>
+          <w:p>
+            <w:pPr>
+              <w:pStyle w:val="Compact"/>
+              <w:spacing w:before="20" w:after="20"/>
               <w:jc w:val="left"/>
             </w:pPr>
             <w:r>
               <w:rPr>
                 <w:rStyle w:val="VerbatimChar"/>
+                <w:sz w:val="18"/>
               </w:rPr>
               <w:t xml:space="preserve">admin</w:t>
             </w:r>
@@ -5484,9 +7016,13 @@
           <w:p>
             <w:pPr>
               <w:pStyle w:val="Compact"/>
-              <w:jc w:val="left"/>
-            </w:pPr>
-            <w:r>
+              <w:spacing w:before="20" w:after="20"/>
+              <w:jc w:val="left"/>
+            </w:pPr>
+            <w:r>
+              <w:rPr>
+                <w:sz w:val="18"/>
+              </w:rPr>
               <w:t xml:space="preserve">Platform admin</w:t>
             </w:r>
           </w:p>
@@ -5496,12 +7032,14 @@
           <w:p>
             <w:pPr>
               <w:pStyle w:val="Compact"/>
+              <w:spacing w:before="20" w:after="20"/>
               <w:jc w:val="left"/>
             </w:pPr>
             <w:r>
               <w:rPr>
                 <w:bCs/>
                 <w:b/>
+                <w:sz w:val="18"/>
               </w:rPr>
               <w:t xml:space="preserve">Yes</w:t>
             </w:r>
@@ -5512,25 +7050,33 @@
           <w:p>
             <w:pPr>
               <w:pStyle w:val="Compact"/>
-              <w:jc w:val="left"/>
-            </w:pPr>
-            <w:r>
-              <w:t xml:space="preserve">Create a user, check ops status, run reconciliation</w:t>
+              <w:spacing w:before="20" w:after="20"/>
+              <w:jc w:val="left"/>
+            </w:pPr>
+            <w:r>
+              <w:rPr>
+                <w:sz w:val="18"/>
+              </w:rPr>
+              <w:t xml:space="preserve">Create a user, check operations status, run reconciliation</w:t>
             </w:r>
           </w:p>
         </w:tc>
       </w:tr>
       <w:tr>
         <w:tc>
-          <w:tcPr/>
-          <w:p>
-            <w:pPr>
-              <w:pStyle w:val="Compact"/>
+          <w:tcPr>
+            <w:noWrap/>
+          </w:tcPr>
+          <w:p>
+            <w:pPr>
+              <w:pStyle w:val="Compact"/>
+              <w:spacing w:before="20" w:after="20"/>
               <w:jc w:val="left"/>
             </w:pPr>
             <w:r>
               <w:rPr>
                 <w:rStyle w:val="VerbatimChar"/>
+                <w:sz w:val="18"/>
               </w:rPr>
               <w:t xml:space="preserve">support</w:t>
             </w:r>
@@ -5541,9 +7087,13 @@
           <w:p>
             <w:pPr>
               <w:pStyle w:val="Compact"/>
-              <w:jc w:val="left"/>
-            </w:pPr>
-            <w:r>
+              <w:spacing w:before="20" w:after="20"/>
+              <w:jc w:val="left"/>
+            </w:pPr>
+            <w:r>
+              <w:rPr>
+                <w:sz w:val="18"/>
+              </w:rPr>
               <w:t xml:space="preserve">Support engineer</w:t>
             </w:r>
           </w:p>
@@ -5553,9 +7103,13 @@
           <w:p>
             <w:pPr>
               <w:pStyle w:val="Compact"/>
-              <w:jc w:val="left"/>
-            </w:pPr>
-            <w:r>
+              <w:spacing w:before="20" w:after="20"/>
+              <w:jc w:val="left"/>
+            </w:pPr>
+            <w:r>
+              <w:rPr>
+                <w:sz w:val="18"/>
+              </w:rPr>
               <w:t xml:space="preserve">No</w:t>
             </w:r>
           </w:p>
@@ -5565,25 +7119,33 @@
           <w:p>
             <w:pPr>
               <w:pStyle w:val="Compact"/>
-              <w:jc w:val="left"/>
-            </w:pPr>
-            <w:r>
-              <w:t xml:space="preserve">Run relay job, check job history</w:t>
+              <w:spacing w:before="20" w:after="20"/>
+              <w:jc w:val="left"/>
+            </w:pPr>
+            <w:r>
+              <w:rPr>
+                <w:sz w:val="18"/>
+              </w:rPr>
+              <w:t xml:space="preserve">Run the relay job, check job history</w:t>
             </w:r>
           </w:p>
         </w:tc>
       </w:tr>
       <w:tr>
         <w:tc>
-          <w:tcPr/>
-          <w:p>
-            <w:pPr>
-              <w:pStyle w:val="Compact"/>
+          <w:tcPr>
+            <w:noWrap/>
+          </w:tcPr>
+          <w:p>
+            <w:pPr>
+              <w:pStyle w:val="Compact"/>
+              <w:spacing w:before="20" w:after="20"/>
               <w:jc w:val="left"/>
             </w:pPr>
             <w:r>
               <w:rPr>
                 <w:rStyle w:val="VerbatimChar"/>
+                <w:sz w:val="18"/>
               </w:rPr>
               <w:t xml:space="preserve">exec</w:t>
             </w:r>
@@ -5594,9 +7156,13 @@
           <w:p>
             <w:pPr>
               <w:pStyle w:val="Compact"/>
-              <w:jc w:val="left"/>
-            </w:pPr>
-            <w:r>
+              <w:spacing w:before="20" w:after="20"/>
+              <w:jc w:val="left"/>
+            </w:pPr>
+            <w:r>
+              <w:rPr>
+                <w:sz w:val="18"/>
+              </w:rPr>
               <w:t xml:space="preserve">Executive</w:t>
             </w:r>
           </w:p>
@@ -5606,9 +7172,13 @@
           <w:p>
             <w:pPr>
               <w:pStyle w:val="Compact"/>
-              <w:jc w:val="left"/>
-            </w:pPr>
-            <w:r>
+              <w:spacing w:before="20" w:after="20"/>
+              <w:jc w:val="left"/>
+            </w:pPr>
+            <w:r>
+              <w:rPr>
+                <w:sz w:val="18"/>
+              </w:rPr>
               <w:t xml:space="preserve">No</w:t>
             </w:r>
           </w:p>
@@ -5618,25 +7188,33 @@
           <w:p>
             <w:pPr>
               <w:pStyle w:val="Compact"/>
-              <w:jc w:val="left"/>
-            </w:pPr>
-            <w:r>
-              <w:t xml:space="preserve">Read the overview dashboard</w:t>
+              <w:spacing w:before="20" w:after="20"/>
+              <w:jc w:val="left"/>
+            </w:pPr>
+            <w:r>
+              <w:rPr>
+                <w:sz w:val="18"/>
+              </w:rPr>
+              <w:t xml:space="preserve">Read the Home dashboard</w:t>
             </w:r>
           </w:p>
         </w:tc>
       </w:tr>
       <w:tr>
         <w:tc>
-          <w:tcPr/>
-          <w:p>
-            <w:pPr>
-              <w:pStyle w:val="Compact"/>
+          <w:tcPr>
+            <w:noWrap/>
+          </w:tcPr>
+          <w:p>
+            <w:pPr>
+              <w:pStyle w:val="Compact"/>
+              <w:spacing w:before="20" w:after="20"/>
               <w:jc w:val="left"/>
             </w:pPr>
             <w:r>
               <w:rPr>
                 <w:rStyle w:val="VerbatimChar"/>
+                <w:sz w:val="18"/>
               </w:rPr>
               <w:t xml:space="preserve">auditor</w:t>
             </w:r>
@@ -5647,9 +7225,13 @@
           <w:p>
             <w:pPr>
               <w:pStyle w:val="Compact"/>
-              <w:jc w:val="left"/>
-            </w:pPr>
-            <w:r>
+              <w:spacing w:before="20" w:after="20"/>
+              <w:jc w:val="left"/>
+            </w:pPr>
+            <w:r>
+              <w:rPr>
+                <w:sz w:val="18"/>
+              </w:rPr>
               <w:t xml:space="preserve">Internal auditor</w:t>
             </w:r>
           </w:p>
@@ -5659,9 +7241,13 @@
           <w:p>
             <w:pPr>
               <w:pStyle w:val="Compact"/>
-              <w:jc w:val="left"/>
-            </w:pPr>
-            <w:r>
+              <w:spacing w:before="20" w:after="20"/>
+              <w:jc w:val="left"/>
+            </w:pPr>
+            <w:r>
+              <w:rPr>
+                <w:sz w:val="18"/>
+              </w:rPr>
               <w:t xml:space="preserve">No</w:t>
             </w:r>
           </w:p>
@@ -5671,10 +7257,14 @@
           <w:p>
             <w:pPr>
               <w:pStyle w:val="Compact"/>
-              <w:jc w:val="left"/>
-            </w:pPr>
-            <w:r>
-              <w:t xml:space="preserve">Search audit trail</w:t>
+              <w:spacing w:before="20" w:after="20"/>
+              <w:jc w:val="left"/>
+            </w:pPr>
+            <w:r>
+              <w:rPr>
+                <w:sz w:val="18"/>
+              </w:rPr>
+              <w:t xml:space="preserve">Search the audit trail</w:t>
             </w:r>
           </w:p>
         </w:tc>
@@ -5685,26 +7275,40 @@
         <w:pStyle w:val="BodyText"/>
       </w:pPr>
       <w:r>
-        <w:t xml:space="preserve">MFA codes in the sandbox are shown by the demo helper (</w:t>
-      </w:r>
-      <w:r>
-        <w:rPr>
-          <w:rStyle w:val="VerbatimChar"/>
-        </w:rPr>
-        <w:t xml:space="preserve">GET /api/demo/totp/&lt;username&gt;</w:t>
-      </w:r>
-      <w:r>
-        <w:t xml:space="preserve">), which is disabled outside demo mode. In training, the sign-in screen's demo helper shows the current code.</w:t>
-      </w:r>
-      <w:r>
-        <w:t xml:space="preserve"> </w:t>
-      </w:r>
-      <w:r>
         <w:rPr>
           <w:bCs/>
           <w:b/>
         </w:rPr>
-        <w:t xml:space="preserve">Production uses a real authenticator app.</w:t>
+        <w:t xml:space="preserve">MFA in training:</w:t>
+      </w:r>
+      <w:r>
+        <w:t xml:space="preserve"> </w:t>
+      </w:r>
+      <w:r>
+        <w:t xml:space="preserve">users with an MFA role enrol an authenticator app at first sign-in by scanning the QR code, exactly as in production. Each code can be used once. In the hosted UAT, the MFA step also offers</w:t>
+      </w:r>
+      <w:r>
+        <w:t xml:space="preserve"> </w:t>
+      </w:r>
+      <w:r>
+        <w:rPr>
+          <w:bCs/>
+          <w:b/>
+        </w:rPr>
+        <w:t xml:space="preserve">Sign in with demo code (UAT)</w:t>
+      </w:r>
+      <w:r>
+        <w:t xml:space="preserve">, which uses the published demo authenticator keys; the underlying demo helper is disabled outside demo mode.</w:t>
+      </w:r>
+      <w:r>
+        <w:t xml:space="preserve"> </w:t>
+      </w:r>
+      <w:r>
+        <w:rPr>
+          <w:bCs/>
+          <w:b/>
+        </w:rPr>
+        <w:t xml:space="preserve">Production uses a real authenticator app only.</w:t>
       </w:r>
     </w:p>
     <w:p>
@@ -5727,7 +7331,7 @@
         <w:t xml:space="preserve"> </w:t>
       </w:r>
       <w:r>
-        <w:t xml:space="preserve">and use the demo picker to choose a synthetic vehicle. Confirm the expiry date, renew with an add-on, verify the certificate at</w:t>
+        <w:t xml:space="preserve">and use the demo picker to choose a synthetic vehicle. Confirm the expiry date, renew with an add-on, confirm a quote sent by a trainee agent (Home, quotes waiting for your confirmation), verify the certificate at</w:t>
       </w:r>
       <w:r>
         <w:t xml:space="preserve"> </w:t>
@@ -5759,7 +7363,7 @@
         <w:t xml:space="preserve"> </w:t>
       </w:r>
       <w:r>
-        <w:t xml:space="preserve">on an empty store), so trainees can practise freely.</w:t>
+        <w:t xml:space="preserve">on an empty store; the seed job runs only in demo mode), so trainees can practise freely.</w:t>
       </w:r>
     </w:p>
     <w:bookmarkEnd w:id="27"/>
@@ -5796,12 +7400,14 @@
           <w:p>
             <w:pPr>
               <w:pStyle w:val="Compact"/>
+              <w:spacing w:before="20" w:after="20"/>
               <w:jc w:val="left"/>
             </w:pPr>
             <w:r>
               <w:rPr>
                 <w:b/>
                 <w:color w:val="FFFFFF"/>
+                <w:sz w:val="18"/>
               </w:rPr>
               <w:t xml:space="preserve">Level</w:t>
             </w:r>
@@ -5814,12 +7420,14 @@
           <w:p>
             <w:pPr>
               <w:pStyle w:val="Compact"/>
+              <w:spacing w:before="20" w:after="20"/>
               <w:jc w:val="left"/>
             </w:pPr>
             <w:r>
               <w:rPr>
                 <w:b/>
                 <w:color w:val="FFFFFF"/>
+                <w:sz w:val="18"/>
               </w:rPr>
               <w:t xml:space="preserve">Criteria</w:t>
             </w:r>
@@ -5832,12 +7440,14 @@
           <w:p>
             <w:pPr>
               <w:pStyle w:val="Compact"/>
+              <w:spacing w:before="20" w:after="20"/>
               <w:jc w:val="left"/>
             </w:pPr>
             <w:r>
               <w:rPr>
                 <w:b/>
                 <w:color w:val="FFFFFF"/>
+                <w:sz w:val="18"/>
               </w:rPr>
               <w:t xml:space="preserve">Grants</w:t>
             </w:r>
@@ -5850,12 +7460,14 @@
           <w:p>
             <w:pPr>
               <w:pStyle w:val="Compact"/>
+              <w:spacing w:before="20" w:after="20"/>
               <w:jc w:val="left"/>
             </w:pPr>
             <w:r>
               <w:rPr>
                 <w:bCs/>
                 <w:b/>
+                <w:sz w:val="18"/>
               </w:rPr>
               <w:t xml:space="preserve">Certified user</w:t>
             </w:r>
@@ -5866,9 +7478,13 @@
           <w:p>
             <w:pPr>
               <w:pStyle w:val="Compact"/>
-              <w:jc w:val="left"/>
-            </w:pPr>
-            <w:r>
+              <w:spacing w:before="20" w:after="20"/>
+              <w:jc w:val="left"/>
+            </w:pPr>
+            <w:r>
+              <w:rPr>
+                <w:sz w:val="18"/>
+              </w:rPr>
               <w:t xml:space="preserve">LMS modules complete. Practical assessment in the sandbox (role task list, ≥ 80 % tasks correct, observed by a champion or trainer).</w:t>
             </w:r>
           </w:p>
@@ -5878,9 +7494,13 @@
           <w:p>
             <w:pPr>
               <w:pStyle w:val="Compact"/>
-              <w:jc w:val="left"/>
-            </w:pPr>
-            <w:r>
+              <w:spacing w:before="20" w:after="20"/>
+              <w:jc w:val="left"/>
+            </w:pPr>
+            <w:r>
+              <w:rPr>
+                <w:sz w:val="18"/>
+              </w:rPr>
               <w:t xml:space="preserve">Production account activated by the admin (role assigned)</w:t>
             </w:r>
           </w:p>
@@ -5892,12 +7512,14 @@
           <w:p>
             <w:pPr>
               <w:pStyle w:val="Compact"/>
+              <w:spacing w:before="20" w:after="20"/>
               <w:jc w:val="left"/>
             </w:pPr>
             <w:r>
               <w:rPr>
                 <w:bCs/>
                 <w:b/>
+                <w:sz w:val="18"/>
               </w:rPr>
               <w:t xml:space="preserve">Certified approver</w:t>
             </w:r>
@@ -5908,9 +7530,13 @@
           <w:p>
             <w:pPr>
               <w:pStyle w:val="Compact"/>
-              <w:jc w:val="left"/>
-            </w:pPr>
-            <w:r>
+              <w:spacing w:before="20" w:after="20"/>
+              <w:jc w:val="left"/>
+            </w:pPr>
+            <w:r>
+              <w:rPr>
+                <w:sz w:val="18"/>
+              </w:rPr>
               <w:t xml:space="preserve">Certified user + approver module + a supervised approval of a real low-risk rule change</w:t>
             </w:r>
           </w:p>
@@ -5920,18 +7546,26 @@
           <w:p>
             <w:pPr>
               <w:pStyle w:val="Compact"/>
+              <w:spacing w:before="20" w:after="20"/>
               <w:jc w:val="left"/>
             </w:pPr>
             <w:r>
               <w:rPr>
                 <w:rStyle w:val="VerbatimChar"/>
+                <w:sz w:val="18"/>
               </w:rPr>
               <w:t xml:space="preserve">rule_approver</w:t>
             </w:r>
             <w:r>
+              <w:rPr>
+                <w:sz w:val="18"/>
+              </w:rPr>
               <w:t xml:space="preserve"> </w:t>
             </w:r>
             <w:r>
+              <w:rPr>
+                <w:sz w:val="18"/>
+              </w:rPr>
               <w:t xml:space="preserve">role in production</w:t>
             </w:r>
           </w:p>
@@ -5939,16 +7573,20 @@
       </w:tr>
       <w:tr>
         <w:tc>
-          <w:tcPr/>
-          <w:p>
-            <w:pPr>
-              <w:pStyle w:val="Compact"/>
+          <w:tcPr>
+            <w:noWrap/>
+          </w:tcPr>
+          <w:p>
+            <w:pPr>
+              <w:pStyle w:val="Compact"/>
+              <w:spacing w:before="20" w:after="20"/>
               <w:jc w:val="left"/>
             </w:pPr>
             <w:r>
               <w:rPr>
                 <w:bCs/>
                 <w:b/>
+                <w:sz w:val="18"/>
               </w:rPr>
               <w:t xml:space="preserve">Champion</w:t>
             </w:r>
@@ -5959,9 +7597,13 @@
           <w:p>
             <w:pPr>
               <w:pStyle w:val="Compact"/>
-              <w:jc w:val="left"/>
-            </w:pPr>
-            <w:r>
+              <w:spacing w:before="20" w:after="20"/>
+              <w:jc w:val="left"/>
+            </w:pPr>
+            <w:r>
+              <w:rPr>
+                <w:sz w:val="18"/>
+              </w:rPr>
               <w:t xml:space="preserve">Certified user + bootcamp + 2 co-delivered sessions</w:t>
             </w:r>
           </w:p>
@@ -5971,9 +7613,13 @@
           <w:p>
             <w:pPr>
               <w:pStyle w:val="Compact"/>
-              <w:jc w:val="left"/>
-            </w:pPr>
-            <w:r>
+              <w:spacing w:before="20" w:after="20"/>
+              <w:jc w:val="left"/>
+            </w:pPr>
+            <w:r>
+              <w:rPr>
+                <w:sz w:val="18"/>
+              </w:rPr>
               <w:t xml:space="preserve">Champion badge</w:t>
             </w:r>
           </w:p>
@@ -6114,12 +7760,14 @@
           <w:p>
             <w:pPr>
               <w:pStyle w:val="Compact"/>
+              <w:spacing w:before="20" w:after="20"/>
               <w:jc w:val="left"/>
             </w:pPr>
             <w:r>
               <w:rPr>
                 <w:b/>
                 <w:color w:val="FFFFFF"/>
+                <w:sz w:val="17"/>
               </w:rPr>
               <w:t xml:space="preserve">KPI</w:t>
             </w:r>
@@ -6132,12 +7780,14 @@
           <w:p>
             <w:pPr>
               <w:pStyle w:val="Compact"/>
+              <w:spacing w:before="20" w:after="20"/>
               <w:jc w:val="left"/>
             </w:pPr>
             <w:r>
               <w:rPr>
                 <w:b/>
                 <w:color w:val="FFFFFF"/>
+                <w:sz w:val="17"/>
               </w:rPr>
               <w:t xml:space="preserve">Definition</w:t>
             </w:r>
@@ -6150,12 +7800,14 @@
           <w:p>
             <w:pPr>
               <w:pStyle w:val="Compact"/>
+              <w:spacing w:before="20" w:after="20"/>
               <w:jc w:val="left"/>
             </w:pPr>
             <w:r>
               <w:rPr>
                 <w:b/>
                 <w:color w:val="FFFFFF"/>
+                <w:sz w:val="17"/>
               </w:rPr>
               <w:t xml:space="preserve">Source</w:t>
             </w:r>
@@ -6168,12 +7820,14 @@
           <w:p>
             <w:pPr>
               <w:pStyle w:val="Compact"/>
+              <w:spacing w:before="20" w:after="20"/>
               <w:jc w:val="left"/>
             </w:pPr>
             <w:r>
               <w:rPr>
                 <w:b/>
                 <w:color w:val="FFFFFF"/>
+                <w:sz w:val="17"/>
               </w:rPr>
               <w:t xml:space="preserve">Pilot target (proposed)</w:t>
             </w:r>
@@ -6186,12 +7840,14 @@
           <w:p>
             <w:pPr>
               <w:pStyle w:val="Compact"/>
+              <w:spacing w:before="20" w:after="20"/>
               <w:jc w:val="left"/>
             </w:pPr>
             <w:r>
               <w:rPr>
                 <w:b/>
                 <w:color w:val="FFFFFF"/>
+                <w:sz w:val="17"/>
               </w:rPr>
               <w:t xml:space="preserve">Scale target (proposed)</w:t>
             </w:r>
@@ -6204,9 +7860,13 @@
           <w:p>
             <w:pPr>
               <w:pStyle w:val="Compact"/>
-              <w:jc w:val="left"/>
-            </w:pPr>
-            <w:r>
+              <w:spacing w:before="20" w:after="20"/>
+              <w:jc w:val="left"/>
+            </w:pPr>
+            <w:r>
+              <w:rPr>
+                <w:sz w:val="17"/>
+              </w:rPr>
               <w:t xml:space="preserve">Weekly active users — telesales</w:t>
             </w:r>
           </w:p>
@@ -6216,9 +7876,13 @@
           <w:p>
             <w:pPr>
               <w:pStyle w:val="Compact"/>
-              <w:jc w:val="left"/>
-            </w:pPr>
-            <w:r>
+              <w:spacing w:before="20" w:after="20"/>
+              <w:jc w:val="left"/>
+            </w:pPr>
+            <w:r>
+              <w:rPr>
+                <w:sz w:val="17"/>
+              </w:rPr>
               <w:t xml:space="preserve">Distinct agents with ≥ 1 login and ≥ 1 handoff action per week ÷ licensed agents</w:t>
             </w:r>
           </w:p>
@@ -6228,30 +7892,45 @@
           <w:p>
             <w:pPr>
               <w:pStyle w:val="Compact"/>
-              <w:jc w:val="left"/>
-            </w:pPr>
-            <w:r>
+              <w:spacing w:before="20" w:after="20"/>
+              <w:jc w:val="left"/>
+            </w:pPr>
+            <w:r>
+              <w:rPr>
+                <w:sz w:val="17"/>
+              </w:rPr>
               <w:t xml:space="preserve">Audit (</w:t>
             </w:r>
             <w:r>
               <w:rPr>
                 <w:rStyle w:val="VerbatimChar"/>
+                <w:sz w:val="17"/>
               </w:rPr>
               <w:t xml:space="preserve">auth.login</w:t>
             </w:r>
             <w:r>
+              <w:rPr>
+                <w:sz w:val="17"/>
+              </w:rPr>
               <w:t xml:space="preserve">,</w:t>
             </w:r>
             <w:r>
+              <w:rPr>
+                <w:sz w:val="17"/>
+              </w:rPr>
               <w:t xml:space="preserve"> </w:t>
             </w:r>
             <w:r>
               <w:rPr>
                 <w:rStyle w:val="VerbatimChar"/>
+                <w:sz w:val="17"/>
               </w:rPr>
               <w:t xml:space="preserve">handoff.updated</w:t>
             </w:r>
             <w:r>
+              <w:rPr>
+                <w:sz w:val="17"/>
+              </w:rPr>
               <w:t xml:space="preserve">)</w:t>
             </w:r>
           </w:p>
@@ -6261,9 +7940,13 @@
           <w:p>
             <w:pPr>
               <w:pStyle w:val="Compact"/>
-              <w:jc w:val="left"/>
-            </w:pPr>
-            <w:r>
+              <w:spacing w:before="20" w:after="20"/>
+              <w:jc w:val="left"/>
+            </w:pPr>
+            <w:r>
+              <w:rPr>
+                <w:sz w:val="17"/>
+              </w:rPr>
               <w:t xml:space="preserve">≥ 90 %</w:t>
             </w:r>
           </w:p>
@@ -6273,9 +7956,13 @@
           <w:p>
             <w:pPr>
               <w:pStyle w:val="Compact"/>
-              <w:jc w:val="left"/>
-            </w:pPr>
-            <w:r>
+              <w:spacing w:before="20" w:after="20"/>
+              <w:jc w:val="left"/>
+            </w:pPr>
+            <w:r>
+              <w:rPr>
+                <w:sz w:val="17"/>
+              </w:rPr>
               <w:t xml:space="preserve">≥ 95 %</w:t>
             </w:r>
           </w:p>
@@ -6287,9 +7974,13 @@
           <w:p>
             <w:pPr>
               <w:pStyle w:val="Compact"/>
-              <w:jc w:val="left"/>
-            </w:pPr>
-            <w:r>
+              <w:spacing w:before="20" w:after="20"/>
+              <w:jc w:val="left"/>
+            </w:pPr>
+            <w:r>
+              <w:rPr>
+                <w:sz w:val="17"/>
+              </w:rPr>
               <w:t xml:space="preserve">Weekly active users — supervisors, campaign, compliance, stewards</w:t>
             </w:r>
           </w:p>
@@ -6299,9 +7990,13 @@
           <w:p>
             <w:pPr>
               <w:pStyle w:val="Compact"/>
-              <w:jc w:val="left"/>
-            </w:pPr>
-            <w:r>
+              <w:spacing w:before="20" w:after="20"/>
+              <w:jc w:val="left"/>
+            </w:pPr>
+            <w:r>
+              <w:rPr>
+                <w:sz w:val="17"/>
+              </w:rPr>
               <w:t xml:space="preserve">Per role, ≥ 1 meaningful action per week</w:t>
             </w:r>
           </w:p>
@@ -6311,9 +8006,13 @@
           <w:p>
             <w:pPr>
               <w:pStyle w:val="Compact"/>
-              <w:jc w:val="left"/>
-            </w:pPr>
-            <w:r>
+              <w:spacing w:before="20" w:after="20"/>
+              <w:jc w:val="left"/>
+            </w:pPr>
+            <w:r>
+              <w:rPr>
+                <w:sz w:val="17"/>
+              </w:rPr>
               <w:t xml:space="preserve">Audit</w:t>
             </w:r>
           </w:p>
@@ -6323,9 +8022,13 @@
           <w:p>
             <w:pPr>
               <w:pStyle w:val="Compact"/>
-              <w:jc w:val="left"/>
-            </w:pPr>
-            <w:r>
+              <w:spacing w:before="20" w:after="20"/>
+              <w:jc w:val="left"/>
+            </w:pPr>
+            <w:r>
+              <w:rPr>
+                <w:sz w:val="17"/>
+              </w:rPr>
               <w:t xml:space="preserve">≥ 80 %</w:t>
             </w:r>
           </w:p>
@@ -6335,9 +8038,13 @@
           <w:p>
             <w:pPr>
               <w:pStyle w:val="Compact"/>
-              <w:jc w:val="left"/>
-            </w:pPr>
-            <w:r>
+              <w:spacing w:before="20" w:after="20"/>
+              <w:jc w:val="left"/>
+            </w:pPr>
+            <w:r>
+              <w:rPr>
+                <w:sz w:val="17"/>
+              </w:rPr>
               <w:t xml:space="preserve">≥ 90 %</w:t>
             </w:r>
           </w:p>
@@ -6349,9 +8056,13 @@
           <w:p>
             <w:pPr>
               <w:pStyle w:val="Compact"/>
-              <w:jc w:val="left"/>
-            </w:pPr>
-            <w:r>
+              <w:spacing w:before="20" w:after="20"/>
+              <w:jc w:val="left"/>
+            </w:pPr>
+            <w:r>
+              <w:rPr>
+                <w:sz w:val="17"/>
+              </w:rPr>
               <w:t xml:space="preserve">Handoff first-contact time</w:t>
             </w:r>
           </w:p>
@@ -6361,39 +8072,63 @@
           <w:p>
             <w:pPr>
               <w:pStyle w:val="Compact"/>
-              <w:jc w:val="left"/>
-            </w:pPr>
-            <w:r>
+              <w:spacing w:before="20" w:after="20"/>
+              <w:jc w:val="left"/>
+            </w:pPr>
+            <w:r>
+              <w:rPr>
+                <w:sz w:val="17"/>
+              </w:rPr>
               <w:t xml:space="preserve">Median time from</w:t>
             </w:r>
             <w:r>
+              <w:rPr>
+                <w:sz w:val="17"/>
+              </w:rPr>
               <w:t xml:space="preserve"> </w:t>
             </w:r>
             <w:r>
               <w:rPr>
                 <w:rStyle w:val="VerbatimChar"/>
+                <w:sz w:val="17"/>
               </w:rPr>
               <w:t xml:space="preserve">handoff.created</w:t>
             </w:r>
             <w:r>
+              <w:rPr>
+                <w:sz w:val="17"/>
+              </w:rPr>
               <w:t xml:space="preserve"> </w:t>
             </w:r>
             <w:r>
+              <w:rPr>
+                <w:sz w:val="17"/>
+              </w:rPr>
               <w:t xml:space="preserve">to first</w:t>
             </w:r>
             <w:r>
+              <w:rPr>
+                <w:sz w:val="17"/>
+              </w:rPr>
               <w:t xml:space="preserve"> </w:t>
             </w:r>
             <w:r>
               <w:rPr>
                 <w:rStyle w:val="VerbatimChar"/>
+                <w:sz w:val="17"/>
               </w:rPr>
               <w:t xml:space="preserve">handoff.updated</w:t>
             </w:r>
             <w:r>
+              <w:rPr>
+                <w:sz w:val="17"/>
+              </w:rPr>
               <w:t xml:space="preserve"> </w:t>
             </w:r>
             <w:r>
+              <w:rPr>
+                <w:sz w:val="17"/>
+              </w:rPr>
               <w:t xml:space="preserve">by an agent, in business hours</w:t>
             </w:r>
           </w:p>
@@ -6403,9 +8138,13 @@
           <w:p>
             <w:pPr>
               <w:pStyle w:val="Compact"/>
-              <w:jc w:val="left"/>
-            </w:pPr>
-            <w:r>
+              <w:spacing w:before="20" w:after="20"/>
+              <w:jc w:val="left"/>
+            </w:pPr>
+            <w:r>
+              <w:rPr>
+                <w:sz w:val="17"/>
+              </w:rPr>
               <w:t xml:space="preserve">Audit / events</w:t>
             </w:r>
           </w:p>
@@ -6415,9 +8154,13 @@
           <w:p>
             <w:pPr>
               <w:pStyle w:val="Compact"/>
-              <w:jc w:val="left"/>
-            </w:pPr>
-            <w:r>
+              <w:spacing w:before="20" w:after="20"/>
+              <w:jc w:val="left"/>
+            </w:pPr>
+            <w:r>
+              <w:rPr>
+                <w:sz w:val="17"/>
+              </w:rPr>
               <w:t xml:space="preserve">≤ 2 business hours</w:t>
             </w:r>
           </w:p>
@@ -6427,9 +8170,13 @@
           <w:p>
             <w:pPr>
               <w:pStyle w:val="Compact"/>
-              <w:jc w:val="left"/>
-            </w:pPr>
-            <w:r>
+              <w:spacing w:before="20" w:after="20"/>
+              <w:jc w:val="left"/>
+            </w:pPr>
+            <w:r>
+              <w:rPr>
+                <w:sz w:val="17"/>
+              </w:rPr>
               <w:t xml:space="preserve">≤ 1 business hour</w:t>
             </w:r>
           </w:p>
@@ -6441,9 +8188,13 @@
           <w:p>
             <w:pPr>
               <w:pStyle w:val="Compact"/>
-              <w:jc w:val="left"/>
-            </w:pPr>
-            <w:r>
+              <w:spacing w:before="20" w:after="20"/>
+              <w:jc w:val="left"/>
+            </w:pPr>
+            <w:r>
+              <w:rPr>
+                <w:sz w:val="17"/>
+              </w:rPr>
               <w:t xml:space="preserve">Handoff backlog age</w:t>
             </w:r>
           </w:p>
@@ -6453,9 +8204,13 @@
           <w:p>
             <w:pPr>
               <w:pStyle w:val="Compact"/>
-              <w:jc w:val="left"/>
-            </w:pPr>
-            <w:r>
+              <w:spacing w:before="20" w:after="20"/>
+              <w:jc w:val="left"/>
+            </w:pPr>
+            <w:r>
+              <w:rPr>
+                <w:sz w:val="17"/>
+              </w:rPr>
               <w:t xml:space="preserve">% of open handoffs older than 1 business day</w:t>
             </w:r>
           </w:p>
@@ -6465,9 +8220,13 @@
           <w:p>
             <w:pPr>
               <w:pStyle w:val="Compact"/>
-              <w:jc w:val="left"/>
-            </w:pPr>
-            <w:r>
+              <w:spacing w:before="20" w:after="20"/>
+              <w:jc w:val="left"/>
+            </w:pPr>
+            <w:r>
+              <w:rPr>
+                <w:sz w:val="17"/>
+              </w:rPr>
               <w:t xml:space="preserve">Handoffs</w:t>
             </w:r>
           </w:p>
@@ -6477,9 +8236,13 @@
           <w:p>
             <w:pPr>
               <w:pStyle w:val="Compact"/>
-              <w:jc w:val="left"/>
-            </w:pPr>
-            <w:r>
+              <w:spacing w:before="20" w:after="20"/>
+              <w:jc w:val="left"/>
+            </w:pPr>
+            <w:r>
+              <w:rPr>
+                <w:sz w:val="17"/>
+              </w:rPr>
               <w:t xml:space="preserve">≤ 10 %</w:t>
             </w:r>
           </w:p>
@@ -6489,9 +8252,13 @@
           <w:p>
             <w:pPr>
               <w:pStyle w:val="Compact"/>
-              <w:jc w:val="left"/>
-            </w:pPr>
-            <w:r>
+              <w:spacing w:before="20" w:after="20"/>
+              <w:jc w:val="left"/>
+            </w:pPr>
+            <w:r>
+              <w:rPr>
+                <w:sz w:val="17"/>
+              </w:rPr>
               <w:t xml:space="preserve">≤ 5 %</w:t>
             </w:r>
           </w:p>
@@ -6503,9 +8270,13 @@
           <w:p>
             <w:pPr>
               <w:pStyle w:val="Compact"/>
-              <w:jc w:val="left"/>
-            </w:pPr>
-            <w:r>
+              <w:spacing w:before="20" w:after="20"/>
+              <w:jc w:val="left"/>
+            </w:pPr>
+            <w:r>
+              <w:rPr>
+                <w:sz w:val="17"/>
+              </w:rPr>
               <w:t xml:space="preserve">% renewals via app</w:t>
             </w:r>
           </w:p>
@@ -6515,33 +8286,51 @@
           <w:p>
             <w:pPr>
               <w:pStyle w:val="Compact"/>
-              <w:jc w:val="left"/>
-            </w:pPr>
-            <w:r>
+              <w:spacing w:before="20" w:after="20"/>
+              <w:jc w:val="left"/>
+            </w:pPr>
+            <w:r>
+              <w:rPr>
+                <w:sz w:val="17"/>
+              </w:rPr>
               <w:t xml:space="preserve">Completed orders with channel</w:t>
             </w:r>
             <w:r>
+              <w:rPr>
+                <w:sz w:val="17"/>
+              </w:rPr>
               <w:t xml:space="preserve"> </w:t>
             </w:r>
             <w:r>
               <w:rPr>
                 <w:rStyle w:val="VerbatimChar"/>
+                <w:sz w:val="17"/>
               </w:rPr>
               <w:t xml:space="preserve">vetc_app</w:t>
             </w:r>
             <w:r>
+              <w:rPr>
+                <w:sz w:val="17"/>
+              </w:rPr>
               <w:t xml:space="preserve">/</w:t>
             </w:r>
             <w:r>
               <w:rPr>
                 <w:rStyle w:val="VerbatimChar"/>
+                <w:sz w:val="17"/>
               </w:rPr>
               <w:t xml:space="preserve">zalo</w:t>
             </w:r>
             <w:r>
+              <w:rPr>
+                <w:sz w:val="17"/>
+              </w:rPr>
               <w:t xml:space="preserve"> </w:t>
             </w:r>
             <w:r>
+              <w:rPr>
+                <w:sz w:val="17"/>
+              </w:rPr>
               <w:t xml:space="preserve">÷ all completed renewal orders</w:t>
             </w:r>
           </w:p>
@@ -6551,11 +8340,13 @@
           <w:p>
             <w:pPr>
               <w:pStyle w:val="Compact"/>
+              <w:spacing w:before="20" w:after="20"/>
               <w:jc w:val="left"/>
             </w:pPr>
             <w:r>
               <w:rPr>
                 <w:rStyle w:val="VerbatimChar"/>
+                <w:sz w:val="17"/>
               </w:rPr>
               <w:t xml:space="preserve">sales.byChannel</w:t>
             </w:r>
@@ -6566,9 +8357,13 @@
           <w:p>
             <w:pPr>
               <w:pStyle w:val="Compact"/>
-              <w:jc w:val="left"/>
-            </w:pPr>
-            <w:r>
+              <w:spacing w:before="20" w:after="20"/>
+              <w:jc w:val="left"/>
+            </w:pPr>
+            <w:r>
+              <w:rPr>
+                <w:sz w:val="17"/>
+              </w:rPr>
               <w:t xml:space="preserve">≥ 50 %</w:t>
             </w:r>
           </w:p>
@@ -6578,9 +8373,13 @@
           <w:p>
             <w:pPr>
               <w:pStyle w:val="Compact"/>
-              <w:jc w:val="left"/>
-            </w:pPr>
-            <w:r>
+              <w:spacing w:before="20" w:after="20"/>
+              <w:jc w:val="left"/>
+            </w:pPr>
+            <w:r>
+              <w:rPr>
+                <w:sz w:val="17"/>
+              </w:rPr>
               <w:t xml:space="preserve">≥ 65 %</w:t>
             </w:r>
           </w:p>
@@ -6592,9 +8391,13 @@
           <w:p>
             <w:pPr>
               <w:pStyle w:val="Compact"/>
-              <w:jc w:val="left"/>
-            </w:pPr>
-            <w:r>
+              <w:spacing w:before="20" w:after="20"/>
+              <w:jc w:val="left"/>
+            </w:pPr>
+            <w:r>
+              <w:rPr>
+                <w:sz w:val="17"/>
+              </w:rPr>
               <w:t xml:space="preserve">Clicks/taps to renew</w:t>
             </w:r>
           </w:p>
@@ -6604,9 +8407,13 @@
           <w:p>
             <w:pPr>
               <w:pStyle w:val="Compact"/>
-              <w:jc w:val="left"/>
-            </w:pPr>
-            <w:r>
+              <w:spacing w:before="20" w:after="20"/>
+              <w:jc w:val="left"/>
+            </w:pPr>
+            <w:r>
+              <w:rPr>
+                <w:sz w:val="17"/>
+              </w:rPr>
               <w:t xml:space="preserve">Median taps from opening a renewal link to the e-certificate</w:t>
             </w:r>
           </w:p>
@@ -6616,9 +8423,13 @@
           <w:p>
             <w:pPr>
               <w:pStyle w:val="Compact"/>
-              <w:jc w:val="left"/>
-            </w:pPr>
-            <w:r>
+              <w:spacing w:before="20" w:after="20"/>
+              <w:jc w:val="left"/>
+            </w:pPr>
+            <w:r>
+              <w:rPr>
+                <w:sz w:val="17"/>
+              </w:rPr>
               <w:t xml:space="preserve">Front-end analytics</w:t>
             </w:r>
           </w:p>
@@ -6628,9 +8439,13 @@
           <w:p>
             <w:pPr>
               <w:pStyle w:val="Compact"/>
-              <w:jc w:val="left"/>
-            </w:pPr>
-            <w:r>
+              <w:spacing w:before="20" w:after="20"/>
+              <w:jc w:val="left"/>
+            </w:pPr>
+            <w:r>
+              <w:rPr>
+                <w:sz w:val="17"/>
+              </w:rPr>
               <w:t xml:space="preserve">≤ 3</w:t>
             </w:r>
           </w:p>
@@ -6640,9 +8455,13 @@
           <w:p>
             <w:pPr>
               <w:pStyle w:val="Compact"/>
-              <w:jc w:val="left"/>
-            </w:pPr>
-            <w:r>
+              <w:spacing w:before="20" w:after="20"/>
+              <w:jc w:val="left"/>
+            </w:pPr>
+            <w:r>
+              <w:rPr>
+                <w:sz w:val="17"/>
+              </w:rPr>
               <w:t xml:space="preserve">≤ 3</w:t>
             </w:r>
           </w:p>
@@ -6654,9 +8473,13 @@
           <w:p>
             <w:pPr>
               <w:pStyle w:val="Compact"/>
-              <w:jc w:val="left"/>
-            </w:pPr>
-            <w:r>
+              <w:spacing w:before="20" w:after="20"/>
+              <w:jc w:val="left"/>
+            </w:pPr>
+            <w:r>
+              <w:rPr>
+                <w:sz w:val="17"/>
+              </w:rPr>
               <w:t xml:space="preserve">Customer expiry confirmations</w:t>
             </w:r>
           </w:p>
@@ -6666,24 +8489,38 @@
           <w:p>
             <w:pPr>
               <w:pStyle w:val="Compact"/>
-              <w:jc w:val="left"/>
-            </w:pPr>
-            <w:r>
+              <w:spacing w:before="20" w:after="20"/>
+              <w:jc w:val="left"/>
+            </w:pPr>
+            <w:r>
+              <w:rPr>
+                <w:sz w:val="17"/>
+              </w:rPr>
               <w:t xml:space="preserve">Customers confirming expiry in app ÷</w:t>
             </w:r>
             <w:r>
+              <w:rPr>
+                <w:sz w:val="17"/>
+              </w:rPr>
               <w:t xml:space="preserve"> </w:t>
             </w:r>
             <w:r>
               <w:rPr>
                 <w:rStyle w:val="VerbatimChar"/>
+                <w:sz w:val="17"/>
               </w:rPr>
               <w:t xml:space="preserve">verify_expiry</w:t>
             </w:r>
             <w:r>
+              <w:rPr>
+                <w:sz w:val="17"/>
+              </w:rPr>
               <w:t xml:space="preserve"> </w:t>
             </w:r>
             <w:r>
+              <w:rPr>
+                <w:sz w:val="17"/>
+              </w:rPr>
               <w:t xml:space="preserve">messages sent</w:t>
             </w:r>
           </w:p>
@@ -6693,17 +8530,25 @@
           <w:p>
             <w:pPr>
               <w:pStyle w:val="Compact"/>
-              <w:jc w:val="left"/>
-            </w:pPr>
-            <w:r>
+              <w:spacing w:before="20" w:after="20"/>
+              <w:jc w:val="left"/>
+            </w:pPr>
+            <w:r>
+              <w:rPr>
+                <w:sz w:val="17"/>
+              </w:rPr>
               <w:t xml:space="preserve">Audit</w:t>
             </w:r>
             <w:r>
+              <w:rPr>
+                <w:sz w:val="17"/>
+              </w:rPr>
               <w:t xml:space="preserve"> </w:t>
             </w:r>
             <w:r>
               <w:rPr>
                 <w:rStyle w:val="VerbatimChar"/>
+                <w:sz w:val="17"/>
               </w:rPr>
               <w:t xml:space="preserve">customer.expiry_declared</w:t>
             </w:r>
@@ -6714,9 +8559,13 @@
           <w:p>
             <w:pPr>
               <w:pStyle w:val="Compact"/>
-              <w:jc w:val="left"/>
-            </w:pPr>
-            <w:r>
+              <w:spacing w:before="20" w:after="20"/>
+              <w:jc w:val="left"/>
+            </w:pPr>
+            <w:r>
+              <w:rPr>
+                <w:sz w:val="17"/>
+              </w:rPr>
               <w:t xml:space="preserve">≥ 15 %</w:t>
             </w:r>
           </w:p>
@@ -6726,9 +8575,13 @@
           <w:p>
             <w:pPr>
               <w:pStyle w:val="Compact"/>
-              <w:jc w:val="left"/>
-            </w:pPr>
-            <w:r>
+              <w:spacing w:before="20" w:after="20"/>
+              <w:jc w:val="left"/>
+            </w:pPr>
+            <w:r>
+              <w:rPr>
+                <w:sz w:val="17"/>
+              </w:rPr>
               <w:t xml:space="preserve">≥ 25 %</w:t>
             </w:r>
           </w:p>
@@ -6740,9 +8593,13 @@
           <w:p>
             <w:pPr>
               <w:pStyle w:val="Compact"/>
-              <w:jc w:val="left"/>
-            </w:pPr>
-            <w:r>
+              <w:spacing w:before="20" w:after="20"/>
+              <w:jc w:val="left"/>
+            </w:pPr>
+            <w:r>
+              <w:rPr>
+                <w:sz w:val="17"/>
+              </w:rPr>
               <w:t xml:space="preserve">Rule-change lead time</w:t>
             </w:r>
           </w:p>
@@ -6752,32 +8609,50 @@
           <w:p>
             <w:pPr>
               <w:pStyle w:val="Compact"/>
-              <w:jc w:val="left"/>
-            </w:pPr>
-            <w:r>
+              <w:spacing w:before="20" w:after="20"/>
+              <w:jc w:val="left"/>
+            </w:pPr>
+            <w:r>
+              <w:rPr>
+                <w:sz w:val="17"/>
+              </w:rPr>
               <w:t xml:space="preserve">Median time from</w:t>
             </w:r>
             <w:r>
+              <w:rPr>
+                <w:sz w:val="17"/>
+              </w:rPr>
               <w:t xml:space="preserve"> </w:t>
             </w:r>
             <w:r>
               <w:rPr>
                 <w:rStyle w:val="VerbatimChar"/>
+                <w:sz w:val="17"/>
               </w:rPr>
               <w:t xml:space="preserve">rules.draft_created</w:t>
             </w:r>
             <w:r>
+              <w:rPr>
+                <w:sz w:val="17"/>
+              </w:rPr>
               <w:t xml:space="preserve"> </w:t>
             </w:r>
             <w:r>
+              <w:rPr>
+                <w:sz w:val="17"/>
+              </w:rPr>
               <w:t xml:space="preserve">to</w:t>
             </w:r>
             <w:r>
+              <w:rPr>
+                <w:sz w:val="17"/>
+              </w:rPr>
               <w:t xml:space="preserve"> </w:t>
             </w:r>
             <w:r>
               <w:rPr>
                 <w:rStyle w:val="VerbatimChar"/>
+                <w:sz w:val="17"/>
               </w:rPr>
               <w:t xml:space="preserve">rules.approved</w:t>
             </w:r>
@@ -6788,9 +8663,13 @@
           <w:p>
             <w:pPr>
               <w:pStyle w:val="Compact"/>
-              <w:jc w:val="left"/>
-            </w:pPr>
-            <w:r>
+              <w:spacing w:before="20" w:after="20"/>
+              <w:jc w:val="left"/>
+            </w:pPr>
+            <w:r>
+              <w:rPr>
+                <w:sz w:val="17"/>
+              </w:rPr>
               <w:t xml:space="preserve">Audit</w:t>
             </w:r>
           </w:p>
@@ -6800,9 +8679,13 @@
           <w:p>
             <w:pPr>
               <w:pStyle w:val="Compact"/>
-              <w:jc w:val="left"/>
-            </w:pPr>
-            <w:r>
+              <w:spacing w:before="20" w:after="20"/>
+              <w:jc w:val="left"/>
+            </w:pPr>
+            <w:r>
+              <w:rPr>
+                <w:sz w:val="17"/>
+              </w:rPr>
               <w:t xml:space="preserve">≤ 1 business day</w:t>
             </w:r>
           </w:p>
@@ -6812,9 +8695,13 @@
           <w:p>
             <w:pPr>
               <w:pStyle w:val="Compact"/>
-              <w:jc w:val="left"/>
-            </w:pPr>
-            <w:r>
+              <w:spacing w:before="20" w:after="20"/>
+              <w:jc w:val="left"/>
+            </w:pPr>
+            <w:r>
+              <w:rPr>
+                <w:sz w:val="17"/>
+              </w:rPr>
               <w:t xml:space="preserve">≤ 1 business day</w:t>
             </w:r>
           </w:p>
@@ -6826,9 +8713,13 @@
           <w:p>
             <w:pPr>
               <w:pStyle w:val="Compact"/>
-              <w:jc w:val="left"/>
-            </w:pPr>
-            <w:r>
+              <w:spacing w:before="20" w:after="20"/>
+              <w:jc w:val="left"/>
+            </w:pPr>
+            <w:r>
+              <w:rPr>
+                <w:sz w:val="17"/>
+              </w:rPr>
               <w:t xml:space="preserve">Rule rejection rate</w:t>
             </w:r>
           </w:p>
@@ -6838,9 +8729,13 @@
           <w:p>
             <w:pPr>
               <w:pStyle w:val="Compact"/>
-              <w:jc w:val="left"/>
-            </w:pPr>
-            <w:r>
+              <w:spacing w:before="20" w:after="20"/>
+              <w:jc w:val="left"/>
+            </w:pPr>
+            <w:r>
+              <w:rPr>
+                <w:sz w:val="17"/>
+              </w:rPr>
               <w:t xml:space="preserve">Rejected ÷ submitted</w:t>
             </w:r>
           </w:p>
@@ -6850,9 +8745,13 @@
           <w:p>
             <w:pPr>
               <w:pStyle w:val="Compact"/>
-              <w:jc w:val="left"/>
-            </w:pPr>
-            <w:r>
+              <w:spacing w:before="20" w:after="20"/>
+              <w:jc w:val="left"/>
+            </w:pPr>
+            <w:r>
+              <w:rPr>
+                <w:sz w:val="17"/>
+              </w:rPr>
               <w:t xml:space="preserve">Audit</w:t>
             </w:r>
           </w:p>
@@ -6862,9 +8761,13 @@
           <w:p>
             <w:pPr>
               <w:pStyle w:val="Compact"/>
-              <w:jc w:val="left"/>
-            </w:pPr>
-            <w:r>
+              <w:spacing w:before="20" w:after="20"/>
+              <w:jc w:val="left"/>
+            </w:pPr>
+            <w:r>
+              <w:rPr>
+                <w:sz w:val="17"/>
+              </w:rPr>
               <w:t xml:space="preserve">Track (no target)</w:t>
             </w:r>
           </w:p>
@@ -6874,9 +8777,13 @@
           <w:p>
             <w:pPr>
               <w:pStyle w:val="Compact"/>
-              <w:jc w:val="left"/>
-            </w:pPr>
-            <w:r>
+              <w:spacing w:before="20" w:after="20"/>
+              <w:jc w:val="left"/>
+            </w:pPr>
+            <w:r>
+              <w:rPr>
+                <w:sz w:val="17"/>
+              </w:rPr>
               <w:t xml:space="preserve">≤ 20 %</w:t>
             </w:r>
           </w:p>
@@ -6888,9 +8795,13 @@
           <w:p>
             <w:pPr>
               <w:pStyle w:val="Compact"/>
-              <w:jc w:val="left"/>
-            </w:pPr>
-            <w:r>
+              <w:spacing w:before="20" w:after="20"/>
+              <w:jc w:val="left"/>
+            </w:pPr>
+            <w:r>
+              <w:rPr>
+                <w:sz w:val="17"/>
+              </w:rPr>
               <w:t xml:space="preserve">Voice bot opt-out rate</w:t>
             </w:r>
           </w:p>
@@ -6900,18 +8811,26 @@
           <w:p>
             <w:pPr>
               <w:pStyle w:val="Compact"/>
+              <w:spacing w:before="20" w:after="20"/>
               <w:jc w:val="left"/>
             </w:pPr>
             <w:r>
               <w:rPr>
                 <w:rStyle w:val="VerbatimChar"/>
+                <w:sz w:val="17"/>
               </w:rPr>
               <w:t xml:space="preserve">opted_out</w:t>
             </w:r>
             <w:r>
+              <w:rPr>
+                <w:sz w:val="17"/>
+              </w:rPr>
               <w:t xml:space="preserve"> </w:t>
             </w:r>
             <w:r>
+              <w:rPr>
+                <w:sz w:val="17"/>
+              </w:rPr>
               <w:t xml:space="preserve">÷ calls</w:t>
             </w:r>
           </w:p>
@@ -6921,21 +8840,29 @@
           <w:p>
             <w:pPr>
               <w:pStyle w:val="Compact"/>
-              <w:jc w:val="left"/>
-            </w:pPr>
-            <w:r>
-              <w:t xml:space="preserve">Governance dashboard</w:t>
-            </w:r>
-          </w:p>
-        </w:tc>
-        <w:tc>
-          <w:tcPr/>
-          <w:p>
-            <w:pPr>
-              <w:pStyle w:val="Compact"/>
-              <w:jc w:val="left"/>
-            </w:pPr>
-            <w:r>
+              <w:spacing w:before="20" w:after="20"/>
+              <w:jc w:val="left"/>
+            </w:pPr>
+            <w:r>
+              <w:rPr>
+                <w:sz w:val="17"/>
+              </w:rPr>
+              <w:t xml:space="preserve">Governance figures (Audit page)</w:t>
+            </w:r>
+          </w:p>
+        </w:tc>
+        <w:tc>
+          <w:tcPr/>
+          <w:p>
+            <w:pPr>
+              <w:pStyle w:val="Compact"/>
+              <w:spacing w:before="20" w:after="20"/>
+              <w:jc w:val="left"/>
+            </w:pPr>
+            <w:r>
+              <w:rPr>
+                <w:sz w:val="17"/>
+              </w:rPr>
               <w:t xml:space="preserve">≤ 5 %</w:t>
             </w:r>
           </w:p>
@@ -6945,9 +8872,13 @@
           <w:p>
             <w:pPr>
               <w:pStyle w:val="Compact"/>
-              <w:jc w:val="left"/>
-            </w:pPr>
-            <w:r>
+              <w:spacing w:before="20" w:after="20"/>
+              <w:jc w:val="left"/>
+            </w:pPr>
+            <w:r>
+              <w:rPr>
+                <w:sz w:val="17"/>
+              </w:rPr>
               <w:t xml:space="preserve">≤ 3 %</w:t>
             </w:r>
           </w:p>
@@ -6959,9 +8890,13 @@
           <w:p>
             <w:pPr>
               <w:pStyle w:val="Compact"/>
-              <w:jc w:val="left"/>
-            </w:pPr>
-            <w:r>
+              <w:spacing w:before="20" w:after="20"/>
+              <w:jc w:val="left"/>
+            </w:pPr>
+            <w:r>
+              <w:rPr>
+                <w:sz w:val="17"/>
+              </w:rPr>
               <w:t xml:space="preserve">Plate-verification failure rate</w:t>
             </w:r>
           </w:p>
@@ -6971,33 +8906,51 @@
           <w:p>
             <w:pPr>
               <w:pStyle w:val="Compact"/>
-              <w:jc w:val="left"/>
-            </w:pPr>
-            <w:r>
+              <w:spacing w:before="20" w:after="20"/>
+              <w:jc w:val="left"/>
+            </w:pPr>
+            <w:r>
+              <w:rPr>
+                <w:sz w:val="17"/>
+              </w:rPr>
               <w:t xml:space="preserve">(</w:t>
             </w:r>
             <w:r>
               <w:rPr>
                 <w:rStyle w:val="VerbatimChar"/>
+                <w:sz w:val="17"/>
               </w:rPr>
               <w:t xml:space="preserve">plate_mismatch</w:t>
             </w:r>
             <w:r>
+              <w:rPr>
+                <w:sz w:val="17"/>
+              </w:rPr>
               <w:t xml:space="preserve"> </w:t>
             </w:r>
             <w:r>
+              <w:rPr>
+                <w:sz w:val="17"/>
+              </w:rPr>
               <w:t xml:space="preserve">+</w:t>
             </w:r>
             <w:r>
+              <w:rPr>
+                <w:sz w:val="17"/>
+              </w:rPr>
               <w:t xml:space="preserve"> </w:t>
             </w:r>
             <w:r>
               <w:rPr>
                 <w:rStyle w:val="VerbatimChar"/>
+                <w:sz w:val="17"/>
               </w:rPr>
               <w:t xml:space="preserve">unverified</w:t>
             </w:r>
             <w:r>
+              <w:rPr>
+                <w:sz w:val="17"/>
+              </w:rPr>
               <w:t xml:space="preserve">) ÷ calls</w:t>
             </w:r>
           </w:p>
@@ -7007,21 +8960,29 @@
           <w:p>
             <w:pPr>
               <w:pStyle w:val="Compact"/>
-              <w:jc w:val="left"/>
-            </w:pPr>
-            <w:r>
-              <w:t xml:space="preserve">Governance dashboard</w:t>
-            </w:r>
-          </w:p>
-        </w:tc>
-        <w:tc>
-          <w:tcPr/>
-          <w:p>
-            <w:pPr>
-              <w:pStyle w:val="Compact"/>
-              <w:jc w:val="left"/>
-            </w:pPr>
-            <w:r>
+              <w:spacing w:before="20" w:after="20"/>
+              <w:jc w:val="left"/>
+            </w:pPr>
+            <w:r>
+              <w:rPr>
+                <w:sz w:val="17"/>
+              </w:rPr>
+              <w:t xml:space="preserve">Governance figures (Audit page)</w:t>
+            </w:r>
+          </w:p>
+        </w:tc>
+        <w:tc>
+          <w:tcPr/>
+          <w:p>
+            <w:pPr>
+              <w:pStyle w:val="Compact"/>
+              <w:spacing w:before="20" w:after="20"/>
+              <w:jc w:val="left"/>
+            </w:pPr>
+            <w:r>
+              <w:rPr>
+                <w:sz w:val="17"/>
+              </w:rPr>
               <w:t xml:space="preserve">≤ 15 %</w:t>
             </w:r>
           </w:p>
@@ -7031,9 +8992,13 @@
           <w:p>
             <w:pPr>
               <w:pStyle w:val="Compact"/>
-              <w:jc w:val="left"/>
-            </w:pPr>
-            <w:r>
+              <w:spacing w:before="20" w:after="20"/>
+              <w:jc w:val="left"/>
+            </w:pPr>
+            <w:r>
+              <w:rPr>
+                <w:sz w:val="17"/>
+              </w:rPr>
               <w:t xml:space="preserve">≤ 10 %</w:t>
             </w:r>
           </w:p>
@@ -7045,9 +9010,13 @@
           <w:p>
             <w:pPr>
               <w:pStyle w:val="Compact"/>
-              <w:jc w:val="left"/>
-            </w:pPr>
-            <w:r>
+              <w:spacing w:before="20" w:after="20"/>
+              <w:jc w:val="left"/>
+            </w:pPr>
+            <w:r>
+              <w:rPr>
+                <w:sz w:val="17"/>
+              </w:rPr>
               <w:t xml:space="preserve">Customer CSAT (post-purchase)</w:t>
             </w:r>
           </w:p>
@@ -7057,9 +9026,13 @@
           <w:p>
             <w:pPr>
               <w:pStyle w:val="Compact"/>
-              <w:jc w:val="left"/>
-            </w:pPr>
-            <w:r>
+              <w:spacing w:before="20" w:after="20"/>
+              <w:jc w:val="left"/>
+            </w:pPr>
+            <w:r>
+              <w:rPr>
+                <w:sz w:val="17"/>
+              </w:rPr>
               <w:t xml:space="preserve">1–5 rating after e-certificate</w:t>
             </w:r>
           </w:p>
@@ -7069,9 +9042,13 @@
           <w:p>
             <w:pPr>
               <w:pStyle w:val="Compact"/>
-              <w:jc w:val="left"/>
-            </w:pPr>
-            <w:r>
+              <w:spacing w:before="20" w:after="20"/>
+              <w:jc w:val="left"/>
+            </w:pPr>
+            <w:r>
+              <w:rPr>
+                <w:sz w:val="17"/>
+              </w:rPr>
               <w:t xml:space="preserve">In-app survey</w:t>
             </w:r>
           </w:p>
@@ -7081,9 +9058,13 @@
           <w:p>
             <w:pPr>
               <w:pStyle w:val="Compact"/>
-              <w:jc w:val="left"/>
-            </w:pPr>
-            <w:r>
+              <w:spacing w:before="20" w:after="20"/>
+              <w:jc w:val="left"/>
+            </w:pPr>
+            <w:r>
+              <w:rPr>
+                <w:sz w:val="17"/>
+              </w:rPr>
               <w:t xml:space="preserve">≥ 4.3</w:t>
             </w:r>
           </w:p>
@@ -7093,9 +9074,13 @@
           <w:p>
             <w:pPr>
               <w:pStyle w:val="Compact"/>
-              <w:jc w:val="left"/>
-            </w:pPr>
-            <w:r>
+              <w:spacing w:before="20" w:after="20"/>
+              <w:jc w:val="left"/>
+            </w:pPr>
+            <w:r>
+              <w:rPr>
+                <w:sz w:val="17"/>
+              </w:rPr>
               <w:t xml:space="preserve">≥ 4.5</w:t>
             </w:r>
           </w:p>
@@ -7107,9 +9092,13 @@
           <w:p>
             <w:pPr>
               <w:pStyle w:val="Compact"/>
-              <w:jc w:val="left"/>
-            </w:pPr>
-            <w:r>
+              <w:spacing w:before="20" w:after="20"/>
+              <w:jc w:val="left"/>
+            </w:pPr>
+            <w:r>
+              <w:rPr>
+                <w:sz w:val="17"/>
+              </w:rPr>
               <w:t xml:space="preserve">Customer NPS</w:t>
             </w:r>
           </w:p>
@@ -7119,9 +9108,13 @@
           <w:p>
             <w:pPr>
               <w:pStyle w:val="Compact"/>
-              <w:jc w:val="left"/>
-            </w:pPr>
-            <w:r>
+              <w:spacing w:before="20" w:after="20"/>
+              <w:jc w:val="left"/>
+            </w:pPr>
+            <w:r>
+              <w:rPr>
+                <w:sz w:val="17"/>
+              </w:rPr>
               <w:t xml:space="preserve">Quarterly survey of pilot customers</w:t>
             </w:r>
           </w:p>
@@ -7131,9 +9124,13 @@
           <w:p>
             <w:pPr>
               <w:pStyle w:val="Compact"/>
-              <w:jc w:val="left"/>
-            </w:pPr>
-            <w:r>
+              <w:spacing w:before="20" w:after="20"/>
+              <w:jc w:val="left"/>
+            </w:pPr>
+            <w:r>
+              <w:rPr>
+                <w:sz w:val="17"/>
+              </w:rPr>
               <w:t xml:space="preserve">Survey</w:t>
             </w:r>
           </w:p>
@@ -7143,9 +9140,13 @@
           <w:p>
             <w:pPr>
               <w:pStyle w:val="Compact"/>
-              <w:jc w:val="left"/>
-            </w:pPr>
-            <w:r>
+              <w:spacing w:before="20" w:after="20"/>
+              <w:jc w:val="left"/>
+            </w:pPr>
+            <w:r>
+              <w:rPr>
+                <w:sz w:val="17"/>
+              </w:rPr>
               <w:t xml:space="preserve">≥ +30</w:t>
             </w:r>
           </w:p>
@@ -7155,9 +9156,13 @@
           <w:p>
             <w:pPr>
               <w:pStyle w:val="Compact"/>
-              <w:jc w:val="left"/>
-            </w:pPr>
-            <w:r>
+              <w:spacing w:before="20" w:after="20"/>
+              <w:jc w:val="left"/>
+            </w:pPr>
+            <w:r>
+              <w:rPr>
+                <w:sz w:val="17"/>
+              </w:rPr>
               <w:t xml:space="preserve">≥ +40</w:t>
             </w:r>
           </w:p>
@@ -7169,9 +9174,13 @@
           <w:p>
             <w:pPr>
               <w:pStyle w:val="Compact"/>
-              <w:jc w:val="left"/>
-            </w:pPr>
-            <w:r>
+              <w:spacing w:before="20" w:after="20"/>
+              <w:jc w:val="left"/>
+            </w:pPr>
+            <w:r>
+              <w:rPr>
+                <w:sz w:val="17"/>
+              </w:rPr>
               <w:t xml:space="preserve">Staff satisfaction / SUS</w:t>
             </w:r>
           </w:p>
@@ -7181,9 +9190,13 @@
           <w:p>
             <w:pPr>
               <w:pStyle w:val="Compact"/>
-              <w:jc w:val="left"/>
-            </w:pPr>
-            <w:r>
+              <w:spacing w:before="20" w:after="20"/>
+              <w:jc w:val="left"/>
+            </w:pPr>
+            <w:r>
+              <w:rPr>
+                <w:sz w:val="17"/>
+              </w:rPr>
               <w:t xml:space="preserve">System Usability Scale per role</w:t>
             </w:r>
           </w:p>
@@ -7193,9 +9206,13 @@
           <w:p>
             <w:pPr>
               <w:pStyle w:val="Compact"/>
-              <w:jc w:val="left"/>
-            </w:pPr>
-            <w:r>
+              <w:spacing w:before="20" w:after="20"/>
+              <w:jc w:val="left"/>
+            </w:pPr>
+            <w:r>
+              <w:rPr>
+                <w:sz w:val="17"/>
+              </w:rPr>
               <w:t xml:space="preserve">Survey (see usability plan)</w:t>
             </w:r>
           </w:p>
@@ -7205,9 +9222,13 @@
           <w:p>
             <w:pPr>
               <w:pStyle w:val="Compact"/>
-              <w:jc w:val="left"/>
-            </w:pPr>
-            <w:r>
+              <w:spacing w:before="20" w:after="20"/>
+              <w:jc w:val="left"/>
+            </w:pPr>
+            <w:r>
+              <w:rPr>
+                <w:sz w:val="17"/>
+              </w:rPr>
               <w:t xml:space="preserve">≥ 70</w:t>
             </w:r>
           </w:p>
@@ -7217,9 +9238,13 @@
           <w:p>
             <w:pPr>
               <w:pStyle w:val="Compact"/>
-              <w:jc w:val="left"/>
-            </w:pPr>
-            <w:r>
+              <w:spacing w:before="20" w:after="20"/>
+              <w:jc w:val="left"/>
+            </w:pPr>
+            <w:r>
+              <w:rPr>
+                <w:sz w:val="17"/>
+              </w:rPr>
               <w:t xml:space="preserve">≥ 75</w:t>
             </w:r>
           </w:p>
@@ -7231,9 +9256,13 @@
           <w:p>
             <w:pPr>
               <w:pStyle w:val="Compact"/>
-              <w:jc w:val="left"/>
-            </w:pPr>
-            <w:r>
+              <w:spacing w:before="20" w:after="20"/>
+              <w:jc w:val="left"/>
+            </w:pPr>
+            <w:r>
+              <w:rPr>
+                <w:sz w:val="17"/>
+              </w:rPr>
               <w:t xml:space="preserve">Training completion</w:t>
             </w:r>
           </w:p>
@@ -7243,9 +9272,13 @@
           <w:p>
             <w:pPr>
               <w:pStyle w:val="Compact"/>
-              <w:jc w:val="left"/>
-            </w:pPr>
-            <w:r>
+              <w:spacing w:before="20" w:after="20"/>
+              <w:jc w:val="left"/>
+            </w:pPr>
+            <w:r>
+              <w:rPr>
+                <w:sz w:val="17"/>
+              </w:rPr>
               <w:t xml:space="preserve">Certified users ÷ target users before account activation</w:t>
             </w:r>
           </w:p>
@@ -7255,9 +9288,13 @@
           <w:p>
             <w:pPr>
               <w:pStyle w:val="Compact"/>
-              <w:jc w:val="left"/>
-            </w:pPr>
-            <w:r>
+              <w:spacing w:before="20" w:after="20"/>
+              <w:jc w:val="left"/>
+            </w:pPr>
+            <w:r>
+              <w:rPr>
+                <w:sz w:val="17"/>
+              </w:rPr>
               <w:t xml:space="preserve">LMS</w:t>
             </w:r>
           </w:p>
@@ -7267,9 +9304,13 @@
           <w:p>
             <w:pPr>
               <w:pStyle w:val="Compact"/>
-              <w:jc w:val="left"/>
-            </w:pPr>
-            <w:r>
+              <w:spacing w:before="20" w:after="20"/>
+              <w:jc w:val="left"/>
+            </w:pPr>
+            <w:r>
+              <w:rPr>
+                <w:sz w:val="17"/>
+              </w:rPr>
               <w:t xml:space="preserve">100 % before go-live</w:t>
             </w:r>
           </w:p>
@@ -7279,9 +9320,13 @@
           <w:p>
             <w:pPr>
               <w:pStyle w:val="Compact"/>
-              <w:jc w:val="left"/>
-            </w:pPr>
-            <w:r>
+              <w:spacing w:before="20" w:after="20"/>
+              <w:jc w:val="left"/>
+            </w:pPr>
+            <w:r>
+              <w:rPr>
+                <w:sz w:val="17"/>
+              </w:rPr>
               <w:t xml:space="preserve">100 %</w:t>
             </w:r>
           </w:p>
@@ -7293,9 +9338,13 @@
           <w:p>
             <w:pPr>
               <w:pStyle w:val="Compact"/>
-              <w:jc w:val="left"/>
-            </w:pPr>
-            <w:r>
+              <w:spacing w:before="20" w:after="20"/>
+              <w:jc w:val="left"/>
+            </w:pPr>
+            <w:r>
+              <w:rPr>
+                <w:sz w:val="17"/>
+              </w:rPr>
               <w:t xml:space="preserve">Help usage</w:t>
             </w:r>
           </w:p>
@@ -7305,9 +9354,13 @@
           <w:p>
             <w:pPr>
               <w:pStyle w:val="Compact"/>
-              <w:jc w:val="left"/>
-            </w:pPr>
-            <w:r>
+              <w:spacing w:before="20" w:after="20"/>
+              <w:jc w:val="left"/>
+            </w:pPr>
+            <w:r>
+              <w:rPr>
+                <w:sz w:val="17"/>
+              </w:rPr>
               <w:t xml:space="preserve">Help-drawer opens per active user per week (should fall over time)</w:t>
             </w:r>
           </w:p>
@@ -7317,9 +9370,13 @@
           <w:p>
             <w:pPr>
               <w:pStyle w:val="Compact"/>
-              <w:jc w:val="left"/>
-            </w:pPr>
-            <w:r>
+              <w:spacing w:before="20" w:after="20"/>
+              <w:jc w:val="left"/>
+            </w:pPr>
+            <w:r>
+              <w:rPr>
+                <w:sz w:val="17"/>
+              </w:rPr>
               <w:t xml:space="preserve">Front-end analytics</w:t>
             </w:r>
           </w:p>
@@ -7329,9 +9386,13 @@
           <w:p>
             <w:pPr>
               <w:pStyle w:val="Compact"/>
-              <w:jc w:val="left"/>
-            </w:pPr>
-            <w:r>
+              <w:spacing w:before="20" w:after="20"/>
+              <w:jc w:val="left"/>
+            </w:pPr>
+            <w:r>
+              <w:rPr>
+                <w:sz w:val="17"/>
+              </w:rPr>
               <w:t xml:space="preserve">Track trend</w:t>
             </w:r>
           </w:p>
@@ -7341,9 +9402,13 @@
           <w:p>
             <w:pPr>
               <w:pStyle w:val="Compact"/>
-              <w:jc w:val="left"/>
-            </w:pPr>
-            <w:r>
+              <w:spacing w:before="20" w:after="20"/>
+              <w:jc w:val="left"/>
+            </w:pPr>
+            <w:r>
+              <w:rPr>
+                <w:sz w:val="17"/>
+              </w:rPr>
               <w:t xml:space="preserve">Falling</w:t>
             </w:r>
           </w:p>
@@ -7355,9 +9420,13 @@
           <w:p>
             <w:pPr>
               <w:pStyle w:val="Compact"/>
-              <w:jc w:val="left"/>
-            </w:pPr>
-            <w:r>
+              <w:spacing w:before="20" w:after="20"/>
+              <w:jc w:val="left"/>
+            </w:pPr>
+            <w:r>
+              <w:rPr>
+                <w:sz w:val="17"/>
+              </w:rPr>
               <w:t xml:space="preserve">Support tickets per 100 users</w:t>
             </w:r>
           </w:p>
@@ -7367,9 +9436,13 @@
           <w:p>
             <w:pPr>
               <w:pStyle w:val="Compact"/>
-              <w:jc w:val="left"/>
-            </w:pPr>
-            <w:r>
+              <w:spacing w:before="20" w:after="20"/>
+              <w:jc w:val="left"/>
+            </w:pPr>
+            <w:r>
+              <w:rPr>
+                <w:sz w:val="17"/>
+              </w:rPr>
               <w:t xml:space="preserve">"How-to" tickets</w:t>
             </w:r>
           </w:p>
@@ -7379,9 +9452,13 @@
           <w:p>
             <w:pPr>
               <w:pStyle w:val="Compact"/>
-              <w:jc w:val="left"/>
-            </w:pPr>
-            <w:r>
+              <w:spacing w:before="20" w:after="20"/>
+              <w:jc w:val="left"/>
+            </w:pPr>
+            <w:r>
+              <w:rPr>
+                <w:sz w:val="17"/>
+              </w:rPr>
               <w:t xml:space="preserve">Service desk</w:t>
             </w:r>
           </w:p>
@@ -7391,9 +9468,13 @@
           <w:p>
             <w:pPr>
               <w:pStyle w:val="Compact"/>
-              <w:jc w:val="left"/>
-            </w:pPr>
-            <w:r>
+              <w:spacing w:before="20" w:after="20"/>
+              <w:jc w:val="left"/>
+            </w:pPr>
+            <w:r>
+              <w:rPr>
+                <w:sz w:val="17"/>
+              </w:rPr>
               <w:t xml:space="preserve">≤ 10 / week</w:t>
             </w:r>
           </w:p>
@@ -7403,9 +9484,13 @@
           <w:p>
             <w:pPr>
               <w:pStyle w:val="Compact"/>
-              <w:jc w:val="left"/>
-            </w:pPr>
-            <w:r>
+              <w:spacing w:before="20" w:after="20"/>
+              <w:jc w:val="left"/>
+            </w:pPr>
+            <w:r>
+              <w:rPr>
+                <w:sz w:val="17"/>
+              </w:rPr>
               <w:t xml:space="preserve">≤ 3 / week</w:t>
             </w:r>
           </w:p>
@@ -7453,12 +9538,14 @@
           <w:p>
             <w:pPr>
               <w:pStyle w:val="Compact"/>
+              <w:spacing w:before="20" w:after="20"/>
               <w:jc w:val="left"/>
             </w:pPr>
             <w:r>
               <w:rPr>
                 <w:b/>
                 <w:color w:val="FFFFFF"/>
+                <w:sz w:val="18"/>
               </w:rPr>
               <w:t xml:space="preserve">Likely resistance</w:t>
             </w:r>
@@ -7471,12 +9558,14 @@
           <w:p>
             <w:pPr>
               <w:pStyle w:val="Compact"/>
+              <w:spacing w:before="20" w:after="20"/>
               <w:jc w:val="left"/>
             </w:pPr>
             <w:r>
               <w:rPr>
                 <w:b/>
                 <w:color w:val="FFFFFF"/>
+                <w:sz w:val="18"/>
               </w:rPr>
               <w:t xml:space="preserve">Signal</w:t>
             </w:r>
@@ -7489,12 +9578,14 @@
           <w:p>
             <w:pPr>
               <w:pStyle w:val="Compact"/>
+              <w:spacing w:before="20" w:after="20"/>
               <w:jc w:val="left"/>
             </w:pPr>
             <w:r>
               <w:rPr>
                 <w:b/>
                 <w:color w:val="FFFFFF"/>
+                <w:sz w:val="18"/>
               </w:rPr>
               <w:t xml:space="preserve">Response</w:t>
             </w:r>
@@ -7507,9 +9598,13 @@
           <w:p>
             <w:pPr>
               <w:pStyle w:val="Compact"/>
-              <w:jc w:val="left"/>
-            </w:pPr>
-            <w:r>
+              <w:spacing w:before="20" w:after="20"/>
+              <w:jc w:val="left"/>
+            </w:pPr>
+            <w:r>
+              <w:rPr>
+                <w:sz w:val="18"/>
+              </w:rPr>
               <w:t xml:space="preserve">Agents bypass the inbox and work old lists</w:t>
             </w:r>
           </w:p>
@@ -7519,24 +9614,38 @@
           <w:p>
             <w:pPr>
               <w:pStyle w:val="Compact"/>
-              <w:jc w:val="left"/>
-            </w:pPr>
-            <w:r>
+              <w:spacing w:before="20" w:after="20"/>
+              <w:jc w:val="left"/>
+            </w:pPr>
+            <w:r>
+              <w:rPr>
+                <w:sz w:val="18"/>
+              </w:rPr>
               <w:t xml:space="preserve">Low</w:t>
             </w:r>
             <w:r>
+              <w:rPr>
+                <w:sz w:val="18"/>
+              </w:rPr>
               <w:t xml:space="preserve"> </w:t>
             </w:r>
             <w:r>
               <w:rPr>
                 <w:rStyle w:val="VerbatimChar"/>
+                <w:sz w:val="18"/>
               </w:rPr>
               <w:t xml:space="preserve">handoff.updated</w:t>
             </w:r>
             <w:r>
+              <w:rPr>
+                <w:sz w:val="18"/>
+              </w:rPr>
               <w:t xml:space="preserve"> </w:t>
             </w:r>
             <w:r>
+              <w:rPr>
+                <w:sz w:val="18"/>
+              </w:rPr>
               <w:t xml:space="preserve">per agent; wins not recorded</w:t>
             </w:r>
           </w:p>
@@ -7546,9 +9655,13 @@
           <w:p>
             <w:pPr>
               <w:pStyle w:val="Compact"/>
-              <w:jc w:val="left"/>
-            </w:pPr>
-            <w:r>
+              <w:spacing w:before="20" w:after="20"/>
+              <w:jc w:val="left"/>
+            </w:pPr>
+            <w:r>
+              <w:rPr>
+                <w:sz w:val="18"/>
+              </w:rPr>
               <w:t xml:space="preserve">Supervisor coaching; legacy lists retired by date; incentives based on platform-recorded wins</w:t>
             </w:r>
           </w:p>
@@ -7560,9 +9673,13 @@
           <w:p>
             <w:pPr>
               <w:pStyle w:val="Compact"/>
-              <w:jc w:val="left"/>
-            </w:pPr>
-            <w:r>
+              <w:spacing w:before="20" w:after="20"/>
+              <w:jc w:val="left"/>
+            </w:pPr>
+            <w:r>
+              <w:rPr>
+                <w:sz w:val="18"/>
+              </w:rPr>
               <w:t xml:space="preserve">"The bot steals my leads"</w:t>
             </w:r>
           </w:p>
@@ -7572,9 +9689,13 @@
           <w:p>
             <w:pPr>
               <w:pStyle w:val="Compact"/>
-              <w:jc w:val="left"/>
-            </w:pPr>
-            <w:r>
+              <w:spacing w:before="20" w:after="20"/>
+              <w:jc w:val="left"/>
+            </w:pPr>
+            <w:r>
+              <w:rPr>
+                <w:sz w:val="18"/>
+              </w:rPr>
               <w:t xml:space="preserve">Champion feedback</w:t>
             </w:r>
           </w:p>
@@ -7584,9 +9705,13 @@
           <w:p>
             <w:pPr>
               <w:pStyle w:val="Compact"/>
-              <w:jc w:val="left"/>
-            </w:pPr>
-            <w:r>
+              <w:spacing w:before="20" w:after="20"/>
+              <w:jc w:val="left"/>
+            </w:pPr>
+            <w:r>
+              <w:rPr>
+                <w:sz w:val="18"/>
+              </w:rPr>
               <w:t xml:space="preserve">Show that the bot does verification and reminders and hands hot leads to agents; share agent conversion uplift</w:t>
             </w:r>
           </w:p>
@@ -7598,9 +9723,13 @@
           <w:p>
             <w:pPr>
               <w:pStyle w:val="Compact"/>
-              <w:jc w:val="left"/>
-            </w:pPr>
-            <w:r>
+              <w:spacing w:before="20" w:after="20"/>
+              <w:jc w:val="left"/>
+            </w:pPr>
+            <w:r>
+              <w:rPr>
+                <w:sz w:val="18"/>
+              </w:rPr>
               <w:t xml:space="preserve">Marketing frustrated by caps and the copy guard</w:t>
             </w:r>
           </w:p>
@@ -7610,9 +9739,13 @@
           <w:p>
             <w:pPr>
               <w:pStyle w:val="Compact"/>
-              <w:jc w:val="left"/>
-            </w:pPr>
-            <w:r>
+              <w:spacing w:before="20" w:after="20"/>
+              <w:jc w:val="left"/>
+            </w:pPr>
+            <w:r>
+              <w:rPr>
+                <w:sz w:val="18"/>
+              </w:rPr>
               <w:t xml:space="preserve">Rejected drafts, escalations</w:t>
             </w:r>
           </w:p>
@@ -7622,9 +9755,13 @@
           <w:p>
             <w:pPr>
               <w:pStyle w:val="Compact"/>
-              <w:jc w:val="left"/>
-            </w:pPr>
-            <w:r>
+              <w:spacing w:before="20" w:after="20"/>
+              <w:jc w:val="left"/>
+            </w:pPr>
+            <w:r>
+              <w:rPr>
+                <w:sz w:val="18"/>
+              </w:rPr>
               <w:t xml:space="preserve">Explain the regulatory basis (Decree 91/2020, Law 08/2022); co-create value-based copy; Rules clinic</w:t>
             </w:r>
           </w:p>
@@ -7636,9 +9773,13 @@
           <w:p>
             <w:pPr>
               <w:pStyle w:val="Compact"/>
-              <w:jc w:val="left"/>
-            </w:pPr>
-            <w:r>
+              <w:spacing w:before="20" w:after="20"/>
+              <w:jc w:val="left"/>
+            </w:pPr>
+            <w:r>
+              <w:rPr>
+                <w:sz w:val="18"/>
+              </w:rPr>
               <w:t xml:space="preserve">Compliance overloaded with approvals</w:t>
             </w:r>
           </w:p>
@@ -7648,9 +9789,13 @@
           <w:p>
             <w:pPr>
               <w:pStyle w:val="Compact"/>
-              <w:jc w:val="left"/>
-            </w:pPr>
-            <w:r>
+              <w:spacing w:before="20" w:after="20"/>
+              <w:jc w:val="left"/>
+            </w:pPr>
+            <w:r>
+              <w:rPr>
+                <w:sz w:val="18"/>
+              </w:rPr>
               <w:t xml:space="preserve">Rule lead time &gt; 1 day</w:t>
             </w:r>
           </w:p>
@@ -7660,9 +9805,13 @@
           <w:p>
             <w:pPr>
               <w:pStyle w:val="Compact"/>
-              <w:jc w:val="left"/>
-            </w:pPr>
-            <w:r>
+              <w:spacing w:before="20" w:after="20"/>
+              <w:jc w:val="left"/>
+            </w:pPr>
+            <w:r>
+              <w:rPr>
+                <w:sz w:val="18"/>
+              </w:rPr>
               <w:t xml:space="preserve">Batch low-risk changes; add a second approver; agree risk tiers</w:t>
             </w:r>
           </w:p>
@@ -7674,9 +9823,13 @@
           <w:p>
             <w:pPr>
               <w:pStyle w:val="Compact"/>
-              <w:jc w:val="left"/>
-            </w:pPr>
-            <w:r>
+              <w:spacing w:before="20" w:after="20"/>
+              <w:jc w:val="left"/>
+            </w:pPr>
+            <w:r>
+              <w:rPr>
+                <w:sz w:val="18"/>
+              </w:rPr>
               <w:t xml:space="preserve">Partners fear channel conflict</w:t>
             </w:r>
           </w:p>
@@ -7686,9 +9839,13 @@
           <w:p>
             <w:pPr>
               <w:pStyle w:val="Compact"/>
-              <w:jc w:val="left"/>
-            </w:pPr>
-            <w:r>
+              <w:spacing w:before="20" w:after="20"/>
+              <w:jc w:val="left"/>
+            </w:pPr>
+            <w:r>
+              <w:rPr>
+                <w:sz w:val="18"/>
+              </w:rPr>
               <w:t xml:space="preserve">Partner churn</w:t>
             </w:r>
           </w:p>
@@ -7698,9 +9855,13 @@
           <w:p>
             <w:pPr>
               <w:pStyle w:val="Compact"/>
-              <w:jc w:val="left"/>
-            </w:pPr>
-            <w:r>
+              <w:spacing w:before="20" w:after="20"/>
+              <w:jc w:val="left"/>
+            </w:pPr>
+            <w:r>
+              <w:rPr>
+                <w:sz w:val="18"/>
+              </w:rPr>
               <w:t xml:space="preserve">Partner council, rules of engagement, transparent statements</w:t>
             </w:r>
           </w:p>
@@ -7924,7 +10085,7 @@
     </w:pPr>
     <w:r>
       <w:rPr>
-        <w:rFonts w:ascii="Arial" w:hAnsi="Arial"/>
+        <w:rFonts w:ascii="Calibri" w:hAnsi="Calibri"/>
         <w:sz w:val="16"/>
       </w:rPr>
       <w:t xml:space="preserve">Prepared by iorta TechNXT · Confidential · Page </w:t>
@@ -7969,7 +10130,7 @@
     </w:pPr>
     <w:r>
       <w:rPr>
-        <w:rFonts w:ascii="Arial" w:hAnsi="Arial"/>
+        <w:rFonts w:ascii="Calibri" w:hAnsi="Calibri"/>
         <w:color w:val="213368"/>
         <w:sz w:val="16"/>
       </w:rPr>
@@ -8309,9 +10470,9 @@
     <w:name w:val="Normal"/>
     <w:qFormat/>
     <w:rPr>
-      <w:rFonts w:ascii="Arial" w:cs="Arial" w:eastAsia="Arial" w:hAnsi="Arial"/>
+      <w:rFonts w:ascii="Calibri" w:cs="Calibri" w:eastAsia="Calibri" w:hAnsi="Calibri"/>
       <w:color w:val="121A33"/>
-      <w:sz w:val="21"/>
+      <w:sz w:val="22"/>
     </w:rPr>
   </w:style>
   <w:style w:styleId="BodyText" w:type="paragraph">
@@ -8323,9 +10484,9 @@
     </w:pPr>
     <w:qFormat/>
     <w:rPr>
-      <w:rFonts w:ascii="Arial" w:cs="Arial" w:eastAsia="Arial" w:hAnsi="Arial"/>
+      <w:rFonts w:ascii="Calibri" w:cs="Calibri" w:eastAsia="Calibri" w:hAnsi="Calibri"/>
       <w:color w:val="121A33"/>
-      <w:sz w:val="21"/>
+      <w:sz w:val="22"/>
     </w:rPr>
   </w:style>
   <w:style w:customStyle="1" w:styleId="FirstParagraph" w:type="paragraph">
@@ -8334,9 +10495,9 @@
     <w:next w:val="BodyText"/>
     <w:qFormat/>
     <w:rPr>
-      <w:rFonts w:ascii="Arial" w:cs="Arial" w:eastAsia="Arial" w:hAnsi="Arial"/>
+      <w:rFonts w:ascii="Calibri" w:cs="Calibri" w:eastAsia="Calibri" w:hAnsi="Calibri"/>
       <w:color w:val="121A33"/>
-      <w:sz w:val="21"/>
+      <w:sz w:val="22"/>
     </w:rPr>
   </w:style>
   <w:style w:customStyle="1" w:styleId="Compact" w:type="paragraph">
@@ -8347,9 +10508,9 @@
       <w:spacing w:after="36" w:before="36"/>
     </w:pPr>
     <w:rPr>
-      <w:rFonts w:ascii="Arial" w:cs="Arial" w:eastAsia="Arial" w:hAnsi="Arial"/>
+      <w:rFonts w:ascii="Calibri" w:cs="Calibri" w:eastAsia="Calibri" w:hAnsi="Calibri"/>
       <w:color w:val="121A33"/>
-      <w:sz w:val="21"/>
+      <w:sz w:val="22"/>
     </w:rPr>
   </w:style>
   <w:style w:styleId="Title" w:type="paragraph">
@@ -8364,11 +10525,11 @@
       <w:jc w:val="center"/>
     </w:pPr>
     <w:rPr>
-      <w:rFonts w:ascii="Arial" w:asciiTheme="majorHAnsi" w:cs="Arial" w:cstheme="majorBidi" w:eastAsia="Arial" w:eastAsiaTheme="majorEastAsia" w:hAnsi="Arial" w:hAnsiTheme="majorHAnsi"/>
+      <w:rFonts w:ascii="Calibri" w:asciiTheme="majorHAnsi" w:cs="Calibri" w:cstheme="majorBidi" w:eastAsia="Calibri" w:eastAsiaTheme="majorEastAsia" w:hAnsi="Calibri" w:hAnsiTheme="majorHAnsi"/>
       <w:b/>
       <w:bCs/>
       <w:color w:val="213368"/>
-      <w:sz w:val="48"/>
+      <w:sz w:val="52"/>
       <w:szCs w:val="36"/>
     </w:rPr>
   </w:style>
@@ -8384,7 +10545,7 @@
       <w:jc w:val="center"/>
     </w:pPr>
     <w:rPr>
-      <w:rFonts w:ascii="Arial" w:cs="Arial" w:eastAsia="Arial" w:hAnsi="Arial"/>
+      <w:rFonts w:ascii="Calibri" w:cs="Calibri" w:eastAsia="Calibri" w:hAnsi="Calibri"/>
       <w:b w:val="0"/>
       <w:color w:val="0B6B66"/>
       <w:sz w:val="26"/>
@@ -8653,9 +10814,9 @@
       <w:ind w:firstLine="0" w:left="480" w:right="480"/>
     </w:pPr>
     <w:rPr>
-      <w:rFonts w:ascii="Arial" w:cs="Arial" w:eastAsia="Arial" w:hAnsi="Arial"/>
+      <w:rFonts w:ascii="Calibri" w:cs="Calibri" w:eastAsia="Calibri" w:hAnsi="Calibri"/>
       <w:color w:val="121A33"/>
-      <w:sz w:val="21"/>
+      <w:sz w:val="22"/>
     </w:rPr>
   </w:style>
   <w:style w:styleId="FootnoteText" w:type="paragraph">
@@ -8678,7 +10839,7 @@
     <w:unhideWhenUsed/>
     <w:qFormat/>
     <w:rPr>
-      <w:rFonts w:ascii="Arial" w:cs="Arial" w:eastAsia="Arial" w:hAnsi="Arial"/>
+      <w:rFonts w:ascii="Calibri" w:cs="Calibri" w:eastAsia="Calibri" w:hAnsi="Calibri"/>
       <w:sz w:val="18"/>
     </w:rPr>
     <w:tblPr>
@@ -8774,7 +10935,8 @@
     <w:basedOn w:val="BodyTextChar"/>
     <w:rPr>
       <w:rFonts w:ascii="Consolas" w:cs="Consolas" w:eastAsia="Consolas" w:hAnsi="Consolas"/>
-      <w:sz w:val="17"/>
+      <w:color w:val="2A3A6E"/>
+      <w:sz w:val="18"/>
     </w:rPr>
   </w:style>
   <w:style w:customStyle="1" w:styleId="SectionNumber" w:type="character">
